--- a/tools/report_metodologi/bab_1/Metodologi_Bab1_Ekspansi_Industri.docx
+++ b/tools/report_metodologi/bab_1/Metodologi_Bab1_Ekspansi_Industri.docx
@@ -27201,7 +27201,7 @@
           <w:color w:val="2E7D32"/>
           <w:sz w:val="22"/>
         </w:rPr>
-        <w:t>1.7 BAGAN ALUR KERANGKA KERJA RISET BAB 1</w:t>
+        <w:t>1.8 BAGAN ALUR KERANGKA KERJA RISET BAB 1</w:t>
       </w:r>
     </w:p>
     <w:p>

--- a/tools/report_metodologi/bab_1/Metodologi_Bab1_Ekspansi_Industri.docx
+++ b/tools/report_metodologi/bab_1/Metodologi_Bab1_Ekspansi_Industri.docx
@@ -24865,7 +24865,7 @@
           <w:color w:val="2E7D32"/>
           <w:sz w:val="19"/>
         </w:rPr>
-        <w:t>A. Formulasi Matematis: Kurva Parametrik Alur Pelayaran</w:t>
+        <w:t>A. Pengantar &amp; Kerangka Narasi</w:t>
       </w:r>
     </w:p>
     <w:p>
@@ -24880,7 +24880,154 @@
           <w:color w:val="222222"/>
           <w:sz w:val="19"/>
         </w:rPr>
-        <w:t>Pemetaan alur pelayaran internasional dimodelkan menggunakan formulasi kurva parametrik lengkung (*Bézier Curve*) untuk merepresentasikan alur laut kepulauan dan rute maritim internasional secara realistis:</w:t>
+        <w:t xml:space="preserve">Metode analisis pada tahapan ini difokuskan pada </w:t>
+      </w:r>
+      <w:r>
+        <w:rPr>
+          <w:b/>
+          <w:i w:val="0"/>
+          <w:color w:val="222222"/>
+          <w:sz w:val="19"/>
+        </w:rPr>
+        <w:t>Pemetaan Kausalitas (Spasial)</w:t>
+      </w:r>
+      <w:r>
+        <w:rPr>
+          <w:b w:val="0"/>
+          <w:i w:val="0"/>
+          <w:color w:val="222222"/>
+          <w:sz w:val="19"/>
+        </w:rPr>
+        <w:t xml:space="preserve"> untuk membedah asimetri penguasaan ruang antara wilayah hulu (origin: sumber ekstraksi di Sulawesi) dan hilir (destination: pusat industrialisasi luar negeri). Garis diplot menggunakan rute pelayaran untuk merepresentasikan jarak tempuh aktual kapal logistik di permukaan bumi.</w:t>
+      </w:r>
+    </w:p>
+    <w:p>
+      <w:pPr>
+        <w:spacing w:before="160" w:after="40"/>
+      </w:pPr>
+      <w:r>
+        <w:rPr>
+          <w:b/>
+          <w:i w:val="0"/>
+          <w:color w:val="2E7D32"/>
+          <w:sz w:val="19"/>
+        </w:rPr>
+        <w:t>B. Alur Logika Metodologis (Flowchart Analisis Spasial)</w:t>
+      </w:r>
+    </w:p>
+    <w:p>
+      <w:pPr>
+        <w:spacing w:after="100"/>
+        <w:jc w:val="both"/>
+      </w:pPr>
+      <w:r>
+        <w:rPr>
+          <w:b w:val="0"/>
+          <w:i w:val="0"/>
+          <w:color w:val="222222"/>
+          <w:sz w:val="19"/>
+        </w:rPr>
+        <w:t xml:space="preserve">Rangkaian proses ekstraksi koordinat hingga visualisasi spasial menggunakan pustaka *Scattergeo* direpresentasikan pada </w:t>
+      </w:r>
+      <w:r>
+        <w:rPr>
+          <w:b/>
+          <w:i w:val="0"/>
+          <w:color w:val="222222"/>
+          <w:sz w:val="19"/>
+        </w:rPr>
+        <w:t>Bagan Alur 1.6</w:t>
+      </w:r>
+      <w:r>
+        <w:rPr>
+          <w:b w:val="0"/>
+          <w:i w:val="0"/>
+          <w:color w:val="222222"/>
+          <w:sz w:val="19"/>
+        </w:rPr>
+        <w:t xml:space="preserve"> berikut:</w:t>
+      </w:r>
+    </w:p>
+    <w:p>
+      <w:pPr>
+        <w:spacing w:before="120" w:after="40"/>
+      </w:pPr>
+      <w:r>
+        <w:rPr>
+          <w:b/>
+          <w:i/>
+          <w:color w:val="2E7D32"/>
+          <w:sz w:val="17"/>
+        </w:rPr>
+        <w:t>Bagan Alur 1.6: Alur Logika Metodologis Pemetaan Jalur Logistik Maritim (Bézier Curve)</w:t>
+      </w:r>
+    </w:p>
+    <w:p>
+      <w:pPr>
+        <w:jc w:val="center"/>
+      </w:pPr>
+      <w:r>
+        <w:drawing>
+          <wp:inline xmlns:a="http://schemas.openxmlformats.org/drawingml/2006/main" xmlns:pic="http://schemas.openxmlformats.org/drawingml/2006/picture">
+            <wp:extent cx="5400000" cy="413355"/>
+            <wp:docPr id="8" name="Picture 8"/>
+            <wp:cNvGraphicFramePr>
+              <a:graphicFrameLocks noChangeAspect="1"/>
+            </wp:cNvGraphicFramePr>
+            <a:graphic>
+              <a:graphicData uri="http://schemas.openxmlformats.org/drawingml/2006/picture">
+                <pic:pic>
+                  <pic:nvPicPr>
+                    <pic:cNvPr id="0" name="mermaid_flowchart_1_6.png"/>
+                    <pic:cNvPicPr/>
+                  </pic:nvPicPr>
+                  <pic:blipFill>
+                    <a:blip r:embed="rId16"/>
+                    <a:stretch>
+                      <a:fillRect/>
+                    </a:stretch>
+                  </pic:blipFill>
+                  <pic:spPr>
+                    <a:xfrm>
+                      <a:off x="0" y="0"/>
+                      <a:ext cx="5400000" cy="413355"/>
+                    </a:xfrm>
+                    <a:prstGeom prst="rect"/>
+                  </pic:spPr>
+                </pic:pic>
+              </a:graphicData>
+            </a:graphic>
+          </wp:inline>
+        </w:drawing>
+      </w:r>
+    </w:p>
+    <w:p>
+      <w:pPr>
+        <w:spacing w:before="160" w:after="40"/>
+      </w:pPr>
+      <w:r>
+        <w:rPr>
+          <w:b/>
+          <w:i w:val="0"/>
+          <w:color w:val="2E7D32"/>
+          <w:sz w:val="19"/>
+        </w:rPr>
+        <w:t>C. Formulasi Matematis: Kurva Parametrik Alur Pelayaran</w:t>
+      </w:r>
+    </w:p>
+    <w:p>
+      <w:pPr>
+        <w:spacing w:after="100"/>
+        <w:jc w:val="both"/>
+      </w:pPr>
+      <w:r>
+        <w:rPr>
+          <w:b w:val="0"/>
+          <w:i w:val="0"/>
+          <w:color w:val="222222"/>
+          <w:sz w:val="19"/>
+        </w:rPr>
+        <w:t>Pemetaan alur pelayaran internasional dimodelkan menggunakan formulasi kurva parametrik lengkung (*Bézier Curve*) untuk merepresentasikan alur laut kepulauan secara realistis:</w:t>
       </w:r>
     </w:p>
     <w:p>
@@ -25022,7 +25169,7 @@
           <w:color w:val="2E7D32"/>
           <w:sz w:val="19"/>
         </w:rPr>
-        <w:t>B. Interpretasi Spasial Industri: Rantai Pasok Global</w:t>
+        <w:t>D. Matriks Hasil Pemetaan Spasial</w:t>
       </w:r>
     </w:p>
     <w:p>
@@ -25037,7 +25184,39 @@
           <w:color w:val="222222"/>
           <w:sz w:val="19"/>
         </w:rPr>
-        <w:t>Visualisasi jalur pelayaran ini mengonfirmasi temuan struktural pada sub-bab sebelumnya, di mana eksploitasi ekstraktif sepenuhnya berorientasi ekspor:</w:t>
+        <w:t xml:space="preserve">Agregasi titik asal (Origin) dan tujuan akhir (Destination) di-render langsung ke dalam proyeksi spasial. Struktur data logistik yang menggerakkan pemetaan ini memetakan pelabuhan asal menuju pasar utama, yaitu </w:t>
+      </w:r>
+      <w:r>
+        <w:rPr>
+          <w:b/>
+          <w:i w:val="0"/>
+          <w:color w:val="222222"/>
+          <w:sz w:val="19"/>
+        </w:rPr>
+        <w:t>Tiongkok, Jepang, dan Korea Selatan</w:t>
+      </w:r>
+      <w:r>
+        <w:rPr>
+          <w:b w:val="0"/>
+          <w:i w:val="0"/>
+          <w:color w:val="222222"/>
+          <w:sz w:val="19"/>
+        </w:rPr>
+        <w:t>.</w:t>
+      </w:r>
+    </w:p>
+    <w:p>
+      <w:pPr>
+        <w:spacing w:before="160" w:after="40"/>
+      </w:pPr>
+      <w:r>
+        <w:rPr>
+          <w:b/>
+          <w:i w:val="0"/>
+          <w:color w:val="2E7D32"/>
+          <w:sz w:val="19"/>
+        </w:rPr>
+        <w:t>E. Interpretasi Spasial Industri (Anatomi Rantai Pasok)</w:t>
       </w:r>
     </w:p>
     <w:p>
@@ -25047,6 +25226,21 @@
       </w:pPr>
       <w:r>
         <w:rPr>
+          <w:b w:val="0"/>
+          <w:i w:val="0"/>
+          <w:color w:val="222222"/>
+          <w:sz w:val="19"/>
+        </w:rPr>
+        <w:t>Peta rute logistik maritim mengilustrasikan alur distribusi produk olahan nikel dari kawasan industri di Sulawesi:</w:t>
+      </w:r>
+    </w:p>
+    <w:p>
+      <w:pPr>
+        <w:spacing w:after="100"/>
+        <w:jc w:val="both"/>
+      </w:pPr>
+      <w:r>
+        <w:rPr>
           <w:b/>
           <w:i w:val="0"/>
           <w:color w:val="222222"/>
@@ -25061,7 +25255,7 @@
           <w:color w:val="222222"/>
           <w:sz w:val="19"/>
         </w:rPr>
-        <w:t xml:space="preserve">Infrastruktur Raksasa Penunjang Ekspor: </w:t>
+        <w:t xml:space="preserve">Orientasi Ekspor: </w:t>
       </w:r>
       <w:r>
         <w:rPr>
@@ -25070,7 +25264,7 @@
           <w:color w:val="222222"/>
           <w:sz w:val="19"/>
         </w:rPr>
-        <w:t>Keenam simpul pelabuhan melayani kapal dengan kapasitas hingga 50.000 DWT, memastikan arus bahan baku mentah (raw materials) terus mengalir ke pusat-pusat industri global, terutama Tiongkok.</w:t>
+        <w:t>Kawasan industri utama yang berstatus Proyek Strategis Nasional (PSN) mengalirkan produk olahan ke sentra-sentra industri manufaktur di pasar internasional.</w:t>
         <w:br/>
       </w:r>
       <w:r>
@@ -25089,7 +25283,7 @@
           <w:color w:val="222222"/>
           <w:sz w:val="19"/>
         </w:rPr>
-        <w:t xml:space="preserve">Eksternalitas bagi Ekosistem Pesisir: </w:t>
+        <w:t xml:space="preserve">Integrasi Rantai Pasok: </w:t>
       </w:r>
       <w:r>
         <w:rPr>
@@ -25098,7 +25292,35 @@
           <w:color w:val="222222"/>
           <w:sz w:val="19"/>
         </w:rPr>
-        <w:t>Pembangunan pelabuhan samudera di pesisir Morowali dan Konawe memicu fragmentasi ekosistem laut, perusakan terumbu karang, dan konflik ruang dengan nelayan tangkap tradisional.</w:t>
+        <w:t>Mayoritas rute pengapalan terhubung langsung dengan pelabuhan ekspor tujuan, yang mengindikasikan posisi kawasan pemurnian di Sulawesi sebagai pemasok bahan baku setengah jadi pada rantai pasok global.</w:t>
+        <w:br/>
+      </w:r>
+      <w:r>
+        <w:rPr>
+          <w:b/>
+          <w:i w:val="0"/>
+          <w:color w:val="222222"/>
+          <w:sz w:val="19"/>
+        </w:rPr>
+        <w:t xml:space="preserve">3. </w:t>
+      </w:r>
+      <w:r>
+        <w:rPr>
+          <w:b/>
+          <w:i w:val="0"/>
+          <w:color w:val="222222"/>
+          <w:sz w:val="19"/>
+        </w:rPr>
+        <w:t xml:space="preserve">Dinamika Rute Maritim: </w:t>
+      </w:r>
+      <w:r>
+        <w:rPr>
+          <w:b w:val="0"/>
+          <w:i w:val="0"/>
+          <w:color w:val="222222"/>
+          <w:sz w:val="19"/>
+        </w:rPr>
+        <w:t>Peta rute mencerminkan diversifikasi pasar ekspor (Asia Timur) dan jaringan logistik kawasan.</w:t>
       </w:r>
     </w:p>
     <w:p>

--- a/tools/report_metodologi/bab_1/Metodologi_Bab1_Ekspansi_Industri.docx
+++ b/tools/report_metodologi/bab_1/Metodologi_Bab1_Ekspansi_Industri.docx
@@ -25798,7 +25798,7 @@
                 <w:color w:val="222222"/>
                 <w:sz w:val="17"/>
               </w:rPr>
-              <w:t>Kementerian ESDM (Minerbaone)</w:t>
+              <w:t>Data Registry ESDM MODI (Minerbaone)</w:t>
             </w:r>
           </w:p>
         </w:tc>
@@ -25998,7 +25998,7 @@
                 <w:color w:val="222222"/>
                 <w:sz w:val="17"/>
               </w:rPr>
-              <w:t>Kementerian ESDM (Minerbaone)</w:t>
+              <w:t>Data Registry ESDM MODI (Minerbaone)</w:t>
             </w:r>
           </w:p>
         </w:tc>
@@ -26198,7 +26198,7 @@
                 <w:color w:val="222222"/>
                 <w:sz w:val="17"/>
               </w:rPr>
-              <w:t>Global Energy Monitor (GEM)</w:t>
+              <w:t>NGO (Global Energy Monitor / GEM)</w:t>
             </w:r>
           </w:p>
         </w:tc>
@@ -26266,7 +26266,7 @@
                 <w:color w:val="222222"/>
                 <w:sz w:val="17"/>
               </w:rPr>
-              <w:t>Fasilitas Pengolahan &amp; Pemurnian (Smelter)</w:t>
+              <w:t>Fasilitas Smelter Nikel</w:t>
             </w:r>
           </w:p>
         </w:tc>
@@ -26398,7 +26398,7 @@
                 <w:color w:val="222222"/>
                 <w:sz w:val="17"/>
               </w:rPr>
-              <w:t>Kementerian ESDM &amp; Basis Data Industri</w:t>
+              <w:t>Database Smelter CGS &amp; ESDM MODI</w:t>
             </w:r>
           </w:p>
         </w:tc>
@@ -26466,7 +26466,7 @@
                 <w:color w:val="222222"/>
                 <w:sz w:val="17"/>
               </w:rPr>
-              <w:t>Realisasi Investasi PMDN</w:t>
+              <w:t>Realisasi Investasi PMDN &amp; Nikel</w:t>
             </w:r>
           </w:p>
         </w:tc>
@@ -26598,7 +26598,7 @@
                 <w:color w:val="222222"/>
                 <w:sz w:val="17"/>
               </w:rPr>
-              <w:t>Kementerian Investasi / BKPM</w:t>
+              <w:t>API BPS &amp; BKPM</w:t>
             </w:r>
           </w:p>
         </w:tc>
@@ -26666,7 +26666,7 @@
                 <w:color w:val="222222"/>
                 <w:sz w:val="17"/>
               </w:rPr>
-              <w:t>PDRB Menurut 17 Lapangan Usaha</w:t>
+              <w:t>PDRB Provinsi (Ekstraktif vs Akar Rumput)</w:t>
             </w:r>
           </w:p>
         </w:tc>
@@ -26798,7 +26798,7 @@
                 <w:color w:val="222222"/>
                 <w:sz w:val="17"/>
               </w:rPr>
-              <w:t>Badan Pusat Statistik (BPS Provinsi se-Sulawesi)</w:t>
+              <w:t>API BPS (Subject 52)</w:t>
             </w:r>
           </w:p>
         </w:tc>
@@ -26998,7 +26998,7 @@
                 <w:color w:val="222222"/>
                 <w:sz w:val="17"/>
               </w:rPr>
-              <w:t>Badan Pusat Statistik (BPS Kabupaten se-Sulteng)</w:t>
+              <w:t>API BPS (Subject 52)</w:t>
             </w:r>
           </w:p>
         </w:tc>
@@ -27066,7 +27066,7 @@
                 <w:color w:val="222222"/>
                 <w:sz w:val="17"/>
               </w:rPr>
-              <w:t>Luas Kehilangan Hutan Komoditas</w:t>
+              <w:t>Pendapatan Asli Daerah (PAD) &amp; Breakdown Pajak</w:t>
             </w:r>
           </w:p>
         </w:tc>
@@ -27099,7 +27099,7 @@
                 <w:color w:val="222222"/>
                 <w:sz w:val="17"/>
               </w:rPr>
-              <w:t>Dampak Perubahan Tutupan Lahan</w:t>
+              <w:t>Kapasitas Fiskal Daerah</w:t>
             </w:r>
           </w:p>
         </w:tc>
@@ -27132,7 +27132,7 @@
                 <w:color w:val="222222"/>
                 <w:sz w:val="17"/>
               </w:rPr>
-              <w:t>Hektar (Ha)</w:t>
+              <w:t>Triliun Rupiah</w:t>
             </w:r>
           </w:p>
         </w:tc>
@@ -27165,7 +27165,7 @@
                 <w:color w:val="222222"/>
                 <w:sz w:val="17"/>
               </w:rPr>
-              <w:t>2014–2023</w:t>
+              <w:t>2016–2024</w:t>
             </w:r>
           </w:p>
         </w:tc>
@@ -27198,7 +27198,7 @@
                 <w:color w:val="222222"/>
                 <w:sz w:val="17"/>
               </w:rPr>
-              <w:t>Global Forest Watch (GFW / Univ. of Maryland)</w:t>
+              <w:t>API BPS</w:t>
             </w:r>
           </w:p>
         </w:tc>
@@ -27266,7 +27266,7 @@
                 <w:color w:val="222222"/>
                 <w:sz w:val="17"/>
               </w:rPr>
-              <w:t>Simpul Dermaga &amp; Terminal Khusus Ekspor</w:t>
+              <w:t>Luas Total Deforestasi Alam &amp; Komoditas</w:t>
             </w:r>
           </w:p>
         </w:tc>
@@ -27299,7 +27299,7 @@
                 <w:color w:val="222222"/>
                 <w:sz w:val="17"/>
               </w:rPr>
-              <w:t>Infrastruktur Rantai Pasok</w:t>
+              <w:t>Dampak Ekologis</w:t>
             </w:r>
           </w:p>
         </w:tc>
@@ -27332,7 +27332,7 @@
                 <w:color w:val="222222"/>
                 <w:sz w:val="17"/>
               </w:rPr>
-              <w:t>Titik Koordinat &amp; DWT</w:t>
+              <w:t>Hektar (Ha)</w:t>
             </w:r>
           </w:p>
         </w:tc>
@@ -27365,7 +27365,7 @@
                 <w:color w:val="222222"/>
                 <w:sz w:val="17"/>
               </w:rPr>
-              <w:t>2014–2024</w:t>
+              <w:t>2014–2023</w:t>
             </w:r>
           </w:p>
         </w:tc>
@@ -27398,7 +27398,207 @@
                 <w:color w:val="222222"/>
                 <w:sz w:val="17"/>
               </w:rPr>
-              <w:t>KNKT Kemenhub, Perpres PSN, Laporan Korporasi</w:t>
+              <w:t>Global Forest Watch (GFW API)</w:t>
+            </w:r>
+          </w:p>
+        </w:tc>
+      </w:tr>
+      <w:tr>
+        <w:tc>
+          <w:tcPr>
+            <w:tcW w:type="dxa" w:w="454"/>
+            <w:shd w:val="clear" w:color="auto" w:fill="FFFFFF"/>
+            <w:tcMar>
+              <w:top w:w="50" w:type="dxa"/>
+              <w:bottom w:w="50" w:type="dxa"/>
+              <w:left w:w="100" w:type="dxa"/>
+              <w:right w:w="100" w:type="dxa"/>
+            </w:tcMar>
+            <w:tcBorders>
+              <w:top w:val="single" w:sz="4" w:color="D0D0D0" w:space="0"/>
+              <w:left w:val="single" w:sz="4" w:color="D0D0D0" w:space="0"/>
+              <w:bottom w:val="single" w:sz="4" w:color="D0D0D0" w:space="0"/>
+              <w:right w:val="single" w:sz="4" w:color="D0D0D0" w:space="0"/>
+            </w:tcBorders>
+          </w:tcPr>
+          <w:p>
+            <w:pPr>
+              <w:spacing w:before="20" w:after="20"/>
+              <w:jc w:val="center"/>
+            </w:pPr>
+            <w:r>
+              <w:rPr>
+                <w:b w:val="0"/>
+                <w:i w:val="0"/>
+                <w:color w:val="222222"/>
+                <w:sz w:val="17"/>
+              </w:rPr>
+              <w:t>10</w:t>
+            </w:r>
+          </w:p>
+        </w:tc>
+        <w:tc>
+          <w:tcPr>
+            <w:tcW w:type="dxa" w:w="2381"/>
+            <w:shd w:val="clear" w:color="auto" w:fill="FFFFFF"/>
+            <w:tcMar>
+              <w:top w:w="50" w:type="dxa"/>
+              <w:bottom w:w="50" w:type="dxa"/>
+              <w:left w:w="100" w:type="dxa"/>
+              <w:right w:w="100" w:type="dxa"/>
+            </w:tcMar>
+            <w:tcBorders>
+              <w:top w:val="single" w:sz="4" w:color="D0D0D0" w:space="0"/>
+              <w:left w:val="single" w:sz="4" w:color="D0D0D0" w:space="0"/>
+              <w:bottom w:val="single" w:sz="4" w:color="D0D0D0" w:space="0"/>
+              <w:right w:val="single" w:sz="4" w:color="D0D0D0" w:space="0"/>
+            </w:tcBorders>
+          </w:tcPr>
+          <w:p>
+            <w:pPr>
+              <w:spacing w:before="20" w:after="20"/>
+              <w:jc w:val="left"/>
+            </w:pPr>
+            <w:r>
+              <w:rPr>
+                <w:b w:val="0"/>
+                <w:i w:val="0"/>
+                <w:color w:val="222222"/>
+                <w:sz w:val="17"/>
+              </w:rPr>
+              <w:t>Simpul Pelabuhan &amp; Terminal Logistik</w:t>
+            </w:r>
+          </w:p>
+        </w:tc>
+        <w:tc>
+          <w:tcPr>
+            <w:tcW w:type="dxa" w:w="1814"/>
+            <w:shd w:val="clear" w:color="auto" w:fill="FFFFFF"/>
+            <w:tcMar>
+              <w:top w:w="50" w:type="dxa"/>
+              <w:bottom w:w="50" w:type="dxa"/>
+              <w:left w:w="100" w:type="dxa"/>
+              <w:right w:w="100" w:type="dxa"/>
+            </w:tcMar>
+            <w:tcBorders>
+              <w:top w:val="single" w:sz="4" w:color="D0D0D0" w:space="0"/>
+              <w:left w:val="single" w:sz="4" w:color="D0D0D0" w:space="0"/>
+              <w:bottom w:val="single" w:sz="4" w:color="D0D0D0" w:space="0"/>
+              <w:right w:val="single" w:sz="4" w:color="D0D0D0" w:space="0"/>
+            </w:tcBorders>
+          </w:tcPr>
+          <w:p>
+            <w:pPr>
+              <w:spacing w:before="20" w:after="20"/>
+              <w:jc w:val="left"/>
+            </w:pPr>
+            <w:r>
+              <w:rPr>
+                <w:b w:val="0"/>
+                <w:i w:val="0"/>
+                <w:color w:val="222222"/>
+                <w:sz w:val="17"/>
+              </w:rPr>
+              <w:t>Infrastruktur Rantai Pasok</w:t>
+            </w:r>
+          </w:p>
+        </w:tc>
+        <w:tc>
+          <w:tcPr>
+            <w:tcW w:type="dxa" w:w="1134"/>
+            <w:shd w:val="clear" w:color="auto" w:fill="FFFFFF"/>
+            <w:tcMar>
+              <w:top w:w="50" w:type="dxa"/>
+              <w:bottom w:w="50" w:type="dxa"/>
+              <w:left w:w="100" w:type="dxa"/>
+              <w:right w:w="100" w:type="dxa"/>
+            </w:tcMar>
+            <w:tcBorders>
+              <w:top w:val="single" w:sz="4" w:color="D0D0D0" w:space="0"/>
+              <w:left w:val="single" w:sz="4" w:color="D0D0D0" w:space="0"/>
+              <w:bottom w:val="single" w:sz="4" w:color="D0D0D0" w:space="0"/>
+              <w:right w:val="single" w:sz="4" w:color="D0D0D0" w:space="0"/>
+            </w:tcBorders>
+          </w:tcPr>
+          <w:p>
+            <w:pPr>
+              <w:spacing w:before="20" w:after="20"/>
+              <w:jc w:val="center"/>
+            </w:pPr>
+            <w:r>
+              <w:rPr>
+                <w:b w:val="0"/>
+                <w:i w:val="0"/>
+                <w:color w:val="222222"/>
+                <w:sz w:val="17"/>
+              </w:rPr>
+              <w:t>Titik Koordinat &amp; DWT</w:t>
+            </w:r>
+          </w:p>
+        </w:tc>
+        <w:tc>
+          <w:tcPr>
+            <w:tcW w:type="dxa" w:w="1134"/>
+            <w:shd w:val="clear" w:color="auto" w:fill="FFFFFF"/>
+            <w:tcMar>
+              <w:top w:w="50" w:type="dxa"/>
+              <w:bottom w:w="50" w:type="dxa"/>
+              <w:left w:w="100" w:type="dxa"/>
+              <w:right w:w="100" w:type="dxa"/>
+            </w:tcMar>
+            <w:tcBorders>
+              <w:top w:val="single" w:sz="4" w:color="D0D0D0" w:space="0"/>
+              <w:left w:val="single" w:sz="4" w:color="D0D0D0" w:space="0"/>
+              <w:bottom w:val="single" w:sz="4" w:color="D0D0D0" w:space="0"/>
+              <w:right w:val="single" w:sz="4" w:color="D0D0D0" w:space="0"/>
+            </w:tcBorders>
+          </w:tcPr>
+          <w:p>
+            <w:pPr>
+              <w:spacing w:before="20" w:after="20"/>
+              <w:jc w:val="center"/>
+            </w:pPr>
+            <w:r>
+              <w:rPr>
+                <w:b w:val="0"/>
+                <w:i w:val="0"/>
+                <w:color w:val="222222"/>
+                <w:sz w:val="17"/>
+              </w:rPr>
+              <w:t>2014–2024</w:t>
+            </w:r>
+          </w:p>
+        </w:tc>
+        <w:tc>
+          <w:tcPr>
+            <w:tcW w:type="dxa" w:w="3288"/>
+            <w:shd w:val="clear" w:color="auto" w:fill="FFFFFF"/>
+            <w:tcMar>
+              <w:top w:w="50" w:type="dxa"/>
+              <w:bottom w:w="50" w:type="dxa"/>
+              <w:left w:w="100" w:type="dxa"/>
+              <w:right w:w="100" w:type="dxa"/>
+            </w:tcMar>
+            <w:tcBorders>
+              <w:top w:val="single" w:sz="4" w:color="D0D0D0" w:space="0"/>
+              <w:left w:val="single" w:sz="4" w:color="D0D0D0" w:space="0"/>
+              <w:bottom w:val="single" w:sz="4" w:color="D0D0D0" w:space="0"/>
+              <w:right w:val="single" w:sz="4" w:color="D0D0D0" w:space="0"/>
+            </w:tcBorders>
+          </w:tcPr>
+          <w:p>
+            <w:pPr>
+              <w:spacing w:before="20" w:after="20"/>
+              <w:jc w:val="left"/>
+            </w:pPr>
+            <w:r>
+              <w:rPr>
+                <w:b w:val="0"/>
+                <w:i w:val="0"/>
+                <w:color w:val="222222"/>
+                <w:sz w:val="17"/>
+              </w:rPr>
+              <w:t>Laporan Publik (KNKT, Perpres PSN, Korporasi)</w:t>
             </w:r>
           </w:p>
         </w:tc>

--- a/tools/report_metodologi/bab_1/Metodologi_Bab1_Ekspansi_Industri.docx
+++ b/tools/report_metodologi/bab_1/Metodologi_Bab1_Ekspansi_Industri.docx
@@ -20025,7 +20025,7 @@
           <w:color w:val="2E7D32"/>
           <w:sz w:val="17"/>
         </w:rPr>
-        <w:t>Tabel 1.7b: Representasi Spasial Luas Konsesi Baru (Ha) di Daerah Sentra Tambang vs Non-Sentra (2014-2023)</w:t>
+        <w:t>Tabel 1.7b: Representasi Spasial Luas Konsesi Baru dan Deforestasi (2014-2023)</w:t>
       </w:r>
     </w:p>
     <w:tbl>
@@ -20037,14 +20037,15 @@
         <w:tblLook w:firstColumn="1" w:firstRow="1" w:lastColumn="0" w:lastRow="0" w:noHBand="0" w:noVBand="1" w:val="04A0"/>
       </w:tblPr>
       <w:tblGrid>
-        <w:gridCol w:w="3213"/>
-        <w:gridCol w:w="3213"/>
-        <w:gridCol w:w="3213"/>
+        <w:gridCol w:w="2409"/>
+        <w:gridCol w:w="2409"/>
+        <w:gridCol w:w="2409"/>
+        <w:gridCol w:w="2409"/>
       </w:tblGrid>
       <w:tr>
         <w:tc>
           <w:tcPr>
-            <w:tcW w:type="dxa" w:w="1701"/>
+            <w:tcW w:type="dxa" w:w="1984"/>
             <w:shd w:val="clear" w:color="auto" w:fill="2E7D32"/>
             <w:tcMar>
               <w:top w:w="70" w:type="dxa"/>
@@ -20062,7 +20063,7 @@
           <w:p>
             <w:pPr>
               <w:spacing w:before="20" w:after="20"/>
-              <w:jc w:val="center"/>
+              <w:jc w:val="left"/>
             </w:pPr>
             <w:r>
               <w:rPr>
@@ -20071,13 +20072,13 @@
                 <w:color w:val="FFFFFF"/>
                 <w:sz w:val="17"/>
               </w:rPr>
-              <w:t>Tahun</w:t>
-            </w:r>
-          </w:p>
-        </w:tc>
-        <w:tc>
-          <w:tcPr>
-            <w:tcW w:type="dxa" w:w="3345"/>
+              <w:t>Kategori Wilayah</w:t>
+            </w:r>
+          </w:p>
+        </w:tc>
+        <w:tc>
+          <w:tcPr>
+            <w:tcW w:type="dxa" w:w="1134"/>
             <w:shd w:val="clear" w:color="auto" w:fill="2E7D32"/>
             <w:tcMar>
               <w:top w:w="70" w:type="dxa"/>
@@ -20095,7 +20096,7 @@
           <w:p>
             <w:pPr>
               <w:spacing w:before="20" w:after="20"/>
-              <w:jc w:val="left"/>
+              <w:jc w:val="center"/>
             </w:pPr>
             <w:r>
               <w:rPr>
@@ -20104,13 +20105,13 @@
                 <w:color w:val="FFFFFF"/>
                 <w:sz w:val="17"/>
               </w:rPr>
-              <w:t>Luas Konsesi Baru Daerah Sentra Tambang (Ha)</w:t>
-            </w:r>
-          </w:p>
-        </w:tc>
-        <w:tc>
-          <w:tcPr>
-            <w:tcW w:type="dxa" w:w="3345"/>
+              <w:t>Tahun</w:t>
+            </w:r>
+          </w:p>
+        </w:tc>
+        <w:tc>
+          <w:tcPr>
+            <w:tcW w:type="dxa" w:w="2551"/>
             <w:shd w:val="clear" w:color="auto" w:fill="2E7D32"/>
             <w:tcMar>
               <w:top w:w="70" w:type="dxa"/>
@@ -20137,7 +20138,40 @@
                 <w:color w:val="FFFFFF"/>
                 <w:sz w:val="17"/>
               </w:rPr>
-              <w:t>Luas Konsesi Baru Daerah Non-Sentra (Ha)</w:t>
+              <w:t>Deforestasi Komoditas (Ha)</w:t>
+            </w:r>
+          </w:p>
+        </w:tc>
+        <w:tc>
+          <w:tcPr>
+            <w:tcW w:type="dxa" w:w="2721"/>
+            <w:shd w:val="clear" w:color="auto" w:fill="2E7D32"/>
+            <w:tcMar>
+              <w:top w:w="70" w:type="dxa"/>
+              <w:bottom w:w="70" w:type="dxa"/>
+              <w:left w:w="100" w:type="dxa"/>
+              <w:right w:w="100" w:type="dxa"/>
+            </w:tcMar>
+            <w:tcBorders>
+              <w:top w:val="single" w:sz="4" w:color="D0D0D0" w:space="0"/>
+              <w:left w:val="single" w:sz="4" w:color="D0D0D0" w:space="0"/>
+              <w:bottom w:val="single" w:sz="8" w:color="1B5E20" w:space="0"/>
+              <w:right w:val="single" w:sz="4" w:color="D0D0D0" w:space="0"/>
+            </w:tcBorders>
+          </w:tcPr>
+          <w:p>
+            <w:pPr>
+              <w:spacing w:before="20" w:after="20"/>
+              <w:jc w:val="left"/>
+            </w:pPr>
+            <w:r>
+              <w:rPr>
+                <w:b/>
+                <w:i w:val="0"/>
+                <w:color w:val="FFFFFF"/>
+                <w:sz w:val="17"/>
+              </w:rPr>
+              <w:t>Luas Konsesi Tambang Baru (Ha)</w:t>
             </w:r>
           </w:p>
         </w:tc>
@@ -20145,7 +20179,7 @@
       <w:tr>
         <w:tc>
           <w:tcPr>
-            <w:tcW w:type="dxa" w:w="1701"/>
+            <w:tcW w:type="dxa" w:w="1984"/>
             <w:shd w:val="clear" w:color="auto" w:fill="F5FBF5"/>
             <w:tcMar>
               <w:top w:w="50" w:type="dxa"/>
@@ -20163,6 +20197,39 @@
           <w:p>
             <w:pPr>
               <w:spacing w:before="20" w:after="20"/>
+              <w:jc w:val="left"/>
+            </w:pPr>
+            <w:r>
+              <w:rPr>
+                <w:b w:val="0"/>
+                <w:i w:val="0"/>
+                <w:color w:val="222222"/>
+                <w:sz w:val="17"/>
+              </w:rPr>
+              <w:t>Non-Sentra</w:t>
+            </w:r>
+          </w:p>
+        </w:tc>
+        <w:tc>
+          <w:tcPr>
+            <w:tcW w:type="dxa" w:w="1134"/>
+            <w:shd w:val="clear" w:color="auto" w:fill="F5FBF5"/>
+            <w:tcMar>
+              <w:top w:w="50" w:type="dxa"/>
+              <w:bottom w:w="50" w:type="dxa"/>
+              <w:left w:w="100" w:type="dxa"/>
+              <w:right w:w="100" w:type="dxa"/>
+            </w:tcMar>
+            <w:tcBorders>
+              <w:top w:val="single" w:sz="4" w:color="D0D0D0" w:space="0"/>
+              <w:left w:val="single" w:sz="4" w:color="D0D0D0" w:space="0"/>
+              <w:bottom w:val="single" w:sz="4" w:color="D0D0D0" w:space="0"/>
+              <w:right w:val="single" w:sz="4" w:color="D0D0D0" w:space="0"/>
+            </w:tcBorders>
+          </w:tcPr>
+          <w:p>
+            <w:pPr>
+              <w:spacing w:before="20" w:after="20"/>
               <w:jc w:val="center"/>
             </w:pPr>
             <w:r>
@@ -20178,7 +20245,7 @@
         </w:tc>
         <w:tc>
           <w:tcPr>
-            <w:tcW w:type="dxa" w:w="3345"/>
+            <w:tcW w:type="dxa" w:w="2551"/>
             <w:shd w:val="clear" w:color="auto" w:fill="F5FBF5"/>
             <w:tcMar>
               <w:top w:w="50" w:type="dxa"/>
@@ -20205,13 +20272,13 @@
                 <w:color w:val="222222"/>
                 <w:sz w:val="17"/>
               </w:rPr>
-              <w:t>39,216.7</w:t>
-            </w:r>
-          </w:p>
-        </w:tc>
-        <w:tc>
-          <w:tcPr>
-            <w:tcW w:type="dxa" w:w="3345"/>
+              <w:t>44341.9906</w:t>
+            </w:r>
+          </w:p>
+        </w:tc>
+        <w:tc>
+          <w:tcPr>
+            <w:tcW w:type="dxa" w:w="2721"/>
             <w:shd w:val="clear" w:color="auto" w:fill="F5FBF5"/>
             <w:tcMar>
               <w:top w:w="50" w:type="dxa"/>
@@ -20238,7 +20305,7 @@
                 <w:color w:val="222222"/>
                 <w:sz w:val="17"/>
               </w:rPr>
-              <w:t>10,301.4</w:t>
+              <w:t>10301.4400</w:t>
             </w:r>
           </w:p>
         </w:tc>
@@ -20246,7 +20313,7 @@
       <w:tr>
         <w:tc>
           <w:tcPr>
-            <w:tcW w:type="dxa" w:w="1701"/>
+            <w:tcW w:type="dxa" w:w="1984"/>
             <w:shd w:val="clear" w:color="auto" w:fill="FFFFFF"/>
             <w:tcMar>
               <w:top w:w="50" w:type="dxa"/>
@@ -20264,6 +20331,39 @@
           <w:p>
             <w:pPr>
               <w:spacing w:before="20" w:after="20"/>
+              <w:jc w:val="left"/>
+            </w:pPr>
+            <w:r>
+              <w:rPr>
+                <w:b w:val="0"/>
+                <w:i w:val="0"/>
+                <w:color w:val="222222"/>
+                <w:sz w:val="17"/>
+              </w:rPr>
+              <w:t>Non-Sentra</w:t>
+            </w:r>
+          </w:p>
+        </w:tc>
+        <w:tc>
+          <w:tcPr>
+            <w:tcW w:type="dxa" w:w="1134"/>
+            <w:shd w:val="clear" w:color="auto" w:fill="FFFFFF"/>
+            <w:tcMar>
+              <w:top w:w="50" w:type="dxa"/>
+              <w:bottom w:w="50" w:type="dxa"/>
+              <w:left w:w="100" w:type="dxa"/>
+              <w:right w:w="100" w:type="dxa"/>
+            </w:tcMar>
+            <w:tcBorders>
+              <w:top w:val="single" w:sz="4" w:color="D0D0D0" w:space="0"/>
+              <w:left w:val="single" w:sz="4" w:color="D0D0D0" w:space="0"/>
+              <w:bottom w:val="single" w:sz="4" w:color="D0D0D0" w:space="0"/>
+              <w:right w:val="single" w:sz="4" w:color="D0D0D0" w:space="0"/>
+            </w:tcBorders>
+          </w:tcPr>
+          <w:p>
+            <w:pPr>
+              <w:spacing w:before="20" w:after="20"/>
               <w:jc w:val="center"/>
             </w:pPr>
             <w:r>
@@ -20279,7 +20379,7 @@
         </w:tc>
         <w:tc>
           <w:tcPr>
-            <w:tcW w:type="dxa" w:w="3345"/>
+            <w:tcW w:type="dxa" w:w="2551"/>
             <w:shd w:val="clear" w:color="auto" w:fill="FFFFFF"/>
             <w:tcMar>
               <w:top w:w="50" w:type="dxa"/>
@@ -20306,13 +20406,13 @@
                 <w:color w:val="222222"/>
                 <w:sz w:val="17"/>
               </w:rPr>
-              <w:t>13,370.0</w:t>
-            </w:r>
-          </w:p>
-        </w:tc>
-        <w:tc>
-          <w:tcPr>
-            <w:tcW w:type="dxa" w:w="3345"/>
+              <w:t>50885.6152</w:t>
+            </w:r>
+          </w:p>
+        </w:tc>
+        <w:tc>
+          <w:tcPr>
+            <w:tcW w:type="dxa" w:w="2721"/>
             <w:shd w:val="clear" w:color="auto" w:fill="FFFFFF"/>
             <w:tcMar>
               <w:top w:w="50" w:type="dxa"/>
@@ -20339,7 +20439,7 @@
                 <w:color w:val="222222"/>
                 <w:sz w:val="17"/>
               </w:rPr>
-              <w:t>8,969.0</w:t>
+              <w:t>8969.0000</w:t>
             </w:r>
           </w:p>
         </w:tc>
@@ -20347,7 +20447,7 @@
       <w:tr>
         <w:tc>
           <w:tcPr>
-            <w:tcW w:type="dxa" w:w="1701"/>
+            <w:tcW w:type="dxa" w:w="1984"/>
             <w:shd w:val="clear" w:color="auto" w:fill="F5FBF5"/>
             <w:tcMar>
               <w:top w:w="50" w:type="dxa"/>
@@ -20365,6 +20465,39 @@
           <w:p>
             <w:pPr>
               <w:spacing w:before="20" w:after="20"/>
+              <w:jc w:val="left"/>
+            </w:pPr>
+            <w:r>
+              <w:rPr>
+                <w:b w:val="0"/>
+                <w:i w:val="0"/>
+                <w:color w:val="222222"/>
+                <w:sz w:val="17"/>
+              </w:rPr>
+              <w:t>Non-Sentra</w:t>
+            </w:r>
+          </w:p>
+        </w:tc>
+        <w:tc>
+          <w:tcPr>
+            <w:tcW w:type="dxa" w:w="1134"/>
+            <w:shd w:val="clear" w:color="auto" w:fill="F5FBF5"/>
+            <w:tcMar>
+              <w:top w:w="50" w:type="dxa"/>
+              <w:bottom w:w="50" w:type="dxa"/>
+              <w:left w:w="100" w:type="dxa"/>
+              <w:right w:w="100" w:type="dxa"/>
+            </w:tcMar>
+            <w:tcBorders>
+              <w:top w:val="single" w:sz="4" w:color="D0D0D0" w:space="0"/>
+              <w:left w:val="single" w:sz="4" w:color="D0D0D0" w:space="0"/>
+              <w:bottom w:val="single" w:sz="4" w:color="D0D0D0" w:space="0"/>
+              <w:right w:val="single" w:sz="4" w:color="D0D0D0" w:space="0"/>
+            </w:tcBorders>
+          </w:tcPr>
+          <w:p>
+            <w:pPr>
+              <w:spacing w:before="20" w:after="20"/>
               <w:jc w:val="center"/>
             </w:pPr>
             <w:r>
@@ -20380,7 +20513,7 @@
         </w:tc>
         <w:tc>
           <w:tcPr>
-            <w:tcW w:type="dxa" w:w="3345"/>
+            <w:tcW w:type="dxa" w:w="2551"/>
             <w:shd w:val="clear" w:color="auto" w:fill="F5FBF5"/>
             <w:tcMar>
               <w:top w:w="50" w:type="dxa"/>
@@ -20407,13 +20540,13 @@
                 <w:color w:val="222222"/>
                 <w:sz w:val="17"/>
               </w:rPr>
-              <w:t>12,515.8</w:t>
-            </w:r>
-          </w:p>
-        </w:tc>
-        <w:tc>
-          <w:tcPr>
-            <w:tcW w:type="dxa" w:w="3345"/>
+              <w:t>42911.6971</w:t>
+            </w:r>
+          </w:p>
+        </w:tc>
+        <w:tc>
+          <w:tcPr>
+            <w:tcW w:type="dxa" w:w="2721"/>
             <w:shd w:val="clear" w:color="auto" w:fill="F5FBF5"/>
             <w:tcMar>
               <w:top w:w="50" w:type="dxa"/>
@@ -20440,7 +20573,7 @@
                 <w:color w:val="222222"/>
                 <w:sz w:val="17"/>
               </w:rPr>
-              <w:t>0.0</w:t>
+              <w:t>0.0000</w:t>
             </w:r>
           </w:p>
         </w:tc>
@@ -20448,7 +20581,7 @@
       <w:tr>
         <w:tc>
           <w:tcPr>
-            <w:tcW w:type="dxa" w:w="1701"/>
+            <w:tcW w:type="dxa" w:w="1984"/>
             <w:shd w:val="clear" w:color="auto" w:fill="FFFFFF"/>
             <w:tcMar>
               <w:top w:w="50" w:type="dxa"/>
@@ -20466,6 +20599,39 @@
           <w:p>
             <w:pPr>
               <w:spacing w:before="20" w:after="20"/>
+              <w:jc w:val="left"/>
+            </w:pPr>
+            <w:r>
+              <w:rPr>
+                <w:b w:val="0"/>
+                <w:i w:val="0"/>
+                <w:color w:val="222222"/>
+                <w:sz w:val="17"/>
+              </w:rPr>
+              <w:t>Non-Sentra</w:t>
+            </w:r>
+          </w:p>
+        </w:tc>
+        <w:tc>
+          <w:tcPr>
+            <w:tcW w:type="dxa" w:w="1134"/>
+            <w:shd w:val="clear" w:color="auto" w:fill="FFFFFF"/>
+            <w:tcMar>
+              <w:top w:w="50" w:type="dxa"/>
+              <w:bottom w:w="50" w:type="dxa"/>
+              <w:left w:w="100" w:type="dxa"/>
+              <w:right w:w="100" w:type="dxa"/>
+            </w:tcMar>
+            <w:tcBorders>
+              <w:top w:val="single" w:sz="4" w:color="D0D0D0" w:space="0"/>
+              <w:left w:val="single" w:sz="4" w:color="D0D0D0" w:space="0"/>
+              <w:bottom w:val="single" w:sz="4" w:color="D0D0D0" w:space="0"/>
+              <w:right w:val="single" w:sz="4" w:color="D0D0D0" w:space="0"/>
+            </w:tcBorders>
+          </w:tcPr>
+          <w:p>
+            <w:pPr>
+              <w:spacing w:before="20" w:after="20"/>
               <w:jc w:val="center"/>
             </w:pPr>
             <w:r>
@@ -20481,7 +20647,7 @@
         </w:tc>
         <w:tc>
           <w:tcPr>
-            <w:tcW w:type="dxa" w:w="3345"/>
+            <w:tcW w:type="dxa" w:w="2551"/>
             <w:shd w:val="clear" w:color="auto" w:fill="FFFFFF"/>
             <w:tcMar>
               <w:top w:w="50" w:type="dxa"/>
@@ -20508,13 +20674,13 @@
                 <w:color w:val="222222"/>
                 <w:sz w:val="17"/>
               </w:rPr>
-              <w:t>121,742.9</w:t>
-            </w:r>
-          </w:p>
-        </w:tc>
-        <w:tc>
-          <w:tcPr>
-            <w:tcW w:type="dxa" w:w="3345"/>
+              <w:t>39320.7079</w:t>
+            </w:r>
+          </w:p>
+        </w:tc>
+        <w:tc>
+          <w:tcPr>
+            <w:tcW w:type="dxa" w:w="2721"/>
             <w:shd w:val="clear" w:color="auto" w:fill="FFFFFF"/>
             <w:tcMar>
               <w:top w:w="50" w:type="dxa"/>
@@ -20541,7 +20707,7 @@
                 <w:color w:val="222222"/>
                 <w:sz w:val="17"/>
               </w:rPr>
-              <w:t>57,722.2</w:t>
+              <w:t>57722.1600</w:t>
             </w:r>
           </w:p>
         </w:tc>
@@ -20549,7 +20715,7 @@
       <w:tr>
         <w:tc>
           <w:tcPr>
-            <w:tcW w:type="dxa" w:w="1701"/>
+            <w:tcW w:type="dxa" w:w="1984"/>
             <w:shd w:val="clear" w:color="auto" w:fill="F5FBF5"/>
             <w:tcMar>
               <w:top w:w="50" w:type="dxa"/>
@@ -20567,6 +20733,39 @@
           <w:p>
             <w:pPr>
               <w:spacing w:before="20" w:after="20"/>
+              <w:jc w:val="left"/>
+            </w:pPr>
+            <w:r>
+              <w:rPr>
+                <w:b w:val="0"/>
+                <w:i w:val="0"/>
+                <w:color w:val="222222"/>
+                <w:sz w:val="17"/>
+              </w:rPr>
+              <w:t>Non-Sentra</w:t>
+            </w:r>
+          </w:p>
+        </w:tc>
+        <w:tc>
+          <w:tcPr>
+            <w:tcW w:type="dxa" w:w="1134"/>
+            <w:shd w:val="clear" w:color="auto" w:fill="F5FBF5"/>
+            <w:tcMar>
+              <w:top w:w="50" w:type="dxa"/>
+              <w:bottom w:w="50" w:type="dxa"/>
+              <w:left w:w="100" w:type="dxa"/>
+              <w:right w:w="100" w:type="dxa"/>
+            </w:tcMar>
+            <w:tcBorders>
+              <w:top w:val="single" w:sz="4" w:color="D0D0D0" w:space="0"/>
+              <w:left w:val="single" w:sz="4" w:color="D0D0D0" w:space="0"/>
+              <w:bottom w:val="single" w:sz="4" w:color="D0D0D0" w:space="0"/>
+              <w:right w:val="single" w:sz="4" w:color="D0D0D0" w:space="0"/>
+            </w:tcBorders>
+          </w:tcPr>
+          <w:p>
+            <w:pPr>
+              <w:spacing w:before="20" w:after="20"/>
               <w:jc w:val="center"/>
             </w:pPr>
             <w:r>
@@ -20582,7 +20781,7 @@
         </w:tc>
         <w:tc>
           <w:tcPr>
-            <w:tcW w:type="dxa" w:w="3345"/>
+            <w:tcW w:type="dxa" w:w="2551"/>
             <w:shd w:val="clear" w:color="auto" w:fill="F5FBF5"/>
             <w:tcMar>
               <w:top w:w="50" w:type="dxa"/>
@@ -20609,13 +20808,13 @@
                 <w:color w:val="222222"/>
                 <w:sz w:val="17"/>
               </w:rPr>
-              <w:t>15,634.7</w:t>
-            </w:r>
-          </w:p>
-        </w:tc>
-        <w:tc>
-          <w:tcPr>
-            <w:tcW w:type="dxa" w:w="3345"/>
+              <w:t>38984.2072</w:t>
+            </w:r>
+          </w:p>
+        </w:tc>
+        <w:tc>
+          <w:tcPr>
+            <w:tcW w:type="dxa" w:w="2721"/>
             <w:shd w:val="clear" w:color="auto" w:fill="F5FBF5"/>
             <w:tcMar>
               <w:top w:w="50" w:type="dxa"/>
@@ -20642,7 +20841,7 @@
                 <w:color w:val="222222"/>
                 <w:sz w:val="17"/>
               </w:rPr>
-              <w:t>22,336.0</w:t>
+              <w:t>22336.0300</w:t>
             </w:r>
           </w:p>
         </w:tc>
@@ -20650,7 +20849,7 @@
       <w:tr>
         <w:tc>
           <w:tcPr>
-            <w:tcW w:type="dxa" w:w="1701"/>
+            <w:tcW w:type="dxa" w:w="1984"/>
             <w:shd w:val="clear" w:color="auto" w:fill="FFFFFF"/>
             <w:tcMar>
               <w:top w:w="50" w:type="dxa"/>
@@ -20668,6 +20867,39 @@
           <w:p>
             <w:pPr>
               <w:spacing w:before="20" w:after="20"/>
+              <w:jc w:val="left"/>
+            </w:pPr>
+            <w:r>
+              <w:rPr>
+                <w:b w:val="0"/>
+                <w:i w:val="0"/>
+                <w:color w:val="222222"/>
+                <w:sz w:val="17"/>
+              </w:rPr>
+              <w:t>Non-Sentra</w:t>
+            </w:r>
+          </w:p>
+        </w:tc>
+        <w:tc>
+          <w:tcPr>
+            <w:tcW w:type="dxa" w:w="1134"/>
+            <w:shd w:val="clear" w:color="auto" w:fill="FFFFFF"/>
+            <w:tcMar>
+              <w:top w:w="50" w:type="dxa"/>
+              <w:bottom w:w="50" w:type="dxa"/>
+              <w:left w:w="100" w:type="dxa"/>
+              <w:right w:w="100" w:type="dxa"/>
+            </w:tcMar>
+            <w:tcBorders>
+              <w:top w:val="single" w:sz="4" w:color="D0D0D0" w:space="0"/>
+              <w:left w:val="single" w:sz="4" w:color="D0D0D0" w:space="0"/>
+              <w:bottom w:val="single" w:sz="4" w:color="D0D0D0" w:space="0"/>
+              <w:right w:val="single" w:sz="4" w:color="D0D0D0" w:space="0"/>
+            </w:tcBorders>
+          </w:tcPr>
+          <w:p>
+            <w:pPr>
+              <w:spacing w:before="20" w:after="20"/>
               <w:jc w:val="center"/>
             </w:pPr>
             <w:r>
@@ -20683,7 +20915,7 @@
         </w:tc>
         <w:tc>
           <w:tcPr>
-            <w:tcW w:type="dxa" w:w="3345"/>
+            <w:tcW w:type="dxa" w:w="2551"/>
             <w:shd w:val="clear" w:color="auto" w:fill="FFFFFF"/>
             <w:tcMar>
               <w:top w:w="50" w:type="dxa"/>
@@ -20710,13 +20942,13 @@
                 <w:color w:val="222222"/>
                 <w:sz w:val="17"/>
               </w:rPr>
-              <w:t>32,458.3</w:t>
-            </w:r>
-          </w:p>
-        </w:tc>
-        <w:tc>
-          <w:tcPr>
-            <w:tcW w:type="dxa" w:w="3345"/>
+              <w:t>44913.5941</w:t>
+            </w:r>
+          </w:p>
+        </w:tc>
+        <w:tc>
+          <w:tcPr>
+            <w:tcW w:type="dxa" w:w="2721"/>
             <w:shd w:val="clear" w:color="auto" w:fill="FFFFFF"/>
             <w:tcMar>
               <w:top w:w="50" w:type="dxa"/>
@@ -20743,7 +20975,7 @@
                 <w:color w:val="222222"/>
                 <w:sz w:val="17"/>
               </w:rPr>
-              <w:t>29,509.9</w:t>
+              <w:t>29509.9400</w:t>
             </w:r>
           </w:p>
         </w:tc>
@@ -20751,7 +20983,7 @@
       <w:tr>
         <w:tc>
           <w:tcPr>
-            <w:tcW w:type="dxa" w:w="1701"/>
+            <w:tcW w:type="dxa" w:w="1984"/>
             <w:shd w:val="clear" w:color="auto" w:fill="F5FBF5"/>
             <w:tcMar>
               <w:top w:w="50" w:type="dxa"/>
@@ -20769,6 +21001,39 @@
           <w:p>
             <w:pPr>
               <w:spacing w:before="20" w:after="20"/>
+              <w:jc w:val="left"/>
+            </w:pPr>
+            <w:r>
+              <w:rPr>
+                <w:b w:val="0"/>
+                <w:i w:val="0"/>
+                <w:color w:val="222222"/>
+                <w:sz w:val="17"/>
+              </w:rPr>
+              <w:t>Non-Sentra</w:t>
+            </w:r>
+          </w:p>
+        </w:tc>
+        <w:tc>
+          <w:tcPr>
+            <w:tcW w:type="dxa" w:w="1134"/>
+            <w:shd w:val="clear" w:color="auto" w:fill="F5FBF5"/>
+            <w:tcMar>
+              <w:top w:w="50" w:type="dxa"/>
+              <w:bottom w:w="50" w:type="dxa"/>
+              <w:left w:w="100" w:type="dxa"/>
+              <w:right w:w="100" w:type="dxa"/>
+            </w:tcMar>
+            <w:tcBorders>
+              <w:top w:val="single" w:sz="4" w:color="D0D0D0" w:space="0"/>
+              <w:left w:val="single" w:sz="4" w:color="D0D0D0" w:space="0"/>
+              <w:bottom w:val="single" w:sz="4" w:color="D0D0D0" w:space="0"/>
+              <w:right w:val="single" w:sz="4" w:color="D0D0D0" w:space="0"/>
+            </w:tcBorders>
+          </w:tcPr>
+          <w:p>
+            <w:pPr>
+              <w:spacing w:before="20" w:after="20"/>
               <w:jc w:val="center"/>
             </w:pPr>
             <w:r>
@@ -20784,7 +21049,7 @@
         </w:tc>
         <w:tc>
           <w:tcPr>
-            <w:tcW w:type="dxa" w:w="3345"/>
+            <w:tcW w:type="dxa" w:w="2551"/>
             <w:shd w:val="clear" w:color="auto" w:fill="F5FBF5"/>
             <w:tcMar>
               <w:top w:w="50" w:type="dxa"/>
@@ -20811,13 +21076,13 @@
                 <w:color w:val="222222"/>
                 <w:sz w:val="17"/>
               </w:rPr>
-              <w:t>60,420.8</w:t>
-            </w:r>
-          </w:p>
-        </w:tc>
-        <w:tc>
-          <w:tcPr>
-            <w:tcW w:type="dxa" w:w="3345"/>
+              <w:t>21852.7737</w:t>
+            </w:r>
+          </w:p>
+        </w:tc>
+        <w:tc>
+          <w:tcPr>
+            <w:tcW w:type="dxa" w:w="2721"/>
             <w:shd w:val="clear" w:color="auto" w:fill="F5FBF5"/>
             <w:tcMar>
               <w:top w:w="50" w:type="dxa"/>
@@ -20844,7 +21109,7 @@
                 <w:color w:val="222222"/>
                 <w:sz w:val="17"/>
               </w:rPr>
-              <w:t>46,139.0</w:t>
+              <w:t>46139.0000</w:t>
             </w:r>
           </w:p>
         </w:tc>
@@ -20852,7 +21117,7 @@
       <w:tr>
         <w:tc>
           <w:tcPr>
-            <w:tcW w:type="dxa" w:w="1701"/>
+            <w:tcW w:type="dxa" w:w="1984"/>
             <w:shd w:val="clear" w:color="auto" w:fill="FFFFFF"/>
             <w:tcMar>
               <w:top w:w="50" w:type="dxa"/>
@@ -20870,6 +21135,39 @@
           <w:p>
             <w:pPr>
               <w:spacing w:before="20" w:after="20"/>
+              <w:jc w:val="left"/>
+            </w:pPr>
+            <w:r>
+              <w:rPr>
+                <w:b w:val="0"/>
+                <w:i w:val="0"/>
+                <w:color w:val="222222"/>
+                <w:sz w:val="17"/>
+              </w:rPr>
+              <w:t>Non-Sentra</w:t>
+            </w:r>
+          </w:p>
+        </w:tc>
+        <w:tc>
+          <w:tcPr>
+            <w:tcW w:type="dxa" w:w="1134"/>
+            <w:shd w:val="clear" w:color="auto" w:fill="FFFFFF"/>
+            <w:tcMar>
+              <w:top w:w="50" w:type="dxa"/>
+              <w:bottom w:w="50" w:type="dxa"/>
+              <w:left w:w="100" w:type="dxa"/>
+              <w:right w:w="100" w:type="dxa"/>
+            </w:tcMar>
+            <w:tcBorders>
+              <w:top w:val="single" w:sz="4" w:color="D0D0D0" w:space="0"/>
+              <w:left w:val="single" w:sz="4" w:color="D0D0D0" w:space="0"/>
+              <w:bottom w:val="single" w:sz="4" w:color="D0D0D0" w:space="0"/>
+              <w:right w:val="single" w:sz="4" w:color="D0D0D0" w:space="0"/>
+            </w:tcBorders>
+          </w:tcPr>
+          <w:p>
+            <w:pPr>
+              <w:spacing w:before="20" w:after="20"/>
               <w:jc w:val="center"/>
             </w:pPr>
             <w:r>
@@ -20885,7 +21183,7 @@
         </w:tc>
         <w:tc>
           <w:tcPr>
-            <w:tcW w:type="dxa" w:w="3345"/>
+            <w:tcW w:type="dxa" w:w="2551"/>
             <w:shd w:val="clear" w:color="auto" w:fill="FFFFFF"/>
             <w:tcMar>
               <w:top w:w="50" w:type="dxa"/>
@@ -20912,13 +21210,13 @@
                 <w:color w:val="222222"/>
                 <w:sz w:val="17"/>
               </w:rPr>
-              <w:t>28,835.0</w:t>
-            </w:r>
-          </w:p>
-        </w:tc>
-        <w:tc>
-          <w:tcPr>
-            <w:tcW w:type="dxa" w:w="3345"/>
+              <w:t>19525.3948</w:t>
+            </w:r>
+          </w:p>
+        </w:tc>
+        <w:tc>
+          <w:tcPr>
+            <w:tcW w:type="dxa" w:w="2721"/>
             <w:shd w:val="clear" w:color="auto" w:fill="FFFFFF"/>
             <w:tcMar>
               <w:top w:w="50" w:type="dxa"/>
@@ -20945,7 +21243,7 @@
                 <w:color w:val="222222"/>
                 <w:sz w:val="17"/>
               </w:rPr>
-              <w:t>1,588.4</w:t>
+              <w:t>1588.4100</w:t>
             </w:r>
           </w:p>
         </w:tc>
@@ -20953,7 +21251,7 @@
       <w:tr>
         <w:tc>
           <w:tcPr>
-            <w:tcW w:type="dxa" w:w="1701"/>
+            <w:tcW w:type="dxa" w:w="1984"/>
             <w:shd w:val="clear" w:color="auto" w:fill="F5FBF5"/>
             <w:tcMar>
               <w:top w:w="50" w:type="dxa"/>
@@ -20971,6 +21269,39 @@
           <w:p>
             <w:pPr>
               <w:spacing w:before="20" w:after="20"/>
+              <w:jc w:val="left"/>
+            </w:pPr>
+            <w:r>
+              <w:rPr>
+                <w:b w:val="0"/>
+                <w:i w:val="0"/>
+                <w:color w:val="222222"/>
+                <w:sz w:val="17"/>
+              </w:rPr>
+              <w:t>Non-Sentra</w:t>
+            </w:r>
+          </w:p>
+        </w:tc>
+        <w:tc>
+          <w:tcPr>
+            <w:tcW w:type="dxa" w:w="1134"/>
+            <w:shd w:val="clear" w:color="auto" w:fill="F5FBF5"/>
+            <w:tcMar>
+              <w:top w:w="50" w:type="dxa"/>
+              <w:bottom w:w="50" w:type="dxa"/>
+              <w:left w:w="100" w:type="dxa"/>
+              <w:right w:w="100" w:type="dxa"/>
+            </w:tcMar>
+            <w:tcBorders>
+              <w:top w:val="single" w:sz="4" w:color="D0D0D0" w:space="0"/>
+              <w:left w:val="single" w:sz="4" w:color="D0D0D0" w:space="0"/>
+              <w:bottom w:val="single" w:sz="4" w:color="D0D0D0" w:space="0"/>
+              <w:right w:val="single" w:sz="4" w:color="D0D0D0" w:space="0"/>
+            </w:tcBorders>
+          </w:tcPr>
+          <w:p>
+            <w:pPr>
+              <w:spacing w:before="20" w:after="20"/>
               <w:jc w:val="center"/>
             </w:pPr>
             <w:r>
@@ -20986,7 +21317,7 @@
         </w:tc>
         <w:tc>
           <w:tcPr>
-            <w:tcW w:type="dxa" w:w="3345"/>
+            <w:tcW w:type="dxa" w:w="2551"/>
             <w:shd w:val="clear" w:color="auto" w:fill="F5FBF5"/>
             <w:tcMar>
               <w:top w:w="50" w:type="dxa"/>
@@ -21013,13 +21344,13 @@
                 <w:color w:val="222222"/>
                 <w:sz w:val="17"/>
               </w:rPr>
-              <w:t>58,268.1</w:t>
-            </w:r>
-          </w:p>
-        </w:tc>
-        <w:tc>
-          <w:tcPr>
-            <w:tcW w:type="dxa" w:w="3345"/>
+              <w:t>25459.4902</w:t>
+            </w:r>
+          </w:p>
+        </w:tc>
+        <w:tc>
+          <w:tcPr>
+            <w:tcW w:type="dxa" w:w="2721"/>
             <w:shd w:val="clear" w:color="auto" w:fill="F5FBF5"/>
             <w:tcMar>
               <w:top w:w="50" w:type="dxa"/>
@@ -21046,7 +21377,7 @@
                 <w:color w:val="222222"/>
                 <w:sz w:val="17"/>
               </w:rPr>
-              <w:t>7,859.4</w:t>
+              <w:t>7859.4500</w:t>
             </w:r>
           </w:p>
         </w:tc>
@@ -21054,7 +21385,7 @@
       <w:tr>
         <w:tc>
           <w:tcPr>
-            <w:tcW w:type="dxa" w:w="1701"/>
+            <w:tcW w:type="dxa" w:w="1984"/>
             <w:shd w:val="clear" w:color="auto" w:fill="FFFFFF"/>
             <w:tcMar>
               <w:top w:w="50" w:type="dxa"/>
@@ -21072,6 +21403,39 @@
           <w:p>
             <w:pPr>
               <w:spacing w:before="20" w:after="20"/>
+              <w:jc w:val="left"/>
+            </w:pPr>
+            <w:r>
+              <w:rPr>
+                <w:b w:val="0"/>
+                <w:i w:val="0"/>
+                <w:color w:val="222222"/>
+                <w:sz w:val="17"/>
+              </w:rPr>
+              <w:t>Non-Sentra</w:t>
+            </w:r>
+          </w:p>
+        </w:tc>
+        <w:tc>
+          <w:tcPr>
+            <w:tcW w:type="dxa" w:w="1134"/>
+            <w:shd w:val="clear" w:color="auto" w:fill="FFFFFF"/>
+            <w:tcMar>
+              <w:top w:w="50" w:type="dxa"/>
+              <w:bottom w:w="50" w:type="dxa"/>
+              <w:left w:w="100" w:type="dxa"/>
+              <w:right w:w="100" w:type="dxa"/>
+            </w:tcMar>
+            <w:tcBorders>
+              <w:top w:val="single" w:sz="4" w:color="D0D0D0" w:space="0"/>
+              <w:left w:val="single" w:sz="4" w:color="D0D0D0" w:space="0"/>
+              <w:bottom w:val="single" w:sz="4" w:color="D0D0D0" w:space="0"/>
+              <w:right w:val="single" w:sz="4" w:color="D0D0D0" w:space="0"/>
+            </w:tcBorders>
+          </w:tcPr>
+          <w:p>
+            <w:pPr>
+              <w:spacing w:before="20" w:after="20"/>
               <w:jc w:val="center"/>
             </w:pPr>
             <w:r>
@@ -21087,7 +21451,7 @@
         </w:tc>
         <w:tc>
           <w:tcPr>
-            <w:tcW w:type="dxa" w:w="3345"/>
+            <w:tcW w:type="dxa" w:w="2551"/>
             <w:shd w:val="clear" w:color="auto" w:fill="FFFFFF"/>
             <w:tcMar>
               <w:top w:w="50" w:type="dxa"/>
@@ -21114,13 +21478,13 @@
                 <w:color w:val="222222"/>
                 <w:sz w:val="17"/>
               </w:rPr>
-              <w:t>52,138.7</w:t>
-            </w:r>
-          </w:p>
-        </w:tc>
-        <w:tc>
-          <w:tcPr>
-            <w:tcW w:type="dxa" w:w="3345"/>
+              <w:t>47154.2266</w:t>
+            </w:r>
+          </w:p>
+        </w:tc>
+        <w:tc>
+          <w:tcPr>
+            <w:tcW w:type="dxa" w:w="2721"/>
             <w:shd w:val="clear" w:color="auto" w:fill="FFFFFF"/>
             <w:tcMar>
               <w:top w:w="50" w:type="dxa"/>
@@ -21147,7 +21511,1347 @@
                 <w:color w:val="222222"/>
                 <w:sz w:val="17"/>
               </w:rPr>
-              <w:t>16,418.2</w:t>
+              <w:t>16418.1900</w:t>
+            </w:r>
+          </w:p>
+        </w:tc>
+      </w:tr>
+      <w:tr>
+        <w:tc>
+          <w:tcPr>
+            <w:tcW w:type="dxa" w:w="1984"/>
+            <w:shd w:val="clear" w:color="auto" w:fill="F5FBF5"/>
+            <w:tcMar>
+              <w:top w:w="50" w:type="dxa"/>
+              <w:bottom w:w="50" w:type="dxa"/>
+              <w:left w:w="100" w:type="dxa"/>
+              <w:right w:w="100" w:type="dxa"/>
+            </w:tcMar>
+            <w:tcBorders>
+              <w:top w:val="single" w:sz="4" w:color="D0D0D0" w:space="0"/>
+              <w:left w:val="single" w:sz="4" w:color="D0D0D0" w:space="0"/>
+              <w:bottom w:val="single" w:sz="4" w:color="D0D0D0" w:space="0"/>
+              <w:right w:val="single" w:sz="4" w:color="D0D0D0" w:space="0"/>
+            </w:tcBorders>
+          </w:tcPr>
+          <w:p>
+            <w:pPr>
+              <w:spacing w:before="20" w:after="20"/>
+              <w:jc w:val="left"/>
+            </w:pPr>
+            <w:r>
+              <w:rPr>
+                <w:b w:val="0"/>
+                <w:i w:val="0"/>
+                <w:color w:val="222222"/>
+                <w:sz w:val="17"/>
+              </w:rPr>
+              <w:t>Sentra Tambang</w:t>
+            </w:r>
+          </w:p>
+        </w:tc>
+        <w:tc>
+          <w:tcPr>
+            <w:tcW w:type="dxa" w:w="1134"/>
+            <w:shd w:val="clear" w:color="auto" w:fill="F5FBF5"/>
+            <w:tcMar>
+              <w:top w:w="50" w:type="dxa"/>
+              <w:bottom w:w="50" w:type="dxa"/>
+              <w:left w:w="100" w:type="dxa"/>
+              <w:right w:w="100" w:type="dxa"/>
+            </w:tcMar>
+            <w:tcBorders>
+              <w:top w:val="single" w:sz="4" w:color="D0D0D0" w:space="0"/>
+              <w:left w:val="single" w:sz="4" w:color="D0D0D0" w:space="0"/>
+              <w:bottom w:val="single" w:sz="4" w:color="D0D0D0" w:space="0"/>
+              <w:right w:val="single" w:sz="4" w:color="D0D0D0" w:space="0"/>
+            </w:tcBorders>
+          </w:tcPr>
+          <w:p>
+            <w:pPr>
+              <w:spacing w:before="20" w:after="20"/>
+              <w:jc w:val="center"/>
+            </w:pPr>
+            <w:r>
+              <w:rPr>
+                <w:b w:val="0"/>
+                <w:i w:val="0"/>
+                <w:color w:val="222222"/>
+                <w:sz w:val="17"/>
+              </w:rPr>
+              <w:t>2014</w:t>
+            </w:r>
+          </w:p>
+        </w:tc>
+        <w:tc>
+          <w:tcPr>
+            <w:tcW w:type="dxa" w:w="2551"/>
+            <w:shd w:val="clear" w:color="auto" w:fill="F5FBF5"/>
+            <w:tcMar>
+              <w:top w:w="50" w:type="dxa"/>
+              <w:bottom w:w="50" w:type="dxa"/>
+              <w:left w:w="100" w:type="dxa"/>
+              <w:right w:w="100" w:type="dxa"/>
+            </w:tcMar>
+            <w:tcBorders>
+              <w:top w:val="single" w:sz="4" w:color="D0D0D0" w:space="0"/>
+              <w:left w:val="single" w:sz="4" w:color="D0D0D0" w:space="0"/>
+              <w:bottom w:val="single" w:sz="4" w:color="D0D0D0" w:space="0"/>
+              <w:right w:val="single" w:sz="4" w:color="D0D0D0" w:space="0"/>
+            </w:tcBorders>
+          </w:tcPr>
+          <w:p>
+            <w:pPr>
+              <w:spacing w:before="20" w:after="20"/>
+              <w:jc w:val="left"/>
+            </w:pPr>
+            <w:r>
+              <w:rPr>
+                <w:b w:val="0"/>
+                <w:i w:val="0"/>
+                <w:color w:val="222222"/>
+                <w:sz w:val="17"/>
+              </w:rPr>
+              <w:t>73072.3408</w:t>
+            </w:r>
+          </w:p>
+        </w:tc>
+        <w:tc>
+          <w:tcPr>
+            <w:tcW w:type="dxa" w:w="2721"/>
+            <w:shd w:val="clear" w:color="auto" w:fill="F5FBF5"/>
+            <w:tcMar>
+              <w:top w:w="50" w:type="dxa"/>
+              <w:bottom w:w="50" w:type="dxa"/>
+              <w:left w:w="100" w:type="dxa"/>
+              <w:right w:w="100" w:type="dxa"/>
+            </w:tcMar>
+            <w:tcBorders>
+              <w:top w:val="single" w:sz="4" w:color="D0D0D0" w:space="0"/>
+              <w:left w:val="single" w:sz="4" w:color="D0D0D0" w:space="0"/>
+              <w:bottom w:val="single" w:sz="4" w:color="D0D0D0" w:space="0"/>
+              <w:right w:val="single" w:sz="4" w:color="D0D0D0" w:space="0"/>
+            </w:tcBorders>
+          </w:tcPr>
+          <w:p>
+            <w:pPr>
+              <w:spacing w:before="20" w:after="20"/>
+              <w:jc w:val="left"/>
+            </w:pPr>
+            <w:r>
+              <w:rPr>
+                <w:b w:val="0"/>
+                <w:i w:val="0"/>
+                <w:color w:val="222222"/>
+                <w:sz w:val="17"/>
+              </w:rPr>
+              <w:t>39216.7100</w:t>
+            </w:r>
+          </w:p>
+        </w:tc>
+      </w:tr>
+      <w:tr>
+        <w:tc>
+          <w:tcPr>
+            <w:tcW w:type="dxa" w:w="1984"/>
+            <w:shd w:val="clear" w:color="auto" w:fill="FFFFFF"/>
+            <w:tcMar>
+              <w:top w:w="50" w:type="dxa"/>
+              <w:bottom w:w="50" w:type="dxa"/>
+              <w:left w:w="100" w:type="dxa"/>
+              <w:right w:w="100" w:type="dxa"/>
+            </w:tcMar>
+            <w:tcBorders>
+              <w:top w:val="single" w:sz="4" w:color="D0D0D0" w:space="0"/>
+              <w:left w:val="single" w:sz="4" w:color="D0D0D0" w:space="0"/>
+              <w:bottom w:val="single" w:sz="4" w:color="D0D0D0" w:space="0"/>
+              <w:right w:val="single" w:sz="4" w:color="D0D0D0" w:space="0"/>
+            </w:tcBorders>
+          </w:tcPr>
+          <w:p>
+            <w:pPr>
+              <w:spacing w:before="20" w:after="20"/>
+              <w:jc w:val="left"/>
+            </w:pPr>
+            <w:r>
+              <w:rPr>
+                <w:b w:val="0"/>
+                <w:i w:val="0"/>
+                <w:color w:val="222222"/>
+                <w:sz w:val="17"/>
+              </w:rPr>
+              <w:t>Sentra Tambang</w:t>
+            </w:r>
+          </w:p>
+        </w:tc>
+        <w:tc>
+          <w:tcPr>
+            <w:tcW w:type="dxa" w:w="1134"/>
+            <w:shd w:val="clear" w:color="auto" w:fill="FFFFFF"/>
+            <w:tcMar>
+              <w:top w:w="50" w:type="dxa"/>
+              <w:bottom w:w="50" w:type="dxa"/>
+              <w:left w:w="100" w:type="dxa"/>
+              <w:right w:w="100" w:type="dxa"/>
+            </w:tcMar>
+            <w:tcBorders>
+              <w:top w:val="single" w:sz="4" w:color="D0D0D0" w:space="0"/>
+              <w:left w:val="single" w:sz="4" w:color="D0D0D0" w:space="0"/>
+              <w:bottom w:val="single" w:sz="4" w:color="D0D0D0" w:space="0"/>
+              <w:right w:val="single" w:sz="4" w:color="D0D0D0" w:space="0"/>
+            </w:tcBorders>
+          </w:tcPr>
+          <w:p>
+            <w:pPr>
+              <w:spacing w:before="20" w:after="20"/>
+              <w:jc w:val="center"/>
+            </w:pPr>
+            <w:r>
+              <w:rPr>
+                <w:b w:val="0"/>
+                <w:i w:val="0"/>
+                <w:color w:val="222222"/>
+                <w:sz w:val="17"/>
+              </w:rPr>
+              <w:t>2015</w:t>
+            </w:r>
+          </w:p>
+        </w:tc>
+        <w:tc>
+          <w:tcPr>
+            <w:tcW w:type="dxa" w:w="2551"/>
+            <w:shd w:val="clear" w:color="auto" w:fill="FFFFFF"/>
+            <w:tcMar>
+              <w:top w:w="50" w:type="dxa"/>
+              <w:bottom w:w="50" w:type="dxa"/>
+              <w:left w:w="100" w:type="dxa"/>
+              <w:right w:w="100" w:type="dxa"/>
+            </w:tcMar>
+            <w:tcBorders>
+              <w:top w:val="single" w:sz="4" w:color="D0D0D0" w:space="0"/>
+              <w:left w:val="single" w:sz="4" w:color="D0D0D0" w:space="0"/>
+              <w:bottom w:val="single" w:sz="4" w:color="D0D0D0" w:space="0"/>
+              <w:right w:val="single" w:sz="4" w:color="D0D0D0" w:space="0"/>
+            </w:tcBorders>
+          </w:tcPr>
+          <w:p>
+            <w:pPr>
+              <w:spacing w:before="20" w:after="20"/>
+              <w:jc w:val="left"/>
+            </w:pPr>
+            <w:r>
+              <w:rPr>
+                <w:b w:val="0"/>
+                <w:i w:val="0"/>
+                <w:color w:val="222222"/>
+                <w:sz w:val="17"/>
+              </w:rPr>
+              <w:t>116062.2081</w:t>
+            </w:r>
+          </w:p>
+        </w:tc>
+        <w:tc>
+          <w:tcPr>
+            <w:tcW w:type="dxa" w:w="2721"/>
+            <w:shd w:val="clear" w:color="auto" w:fill="FFFFFF"/>
+            <w:tcMar>
+              <w:top w:w="50" w:type="dxa"/>
+              <w:bottom w:w="50" w:type="dxa"/>
+              <w:left w:w="100" w:type="dxa"/>
+              <w:right w:w="100" w:type="dxa"/>
+            </w:tcMar>
+            <w:tcBorders>
+              <w:top w:val="single" w:sz="4" w:color="D0D0D0" w:space="0"/>
+              <w:left w:val="single" w:sz="4" w:color="D0D0D0" w:space="0"/>
+              <w:bottom w:val="single" w:sz="4" w:color="D0D0D0" w:space="0"/>
+              <w:right w:val="single" w:sz="4" w:color="D0D0D0" w:space="0"/>
+            </w:tcBorders>
+          </w:tcPr>
+          <w:p>
+            <w:pPr>
+              <w:spacing w:before="20" w:after="20"/>
+              <w:jc w:val="left"/>
+            </w:pPr>
+            <w:r>
+              <w:rPr>
+                <w:b w:val="0"/>
+                <w:i w:val="0"/>
+                <w:color w:val="222222"/>
+                <w:sz w:val="17"/>
+              </w:rPr>
+              <w:t>13370.0000</w:t>
+            </w:r>
+          </w:p>
+        </w:tc>
+      </w:tr>
+      <w:tr>
+        <w:tc>
+          <w:tcPr>
+            <w:tcW w:type="dxa" w:w="1984"/>
+            <w:shd w:val="clear" w:color="auto" w:fill="F5FBF5"/>
+            <w:tcMar>
+              <w:top w:w="50" w:type="dxa"/>
+              <w:bottom w:w="50" w:type="dxa"/>
+              <w:left w:w="100" w:type="dxa"/>
+              <w:right w:w="100" w:type="dxa"/>
+            </w:tcMar>
+            <w:tcBorders>
+              <w:top w:val="single" w:sz="4" w:color="D0D0D0" w:space="0"/>
+              <w:left w:val="single" w:sz="4" w:color="D0D0D0" w:space="0"/>
+              <w:bottom w:val="single" w:sz="4" w:color="D0D0D0" w:space="0"/>
+              <w:right w:val="single" w:sz="4" w:color="D0D0D0" w:space="0"/>
+            </w:tcBorders>
+          </w:tcPr>
+          <w:p>
+            <w:pPr>
+              <w:spacing w:before="20" w:after="20"/>
+              <w:jc w:val="left"/>
+            </w:pPr>
+            <w:r>
+              <w:rPr>
+                <w:b w:val="0"/>
+                <w:i w:val="0"/>
+                <w:color w:val="222222"/>
+                <w:sz w:val="17"/>
+              </w:rPr>
+              <w:t>Sentra Tambang</w:t>
+            </w:r>
+          </w:p>
+        </w:tc>
+        <w:tc>
+          <w:tcPr>
+            <w:tcW w:type="dxa" w:w="1134"/>
+            <w:shd w:val="clear" w:color="auto" w:fill="F5FBF5"/>
+            <w:tcMar>
+              <w:top w:w="50" w:type="dxa"/>
+              <w:bottom w:w="50" w:type="dxa"/>
+              <w:left w:w="100" w:type="dxa"/>
+              <w:right w:w="100" w:type="dxa"/>
+            </w:tcMar>
+            <w:tcBorders>
+              <w:top w:val="single" w:sz="4" w:color="D0D0D0" w:space="0"/>
+              <w:left w:val="single" w:sz="4" w:color="D0D0D0" w:space="0"/>
+              <w:bottom w:val="single" w:sz="4" w:color="D0D0D0" w:space="0"/>
+              <w:right w:val="single" w:sz="4" w:color="D0D0D0" w:space="0"/>
+            </w:tcBorders>
+          </w:tcPr>
+          <w:p>
+            <w:pPr>
+              <w:spacing w:before="20" w:after="20"/>
+              <w:jc w:val="center"/>
+            </w:pPr>
+            <w:r>
+              <w:rPr>
+                <w:b w:val="0"/>
+                <w:i w:val="0"/>
+                <w:color w:val="222222"/>
+                <w:sz w:val="17"/>
+              </w:rPr>
+              <w:t>2016</w:t>
+            </w:r>
+          </w:p>
+        </w:tc>
+        <w:tc>
+          <w:tcPr>
+            <w:tcW w:type="dxa" w:w="2551"/>
+            <w:shd w:val="clear" w:color="auto" w:fill="F5FBF5"/>
+            <w:tcMar>
+              <w:top w:w="50" w:type="dxa"/>
+              <w:bottom w:w="50" w:type="dxa"/>
+              <w:left w:w="100" w:type="dxa"/>
+              <w:right w:w="100" w:type="dxa"/>
+            </w:tcMar>
+            <w:tcBorders>
+              <w:top w:val="single" w:sz="4" w:color="D0D0D0" w:space="0"/>
+              <w:left w:val="single" w:sz="4" w:color="D0D0D0" w:space="0"/>
+              <w:bottom w:val="single" w:sz="4" w:color="D0D0D0" w:space="0"/>
+              <w:right w:val="single" w:sz="4" w:color="D0D0D0" w:space="0"/>
+            </w:tcBorders>
+          </w:tcPr>
+          <w:p>
+            <w:pPr>
+              <w:spacing w:before="20" w:after="20"/>
+              <w:jc w:val="left"/>
+            </w:pPr>
+            <w:r>
+              <w:rPr>
+                <w:b w:val="0"/>
+                <w:i w:val="0"/>
+                <w:color w:val="222222"/>
+                <w:sz w:val="17"/>
+              </w:rPr>
+              <w:t>94353.9226</w:t>
+            </w:r>
+          </w:p>
+        </w:tc>
+        <w:tc>
+          <w:tcPr>
+            <w:tcW w:type="dxa" w:w="2721"/>
+            <w:shd w:val="clear" w:color="auto" w:fill="F5FBF5"/>
+            <w:tcMar>
+              <w:top w:w="50" w:type="dxa"/>
+              <w:bottom w:w="50" w:type="dxa"/>
+              <w:left w:w="100" w:type="dxa"/>
+              <w:right w:w="100" w:type="dxa"/>
+            </w:tcMar>
+            <w:tcBorders>
+              <w:top w:val="single" w:sz="4" w:color="D0D0D0" w:space="0"/>
+              <w:left w:val="single" w:sz="4" w:color="D0D0D0" w:space="0"/>
+              <w:bottom w:val="single" w:sz="4" w:color="D0D0D0" w:space="0"/>
+              <w:right w:val="single" w:sz="4" w:color="D0D0D0" w:space="0"/>
+            </w:tcBorders>
+          </w:tcPr>
+          <w:p>
+            <w:pPr>
+              <w:spacing w:before="20" w:after="20"/>
+              <w:jc w:val="left"/>
+            </w:pPr>
+            <w:r>
+              <w:rPr>
+                <w:b w:val="0"/>
+                <w:i w:val="0"/>
+                <w:color w:val="222222"/>
+                <w:sz w:val="17"/>
+              </w:rPr>
+              <w:t>12515.8000</w:t>
+            </w:r>
+          </w:p>
+        </w:tc>
+      </w:tr>
+      <w:tr>
+        <w:tc>
+          <w:tcPr>
+            <w:tcW w:type="dxa" w:w="1984"/>
+            <w:shd w:val="clear" w:color="auto" w:fill="FFFFFF"/>
+            <w:tcMar>
+              <w:top w:w="50" w:type="dxa"/>
+              <w:bottom w:w="50" w:type="dxa"/>
+              <w:left w:w="100" w:type="dxa"/>
+              <w:right w:w="100" w:type="dxa"/>
+            </w:tcMar>
+            <w:tcBorders>
+              <w:top w:val="single" w:sz="4" w:color="D0D0D0" w:space="0"/>
+              <w:left w:val="single" w:sz="4" w:color="D0D0D0" w:space="0"/>
+              <w:bottom w:val="single" w:sz="4" w:color="D0D0D0" w:space="0"/>
+              <w:right w:val="single" w:sz="4" w:color="D0D0D0" w:space="0"/>
+            </w:tcBorders>
+          </w:tcPr>
+          <w:p>
+            <w:pPr>
+              <w:spacing w:before="20" w:after="20"/>
+              <w:jc w:val="left"/>
+            </w:pPr>
+            <w:r>
+              <w:rPr>
+                <w:b w:val="0"/>
+                <w:i w:val="0"/>
+                <w:color w:val="222222"/>
+                <w:sz w:val="17"/>
+              </w:rPr>
+              <w:t>Sentra Tambang</w:t>
+            </w:r>
+          </w:p>
+        </w:tc>
+        <w:tc>
+          <w:tcPr>
+            <w:tcW w:type="dxa" w:w="1134"/>
+            <w:shd w:val="clear" w:color="auto" w:fill="FFFFFF"/>
+            <w:tcMar>
+              <w:top w:w="50" w:type="dxa"/>
+              <w:bottom w:w="50" w:type="dxa"/>
+              <w:left w:w="100" w:type="dxa"/>
+              <w:right w:w="100" w:type="dxa"/>
+            </w:tcMar>
+            <w:tcBorders>
+              <w:top w:val="single" w:sz="4" w:color="D0D0D0" w:space="0"/>
+              <w:left w:val="single" w:sz="4" w:color="D0D0D0" w:space="0"/>
+              <w:bottom w:val="single" w:sz="4" w:color="D0D0D0" w:space="0"/>
+              <w:right w:val="single" w:sz="4" w:color="D0D0D0" w:space="0"/>
+            </w:tcBorders>
+          </w:tcPr>
+          <w:p>
+            <w:pPr>
+              <w:spacing w:before="20" w:after="20"/>
+              <w:jc w:val="center"/>
+            </w:pPr>
+            <w:r>
+              <w:rPr>
+                <w:b w:val="0"/>
+                <w:i w:val="0"/>
+                <w:color w:val="222222"/>
+                <w:sz w:val="17"/>
+              </w:rPr>
+              <w:t>2017</w:t>
+            </w:r>
+          </w:p>
+        </w:tc>
+        <w:tc>
+          <w:tcPr>
+            <w:tcW w:type="dxa" w:w="2551"/>
+            <w:shd w:val="clear" w:color="auto" w:fill="FFFFFF"/>
+            <w:tcMar>
+              <w:top w:w="50" w:type="dxa"/>
+              <w:bottom w:w="50" w:type="dxa"/>
+              <w:left w:w="100" w:type="dxa"/>
+              <w:right w:w="100" w:type="dxa"/>
+            </w:tcMar>
+            <w:tcBorders>
+              <w:top w:val="single" w:sz="4" w:color="D0D0D0" w:space="0"/>
+              <w:left w:val="single" w:sz="4" w:color="D0D0D0" w:space="0"/>
+              <w:bottom w:val="single" w:sz="4" w:color="D0D0D0" w:space="0"/>
+              <w:right w:val="single" w:sz="4" w:color="D0D0D0" w:space="0"/>
+            </w:tcBorders>
+          </w:tcPr>
+          <w:p>
+            <w:pPr>
+              <w:spacing w:before="20" w:after="20"/>
+              <w:jc w:val="left"/>
+            </w:pPr>
+            <w:r>
+              <w:rPr>
+                <w:b w:val="0"/>
+                <w:i w:val="0"/>
+                <w:color w:val="222222"/>
+                <w:sz w:val="17"/>
+              </w:rPr>
+              <w:t>53740.0814</w:t>
+            </w:r>
+          </w:p>
+        </w:tc>
+        <w:tc>
+          <w:tcPr>
+            <w:tcW w:type="dxa" w:w="2721"/>
+            <w:shd w:val="clear" w:color="auto" w:fill="FFFFFF"/>
+            <w:tcMar>
+              <w:top w:w="50" w:type="dxa"/>
+              <w:bottom w:w="50" w:type="dxa"/>
+              <w:left w:w="100" w:type="dxa"/>
+              <w:right w:w="100" w:type="dxa"/>
+            </w:tcMar>
+            <w:tcBorders>
+              <w:top w:val="single" w:sz="4" w:color="D0D0D0" w:space="0"/>
+              <w:left w:val="single" w:sz="4" w:color="D0D0D0" w:space="0"/>
+              <w:bottom w:val="single" w:sz="4" w:color="D0D0D0" w:space="0"/>
+              <w:right w:val="single" w:sz="4" w:color="D0D0D0" w:space="0"/>
+            </w:tcBorders>
+          </w:tcPr>
+          <w:p>
+            <w:pPr>
+              <w:spacing w:before="20" w:after="20"/>
+              <w:jc w:val="left"/>
+            </w:pPr>
+            <w:r>
+              <w:rPr>
+                <w:b w:val="0"/>
+                <w:i w:val="0"/>
+                <w:color w:val="222222"/>
+                <w:sz w:val="17"/>
+              </w:rPr>
+              <w:t>121742.9000</w:t>
+            </w:r>
+          </w:p>
+        </w:tc>
+      </w:tr>
+      <w:tr>
+        <w:tc>
+          <w:tcPr>
+            <w:tcW w:type="dxa" w:w="1984"/>
+            <w:shd w:val="clear" w:color="auto" w:fill="F5FBF5"/>
+            <w:tcMar>
+              <w:top w:w="50" w:type="dxa"/>
+              <w:bottom w:w="50" w:type="dxa"/>
+              <w:left w:w="100" w:type="dxa"/>
+              <w:right w:w="100" w:type="dxa"/>
+            </w:tcMar>
+            <w:tcBorders>
+              <w:top w:val="single" w:sz="4" w:color="D0D0D0" w:space="0"/>
+              <w:left w:val="single" w:sz="4" w:color="D0D0D0" w:space="0"/>
+              <w:bottom w:val="single" w:sz="4" w:color="D0D0D0" w:space="0"/>
+              <w:right w:val="single" w:sz="4" w:color="D0D0D0" w:space="0"/>
+            </w:tcBorders>
+          </w:tcPr>
+          <w:p>
+            <w:pPr>
+              <w:spacing w:before="20" w:after="20"/>
+              <w:jc w:val="left"/>
+            </w:pPr>
+            <w:r>
+              <w:rPr>
+                <w:b w:val="0"/>
+                <w:i w:val="0"/>
+                <w:color w:val="222222"/>
+                <w:sz w:val="17"/>
+              </w:rPr>
+              <w:t>Sentra Tambang</w:t>
+            </w:r>
+          </w:p>
+        </w:tc>
+        <w:tc>
+          <w:tcPr>
+            <w:tcW w:type="dxa" w:w="1134"/>
+            <w:shd w:val="clear" w:color="auto" w:fill="F5FBF5"/>
+            <w:tcMar>
+              <w:top w:w="50" w:type="dxa"/>
+              <w:bottom w:w="50" w:type="dxa"/>
+              <w:left w:w="100" w:type="dxa"/>
+              <w:right w:w="100" w:type="dxa"/>
+            </w:tcMar>
+            <w:tcBorders>
+              <w:top w:val="single" w:sz="4" w:color="D0D0D0" w:space="0"/>
+              <w:left w:val="single" w:sz="4" w:color="D0D0D0" w:space="0"/>
+              <w:bottom w:val="single" w:sz="4" w:color="D0D0D0" w:space="0"/>
+              <w:right w:val="single" w:sz="4" w:color="D0D0D0" w:space="0"/>
+            </w:tcBorders>
+          </w:tcPr>
+          <w:p>
+            <w:pPr>
+              <w:spacing w:before="20" w:after="20"/>
+              <w:jc w:val="center"/>
+            </w:pPr>
+            <w:r>
+              <w:rPr>
+                <w:b w:val="0"/>
+                <w:i w:val="0"/>
+                <w:color w:val="222222"/>
+                <w:sz w:val="17"/>
+              </w:rPr>
+              <w:t>2018</w:t>
+            </w:r>
+          </w:p>
+        </w:tc>
+        <w:tc>
+          <w:tcPr>
+            <w:tcW w:type="dxa" w:w="2551"/>
+            <w:shd w:val="clear" w:color="auto" w:fill="F5FBF5"/>
+            <w:tcMar>
+              <w:top w:w="50" w:type="dxa"/>
+              <w:bottom w:w="50" w:type="dxa"/>
+              <w:left w:w="100" w:type="dxa"/>
+              <w:right w:w="100" w:type="dxa"/>
+            </w:tcMar>
+            <w:tcBorders>
+              <w:top w:val="single" w:sz="4" w:color="D0D0D0" w:space="0"/>
+              <w:left w:val="single" w:sz="4" w:color="D0D0D0" w:space="0"/>
+              <w:bottom w:val="single" w:sz="4" w:color="D0D0D0" w:space="0"/>
+              <w:right w:val="single" w:sz="4" w:color="D0D0D0" w:space="0"/>
+            </w:tcBorders>
+          </w:tcPr>
+          <w:p>
+            <w:pPr>
+              <w:spacing w:before="20" w:after="20"/>
+              <w:jc w:val="left"/>
+            </w:pPr>
+            <w:r>
+              <w:rPr>
+                <w:b w:val="0"/>
+                <w:i w:val="0"/>
+                <w:color w:val="222222"/>
+                <w:sz w:val="17"/>
+              </w:rPr>
+              <w:t>52747.6914</w:t>
+            </w:r>
+          </w:p>
+        </w:tc>
+        <w:tc>
+          <w:tcPr>
+            <w:tcW w:type="dxa" w:w="2721"/>
+            <w:shd w:val="clear" w:color="auto" w:fill="F5FBF5"/>
+            <w:tcMar>
+              <w:top w:w="50" w:type="dxa"/>
+              <w:bottom w:w="50" w:type="dxa"/>
+              <w:left w:w="100" w:type="dxa"/>
+              <w:right w:w="100" w:type="dxa"/>
+            </w:tcMar>
+            <w:tcBorders>
+              <w:top w:val="single" w:sz="4" w:color="D0D0D0" w:space="0"/>
+              <w:left w:val="single" w:sz="4" w:color="D0D0D0" w:space="0"/>
+              <w:bottom w:val="single" w:sz="4" w:color="D0D0D0" w:space="0"/>
+              <w:right w:val="single" w:sz="4" w:color="D0D0D0" w:space="0"/>
+            </w:tcBorders>
+          </w:tcPr>
+          <w:p>
+            <w:pPr>
+              <w:spacing w:before="20" w:after="20"/>
+              <w:jc w:val="left"/>
+            </w:pPr>
+            <w:r>
+              <w:rPr>
+                <w:b w:val="0"/>
+                <w:i w:val="0"/>
+                <w:color w:val="222222"/>
+                <w:sz w:val="17"/>
+              </w:rPr>
+              <w:t>15634.6900</w:t>
+            </w:r>
+          </w:p>
+        </w:tc>
+      </w:tr>
+      <w:tr>
+        <w:tc>
+          <w:tcPr>
+            <w:tcW w:type="dxa" w:w="1984"/>
+            <w:shd w:val="clear" w:color="auto" w:fill="FFFFFF"/>
+            <w:tcMar>
+              <w:top w:w="50" w:type="dxa"/>
+              <w:bottom w:w="50" w:type="dxa"/>
+              <w:left w:w="100" w:type="dxa"/>
+              <w:right w:w="100" w:type="dxa"/>
+            </w:tcMar>
+            <w:tcBorders>
+              <w:top w:val="single" w:sz="4" w:color="D0D0D0" w:space="0"/>
+              <w:left w:val="single" w:sz="4" w:color="D0D0D0" w:space="0"/>
+              <w:bottom w:val="single" w:sz="4" w:color="D0D0D0" w:space="0"/>
+              <w:right w:val="single" w:sz="4" w:color="D0D0D0" w:space="0"/>
+            </w:tcBorders>
+          </w:tcPr>
+          <w:p>
+            <w:pPr>
+              <w:spacing w:before="20" w:after="20"/>
+              <w:jc w:val="left"/>
+            </w:pPr>
+            <w:r>
+              <w:rPr>
+                <w:b w:val="0"/>
+                <w:i w:val="0"/>
+                <w:color w:val="222222"/>
+                <w:sz w:val="17"/>
+              </w:rPr>
+              <w:t>Sentra Tambang</w:t>
+            </w:r>
+          </w:p>
+        </w:tc>
+        <w:tc>
+          <w:tcPr>
+            <w:tcW w:type="dxa" w:w="1134"/>
+            <w:shd w:val="clear" w:color="auto" w:fill="FFFFFF"/>
+            <w:tcMar>
+              <w:top w:w="50" w:type="dxa"/>
+              <w:bottom w:w="50" w:type="dxa"/>
+              <w:left w:w="100" w:type="dxa"/>
+              <w:right w:w="100" w:type="dxa"/>
+            </w:tcMar>
+            <w:tcBorders>
+              <w:top w:val="single" w:sz="4" w:color="D0D0D0" w:space="0"/>
+              <w:left w:val="single" w:sz="4" w:color="D0D0D0" w:space="0"/>
+              <w:bottom w:val="single" w:sz="4" w:color="D0D0D0" w:space="0"/>
+              <w:right w:val="single" w:sz="4" w:color="D0D0D0" w:space="0"/>
+            </w:tcBorders>
+          </w:tcPr>
+          <w:p>
+            <w:pPr>
+              <w:spacing w:before="20" w:after="20"/>
+              <w:jc w:val="center"/>
+            </w:pPr>
+            <w:r>
+              <w:rPr>
+                <w:b w:val="0"/>
+                <w:i w:val="0"/>
+                <w:color w:val="222222"/>
+                <w:sz w:val="17"/>
+              </w:rPr>
+              <w:t>2019</w:t>
+            </w:r>
+          </w:p>
+        </w:tc>
+        <w:tc>
+          <w:tcPr>
+            <w:tcW w:type="dxa" w:w="2551"/>
+            <w:shd w:val="clear" w:color="auto" w:fill="FFFFFF"/>
+            <w:tcMar>
+              <w:top w:w="50" w:type="dxa"/>
+              <w:bottom w:w="50" w:type="dxa"/>
+              <w:left w:w="100" w:type="dxa"/>
+              <w:right w:w="100" w:type="dxa"/>
+            </w:tcMar>
+            <w:tcBorders>
+              <w:top w:val="single" w:sz="4" w:color="D0D0D0" w:space="0"/>
+              <w:left w:val="single" w:sz="4" w:color="D0D0D0" w:space="0"/>
+              <w:bottom w:val="single" w:sz="4" w:color="D0D0D0" w:space="0"/>
+              <w:right w:val="single" w:sz="4" w:color="D0D0D0" w:space="0"/>
+            </w:tcBorders>
+          </w:tcPr>
+          <w:p>
+            <w:pPr>
+              <w:spacing w:before="20" w:after="20"/>
+              <w:jc w:val="left"/>
+            </w:pPr>
+            <w:r>
+              <w:rPr>
+                <w:b w:val="0"/>
+                <w:i w:val="0"/>
+                <w:color w:val="222222"/>
+                <w:sz w:val="17"/>
+              </w:rPr>
+              <w:t>69673.7395</w:t>
+            </w:r>
+          </w:p>
+        </w:tc>
+        <w:tc>
+          <w:tcPr>
+            <w:tcW w:type="dxa" w:w="2721"/>
+            <w:shd w:val="clear" w:color="auto" w:fill="FFFFFF"/>
+            <w:tcMar>
+              <w:top w:w="50" w:type="dxa"/>
+              <w:bottom w:w="50" w:type="dxa"/>
+              <w:left w:w="100" w:type="dxa"/>
+              <w:right w:w="100" w:type="dxa"/>
+            </w:tcMar>
+            <w:tcBorders>
+              <w:top w:val="single" w:sz="4" w:color="D0D0D0" w:space="0"/>
+              <w:left w:val="single" w:sz="4" w:color="D0D0D0" w:space="0"/>
+              <w:bottom w:val="single" w:sz="4" w:color="D0D0D0" w:space="0"/>
+              <w:right w:val="single" w:sz="4" w:color="D0D0D0" w:space="0"/>
+            </w:tcBorders>
+          </w:tcPr>
+          <w:p>
+            <w:pPr>
+              <w:spacing w:before="20" w:after="20"/>
+              <w:jc w:val="left"/>
+            </w:pPr>
+            <w:r>
+              <w:rPr>
+                <w:b w:val="0"/>
+                <w:i w:val="0"/>
+                <w:color w:val="222222"/>
+                <w:sz w:val="17"/>
+              </w:rPr>
+              <w:t>32458.3000</w:t>
+            </w:r>
+          </w:p>
+        </w:tc>
+      </w:tr>
+      <w:tr>
+        <w:tc>
+          <w:tcPr>
+            <w:tcW w:type="dxa" w:w="1984"/>
+            <w:shd w:val="clear" w:color="auto" w:fill="F5FBF5"/>
+            <w:tcMar>
+              <w:top w:w="50" w:type="dxa"/>
+              <w:bottom w:w="50" w:type="dxa"/>
+              <w:left w:w="100" w:type="dxa"/>
+              <w:right w:w="100" w:type="dxa"/>
+            </w:tcMar>
+            <w:tcBorders>
+              <w:top w:val="single" w:sz="4" w:color="D0D0D0" w:space="0"/>
+              <w:left w:val="single" w:sz="4" w:color="D0D0D0" w:space="0"/>
+              <w:bottom w:val="single" w:sz="4" w:color="D0D0D0" w:space="0"/>
+              <w:right w:val="single" w:sz="4" w:color="D0D0D0" w:space="0"/>
+            </w:tcBorders>
+          </w:tcPr>
+          <w:p>
+            <w:pPr>
+              <w:spacing w:before="20" w:after="20"/>
+              <w:jc w:val="left"/>
+            </w:pPr>
+            <w:r>
+              <w:rPr>
+                <w:b w:val="0"/>
+                <w:i w:val="0"/>
+                <w:color w:val="222222"/>
+                <w:sz w:val="17"/>
+              </w:rPr>
+              <w:t>Sentra Tambang</w:t>
+            </w:r>
+          </w:p>
+        </w:tc>
+        <w:tc>
+          <w:tcPr>
+            <w:tcW w:type="dxa" w:w="1134"/>
+            <w:shd w:val="clear" w:color="auto" w:fill="F5FBF5"/>
+            <w:tcMar>
+              <w:top w:w="50" w:type="dxa"/>
+              <w:bottom w:w="50" w:type="dxa"/>
+              <w:left w:w="100" w:type="dxa"/>
+              <w:right w:w="100" w:type="dxa"/>
+            </w:tcMar>
+            <w:tcBorders>
+              <w:top w:val="single" w:sz="4" w:color="D0D0D0" w:space="0"/>
+              <w:left w:val="single" w:sz="4" w:color="D0D0D0" w:space="0"/>
+              <w:bottom w:val="single" w:sz="4" w:color="D0D0D0" w:space="0"/>
+              <w:right w:val="single" w:sz="4" w:color="D0D0D0" w:space="0"/>
+            </w:tcBorders>
+          </w:tcPr>
+          <w:p>
+            <w:pPr>
+              <w:spacing w:before="20" w:after="20"/>
+              <w:jc w:val="center"/>
+            </w:pPr>
+            <w:r>
+              <w:rPr>
+                <w:b w:val="0"/>
+                <w:i w:val="0"/>
+                <w:color w:val="222222"/>
+                <w:sz w:val="17"/>
+              </w:rPr>
+              <w:t>2020</w:t>
+            </w:r>
+          </w:p>
+        </w:tc>
+        <w:tc>
+          <w:tcPr>
+            <w:tcW w:type="dxa" w:w="2551"/>
+            <w:shd w:val="clear" w:color="auto" w:fill="F5FBF5"/>
+            <w:tcMar>
+              <w:top w:w="50" w:type="dxa"/>
+              <w:bottom w:w="50" w:type="dxa"/>
+              <w:left w:w="100" w:type="dxa"/>
+              <w:right w:w="100" w:type="dxa"/>
+            </w:tcMar>
+            <w:tcBorders>
+              <w:top w:val="single" w:sz="4" w:color="D0D0D0" w:space="0"/>
+              <w:left w:val="single" w:sz="4" w:color="D0D0D0" w:space="0"/>
+              <w:bottom w:val="single" w:sz="4" w:color="D0D0D0" w:space="0"/>
+              <w:right w:val="single" w:sz="4" w:color="D0D0D0" w:space="0"/>
+            </w:tcBorders>
+          </w:tcPr>
+          <w:p>
+            <w:pPr>
+              <w:spacing w:before="20" w:after="20"/>
+              <w:jc w:val="left"/>
+            </w:pPr>
+            <w:r>
+              <w:rPr>
+                <w:b w:val="0"/>
+                <w:i w:val="0"/>
+                <w:color w:val="222222"/>
+                <w:sz w:val="17"/>
+              </w:rPr>
+              <w:t>38731.7141</w:t>
+            </w:r>
+          </w:p>
+        </w:tc>
+        <w:tc>
+          <w:tcPr>
+            <w:tcW w:type="dxa" w:w="2721"/>
+            <w:shd w:val="clear" w:color="auto" w:fill="F5FBF5"/>
+            <w:tcMar>
+              <w:top w:w="50" w:type="dxa"/>
+              <w:bottom w:w="50" w:type="dxa"/>
+              <w:left w:w="100" w:type="dxa"/>
+              <w:right w:w="100" w:type="dxa"/>
+            </w:tcMar>
+            <w:tcBorders>
+              <w:top w:val="single" w:sz="4" w:color="D0D0D0" w:space="0"/>
+              <w:left w:val="single" w:sz="4" w:color="D0D0D0" w:space="0"/>
+              <w:bottom w:val="single" w:sz="4" w:color="D0D0D0" w:space="0"/>
+              <w:right w:val="single" w:sz="4" w:color="D0D0D0" w:space="0"/>
+            </w:tcBorders>
+          </w:tcPr>
+          <w:p>
+            <w:pPr>
+              <w:spacing w:before="20" w:after="20"/>
+              <w:jc w:val="left"/>
+            </w:pPr>
+            <w:r>
+              <w:rPr>
+                <w:b w:val="0"/>
+                <w:i w:val="0"/>
+                <w:color w:val="222222"/>
+                <w:sz w:val="17"/>
+              </w:rPr>
+              <w:t>60420.8300</w:t>
+            </w:r>
+          </w:p>
+        </w:tc>
+      </w:tr>
+      <w:tr>
+        <w:tc>
+          <w:tcPr>
+            <w:tcW w:type="dxa" w:w="1984"/>
+            <w:shd w:val="clear" w:color="auto" w:fill="FFFFFF"/>
+            <w:tcMar>
+              <w:top w:w="50" w:type="dxa"/>
+              <w:bottom w:w="50" w:type="dxa"/>
+              <w:left w:w="100" w:type="dxa"/>
+              <w:right w:w="100" w:type="dxa"/>
+            </w:tcMar>
+            <w:tcBorders>
+              <w:top w:val="single" w:sz="4" w:color="D0D0D0" w:space="0"/>
+              <w:left w:val="single" w:sz="4" w:color="D0D0D0" w:space="0"/>
+              <w:bottom w:val="single" w:sz="4" w:color="D0D0D0" w:space="0"/>
+              <w:right w:val="single" w:sz="4" w:color="D0D0D0" w:space="0"/>
+            </w:tcBorders>
+          </w:tcPr>
+          <w:p>
+            <w:pPr>
+              <w:spacing w:before="20" w:after="20"/>
+              <w:jc w:val="left"/>
+            </w:pPr>
+            <w:r>
+              <w:rPr>
+                <w:b w:val="0"/>
+                <w:i w:val="0"/>
+                <w:color w:val="222222"/>
+                <w:sz w:val="17"/>
+              </w:rPr>
+              <w:t>Sentra Tambang</w:t>
+            </w:r>
+          </w:p>
+        </w:tc>
+        <w:tc>
+          <w:tcPr>
+            <w:tcW w:type="dxa" w:w="1134"/>
+            <w:shd w:val="clear" w:color="auto" w:fill="FFFFFF"/>
+            <w:tcMar>
+              <w:top w:w="50" w:type="dxa"/>
+              <w:bottom w:w="50" w:type="dxa"/>
+              <w:left w:w="100" w:type="dxa"/>
+              <w:right w:w="100" w:type="dxa"/>
+            </w:tcMar>
+            <w:tcBorders>
+              <w:top w:val="single" w:sz="4" w:color="D0D0D0" w:space="0"/>
+              <w:left w:val="single" w:sz="4" w:color="D0D0D0" w:space="0"/>
+              <w:bottom w:val="single" w:sz="4" w:color="D0D0D0" w:space="0"/>
+              <w:right w:val="single" w:sz="4" w:color="D0D0D0" w:space="0"/>
+            </w:tcBorders>
+          </w:tcPr>
+          <w:p>
+            <w:pPr>
+              <w:spacing w:before="20" w:after="20"/>
+              <w:jc w:val="center"/>
+            </w:pPr>
+            <w:r>
+              <w:rPr>
+                <w:b w:val="0"/>
+                <w:i w:val="0"/>
+                <w:color w:val="222222"/>
+                <w:sz w:val="17"/>
+              </w:rPr>
+              <w:t>2021</w:t>
+            </w:r>
+          </w:p>
+        </w:tc>
+        <w:tc>
+          <w:tcPr>
+            <w:tcW w:type="dxa" w:w="2551"/>
+            <w:shd w:val="clear" w:color="auto" w:fill="FFFFFF"/>
+            <w:tcMar>
+              <w:top w:w="50" w:type="dxa"/>
+              <w:bottom w:w="50" w:type="dxa"/>
+              <w:left w:w="100" w:type="dxa"/>
+              <w:right w:w="100" w:type="dxa"/>
+            </w:tcMar>
+            <w:tcBorders>
+              <w:top w:val="single" w:sz="4" w:color="D0D0D0" w:space="0"/>
+              <w:left w:val="single" w:sz="4" w:color="D0D0D0" w:space="0"/>
+              <w:bottom w:val="single" w:sz="4" w:color="D0D0D0" w:space="0"/>
+              <w:right w:val="single" w:sz="4" w:color="D0D0D0" w:space="0"/>
+            </w:tcBorders>
+          </w:tcPr>
+          <w:p>
+            <w:pPr>
+              <w:spacing w:before="20" w:after="20"/>
+              <w:jc w:val="left"/>
+            </w:pPr>
+            <w:r>
+              <w:rPr>
+                <w:b w:val="0"/>
+                <w:i w:val="0"/>
+                <w:color w:val="222222"/>
+                <w:sz w:val="17"/>
+              </w:rPr>
+              <w:t>29562.8337</w:t>
+            </w:r>
+          </w:p>
+        </w:tc>
+        <w:tc>
+          <w:tcPr>
+            <w:tcW w:type="dxa" w:w="2721"/>
+            <w:shd w:val="clear" w:color="auto" w:fill="FFFFFF"/>
+            <w:tcMar>
+              <w:top w:w="50" w:type="dxa"/>
+              <w:bottom w:w="50" w:type="dxa"/>
+              <w:left w:w="100" w:type="dxa"/>
+              <w:right w:w="100" w:type="dxa"/>
+            </w:tcMar>
+            <w:tcBorders>
+              <w:top w:val="single" w:sz="4" w:color="D0D0D0" w:space="0"/>
+              <w:left w:val="single" w:sz="4" w:color="D0D0D0" w:space="0"/>
+              <w:bottom w:val="single" w:sz="4" w:color="D0D0D0" w:space="0"/>
+              <w:right w:val="single" w:sz="4" w:color="D0D0D0" w:space="0"/>
+            </w:tcBorders>
+          </w:tcPr>
+          <w:p>
+            <w:pPr>
+              <w:spacing w:before="20" w:after="20"/>
+              <w:jc w:val="left"/>
+            </w:pPr>
+            <w:r>
+              <w:rPr>
+                <w:b w:val="0"/>
+                <w:i w:val="0"/>
+                <w:color w:val="222222"/>
+                <w:sz w:val="17"/>
+              </w:rPr>
+              <w:t>28835.0500</w:t>
+            </w:r>
+          </w:p>
+        </w:tc>
+      </w:tr>
+      <w:tr>
+        <w:tc>
+          <w:tcPr>
+            <w:tcW w:type="dxa" w:w="1984"/>
+            <w:shd w:val="clear" w:color="auto" w:fill="F5FBF5"/>
+            <w:tcMar>
+              <w:top w:w="50" w:type="dxa"/>
+              <w:bottom w:w="50" w:type="dxa"/>
+              <w:left w:w="100" w:type="dxa"/>
+              <w:right w:w="100" w:type="dxa"/>
+            </w:tcMar>
+            <w:tcBorders>
+              <w:top w:val="single" w:sz="4" w:color="D0D0D0" w:space="0"/>
+              <w:left w:val="single" w:sz="4" w:color="D0D0D0" w:space="0"/>
+              <w:bottom w:val="single" w:sz="4" w:color="D0D0D0" w:space="0"/>
+              <w:right w:val="single" w:sz="4" w:color="D0D0D0" w:space="0"/>
+            </w:tcBorders>
+          </w:tcPr>
+          <w:p>
+            <w:pPr>
+              <w:spacing w:before="20" w:after="20"/>
+              <w:jc w:val="left"/>
+            </w:pPr>
+            <w:r>
+              <w:rPr>
+                <w:b w:val="0"/>
+                <w:i w:val="0"/>
+                <w:color w:val="222222"/>
+                <w:sz w:val="17"/>
+              </w:rPr>
+              <w:t>Sentra Tambang</w:t>
+            </w:r>
+          </w:p>
+        </w:tc>
+        <w:tc>
+          <w:tcPr>
+            <w:tcW w:type="dxa" w:w="1134"/>
+            <w:shd w:val="clear" w:color="auto" w:fill="F5FBF5"/>
+            <w:tcMar>
+              <w:top w:w="50" w:type="dxa"/>
+              <w:bottom w:w="50" w:type="dxa"/>
+              <w:left w:w="100" w:type="dxa"/>
+              <w:right w:w="100" w:type="dxa"/>
+            </w:tcMar>
+            <w:tcBorders>
+              <w:top w:val="single" w:sz="4" w:color="D0D0D0" w:space="0"/>
+              <w:left w:val="single" w:sz="4" w:color="D0D0D0" w:space="0"/>
+              <w:bottom w:val="single" w:sz="4" w:color="D0D0D0" w:space="0"/>
+              <w:right w:val="single" w:sz="4" w:color="D0D0D0" w:space="0"/>
+            </w:tcBorders>
+          </w:tcPr>
+          <w:p>
+            <w:pPr>
+              <w:spacing w:before="20" w:after="20"/>
+              <w:jc w:val="center"/>
+            </w:pPr>
+            <w:r>
+              <w:rPr>
+                <w:b w:val="0"/>
+                <w:i w:val="0"/>
+                <w:color w:val="222222"/>
+                <w:sz w:val="17"/>
+              </w:rPr>
+              <w:t>2022</w:t>
+            </w:r>
+          </w:p>
+        </w:tc>
+        <w:tc>
+          <w:tcPr>
+            <w:tcW w:type="dxa" w:w="2551"/>
+            <w:shd w:val="clear" w:color="auto" w:fill="F5FBF5"/>
+            <w:tcMar>
+              <w:top w:w="50" w:type="dxa"/>
+              <w:bottom w:w="50" w:type="dxa"/>
+              <w:left w:w="100" w:type="dxa"/>
+              <w:right w:w="100" w:type="dxa"/>
+            </w:tcMar>
+            <w:tcBorders>
+              <w:top w:val="single" w:sz="4" w:color="D0D0D0" w:space="0"/>
+              <w:left w:val="single" w:sz="4" w:color="D0D0D0" w:space="0"/>
+              <w:bottom w:val="single" w:sz="4" w:color="D0D0D0" w:space="0"/>
+              <w:right w:val="single" w:sz="4" w:color="D0D0D0" w:space="0"/>
+            </w:tcBorders>
+          </w:tcPr>
+          <w:p>
+            <w:pPr>
+              <w:spacing w:before="20" w:after="20"/>
+              <w:jc w:val="left"/>
+            </w:pPr>
+            <w:r>
+              <w:rPr>
+                <w:b w:val="0"/>
+                <w:i w:val="0"/>
+                <w:color w:val="222222"/>
+                <w:sz w:val="17"/>
+              </w:rPr>
+              <w:t>32315.8498</w:t>
+            </w:r>
+          </w:p>
+        </w:tc>
+        <w:tc>
+          <w:tcPr>
+            <w:tcW w:type="dxa" w:w="2721"/>
+            <w:shd w:val="clear" w:color="auto" w:fill="F5FBF5"/>
+            <w:tcMar>
+              <w:top w:w="50" w:type="dxa"/>
+              <w:bottom w:w="50" w:type="dxa"/>
+              <w:left w:w="100" w:type="dxa"/>
+              <w:right w:w="100" w:type="dxa"/>
+            </w:tcMar>
+            <w:tcBorders>
+              <w:top w:val="single" w:sz="4" w:color="D0D0D0" w:space="0"/>
+              <w:left w:val="single" w:sz="4" w:color="D0D0D0" w:space="0"/>
+              <w:bottom w:val="single" w:sz="4" w:color="D0D0D0" w:space="0"/>
+              <w:right w:val="single" w:sz="4" w:color="D0D0D0" w:space="0"/>
+            </w:tcBorders>
+          </w:tcPr>
+          <w:p>
+            <w:pPr>
+              <w:spacing w:before="20" w:after="20"/>
+              <w:jc w:val="left"/>
+            </w:pPr>
+            <w:r>
+              <w:rPr>
+                <w:b w:val="0"/>
+                <w:i w:val="0"/>
+                <w:color w:val="222222"/>
+                <w:sz w:val="17"/>
+              </w:rPr>
+              <w:t>58268.0700</w:t>
+            </w:r>
+          </w:p>
+        </w:tc>
+      </w:tr>
+      <w:tr>
+        <w:tc>
+          <w:tcPr>
+            <w:tcW w:type="dxa" w:w="1984"/>
+            <w:shd w:val="clear" w:color="auto" w:fill="FFFFFF"/>
+            <w:tcMar>
+              <w:top w:w="50" w:type="dxa"/>
+              <w:bottom w:w="50" w:type="dxa"/>
+              <w:left w:w="100" w:type="dxa"/>
+              <w:right w:w="100" w:type="dxa"/>
+            </w:tcMar>
+            <w:tcBorders>
+              <w:top w:val="single" w:sz="4" w:color="D0D0D0" w:space="0"/>
+              <w:left w:val="single" w:sz="4" w:color="D0D0D0" w:space="0"/>
+              <w:bottom w:val="single" w:sz="4" w:color="D0D0D0" w:space="0"/>
+              <w:right w:val="single" w:sz="4" w:color="D0D0D0" w:space="0"/>
+            </w:tcBorders>
+          </w:tcPr>
+          <w:p>
+            <w:pPr>
+              <w:spacing w:before="20" w:after="20"/>
+              <w:jc w:val="left"/>
+            </w:pPr>
+            <w:r>
+              <w:rPr>
+                <w:b w:val="0"/>
+                <w:i w:val="0"/>
+                <w:color w:val="222222"/>
+                <w:sz w:val="17"/>
+              </w:rPr>
+              <w:t>Sentra Tambang</w:t>
+            </w:r>
+          </w:p>
+        </w:tc>
+        <w:tc>
+          <w:tcPr>
+            <w:tcW w:type="dxa" w:w="1134"/>
+            <w:shd w:val="clear" w:color="auto" w:fill="FFFFFF"/>
+            <w:tcMar>
+              <w:top w:w="50" w:type="dxa"/>
+              <w:bottom w:w="50" w:type="dxa"/>
+              <w:left w:w="100" w:type="dxa"/>
+              <w:right w:w="100" w:type="dxa"/>
+            </w:tcMar>
+            <w:tcBorders>
+              <w:top w:val="single" w:sz="4" w:color="D0D0D0" w:space="0"/>
+              <w:left w:val="single" w:sz="4" w:color="D0D0D0" w:space="0"/>
+              <w:bottom w:val="single" w:sz="4" w:color="D0D0D0" w:space="0"/>
+              <w:right w:val="single" w:sz="4" w:color="D0D0D0" w:space="0"/>
+            </w:tcBorders>
+          </w:tcPr>
+          <w:p>
+            <w:pPr>
+              <w:spacing w:before="20" w:after="20"/>
+              <w:jc w:val="center"/>
+            </w:pPr>
+            <w:r>
+              <w:rPr>
+                <w:b w:val="0"/>
+                <w:i w:val="0"/>
+                <w:color w:val="222222"/>
+                <w:sz w:val="17"/>
+              </w:rPr>
+              <w:t>2023</w:t>
+            </w:r>
+          </w:p>
+        </w:tc>
+        <w:tc>
+          <w:tcPr>
+            <w:tcW w:type="dxa" w:w="2551"/>
+            <w:shd w:val="clear" w:color="auto" w:fill="FFFFFF"/>
+            <w:tcMar>
+              <w:top w:w="50" w:type="dxa"/>
+              <w:bottom w:w="50" w:type="dxa"/>
+              <w:left w:w="100" w:type="dxa"/>
+              <w:right w:w="100" w:type="dxa"/>
+            </w:tcMar>
+            <w:tcBorders>
+              <w:top w:val="single" w:sz="4" w:color="D0D0D0" w:space="0"/>
+              <w:left w:val="single" w:sz="4" w:color="D0D0D0" w:space="0"/>
+              <w:bottom w:val="single" w:sz="4" w:color="D0D0D0" w:space="0"/>
+              <w:right w:val="single" w:sz="4" w:color="D0D0D0" w:space="0"/>
+            </w:tcBorders>
+          </w:tcPr>
+          <w:p>
+            <w:pPr>
+              <w:spacing w:before="20" w:after="20"/>
+              <w:jc w:val="left"/>
+            </w:pPr>
+            <w:r>
+              <w:rPr>
+                <w:b w:val="0"/>
+                <w:i w:val="0"/>
+                <w:color w:val="222222"/>
+                <w:sz w:val="17"/>
+              </w:rPr>
+              <w:t>66044.1797</w:t>
+            </w:r>
+          </w:p>
+        </w:tc>
+        <w:tc>
+          <w:tcPr>
+            <w:tcW w:type="dxa" w:w="2721"/>
+            <w:shd w:val="clear" w:color="auto" w:fill="FFFFFF"/>
+            <w:tcMar>
+              <w:top w:w="50" w:type="dxa"/>
+              <w:bottom w:w="50" w:type="dxa"/>
+              <w:left w:w="100" w:type="dxa"/>
+              <w:right w:w="100" w:type="dxa"/>
+            </w:tcMar>
+            <w:tcBorders>
+              <w:top w:val="single" w:sz="4" w:color="D0D0D0" w:space="0"/>
+              <w:left w:val="single" w:sz="4" w:color="D0D0D0" w:space="0"/>
+              <w:bottom w:val="single" w:sz="4" w:color="D0D0D0" w:space="0"/>
+              <w:right w:val="single" w:sz="4" w:color="D0D0D0" w:space="0"/>
+            </w:tcBorders>
+          </w:tcPr>
+          <w:p>
+            <w:pPr>
+              <w:spacing w:before="20" w:after="20"/>
+              <w:jc w:val="left"/>
+            </w:pPr>
+            <w:r>
+              <w:rPr>
+                <w:b w:val="0"/>
+                <w:i w:val="0"/>
+                <w:color w:val="222222"/>
+                <w:sz w:val="17"/>
+              </w:rPr>
+              <w:t>52138.7200</w:t>
             </w:r>
           </w:p>
         </w:tc>
@@ -25396,12 +27100,13 @@
         <w:tblLook w:firstColumn="1" w:firstRow="1" w:lastColumn="0" w:lastRow="0" w:noHBand="0" w:noVBand="1" w:val="04A0"/>
       </w:tblPr>
       <w:tblGrid>
-        <w:gridCol w:w="1606"/>
-        <w:gridCol w:w="1606"/>
-        <w:gridCol w:w="1606"/>
-        <w:gridCol w:w="1606"/>
-        <w:gridCol w:w="1606"/>
-        <w:gridCol w:w="1606"/>
+        <w:gridCol w:w="1377"/>
+        <w:gridCol w:w="1377"/>
+        <w:gridCol w:w="1377"/>
+        <w:gridCol w:w="1377"/>
+        <w:gridCol w:w="1377"/>
+        <w:gridCol w:w="1377"/>
+        <w:gridCol w:w="1377"/>
       </w:tblGrid>
       <w:tr>
         <w:tc>
@@ -25439,7 +27144,7 @@
         </w:tc>
         <w:tc>
           <w:tcPr>
-            <w:tcW w:type="dxa" w:w="2381"/>
+            <w:tcW w:type="dxa" w:w="1984"/>
             <w:shd w:val="clear" w:color="auto" w:fill="2E7D32"/>
             <w:tcMar>
               <w:top w:w="70" w:type="dxa"/>
@@ -25472,6 +27177,138 @@
         </w:tc>
         <w:tc>
           <w:tcPr>
+            <w:tcW w:type="dxa" w:w="1701"/>
+            <w:shd w:val="clear" w:color="auto" w:fill="2E7D32"/>
+            <w:tcMar>
+              <w:top w:w="70" w:type="dxa"/>
+              <w:bottom w:w="70" w:type="dxa"/>
+              <w:left w:w="100" w:type="dxa"/>
+              <w:right w:w="100" w:type="dxa"/>
+            </w:tcMar>
+            <w:tcBorders>
+              <w:top w:val="single" w:sz="4" w:color="D0D0D0" w:space="0"/>
+              <w:left w:val="single" w:sz="4" w:color="D0D0D0" w:space="0"/>
+              <w:bottom w:val="single" w:sz="8" w:color="1B5E20" w:space="0"/>
+              <w:right w:val="single" w:sz="4" w:color="D0D0D0" w:space="0"/>
+            </w:tcBorders>
+          </w:tcPr>
+          <w:p>
+            <w:pPr>
+              <w:spacing w:before="20" w:after="20"/>
+              <w:jc w:val="left"/>
+            </w:pPr>
+            <w:r>
+              <w:rPr>
+                <w:b/>
+                <w:i w:val="0"/>
+                <w:color w:val="FFFFFF"/>
+                <w:sz w:val="17"/>
+              </w:rPr>
+              <w:t>Kategori Analisis</w:t>
+            </w:r>
+          </w:p>
+        </w:tc>
+        <w:tc>
+          <w:tcPr>
+            <w:tcW w:type="dxa" w:w="1134"/>
+            <w:shd w:val="clear" w:color="auto" w:fill="2E7D32"/>
+            <w:tcMar>
+              <w:top w:w="70" w:type="dxa"/>
+              <w:bottom w:w="70" w:type="dxa"/>
+              <w:left w:w="100" w:type="dxa"/>
+              <w:right w:w="100" w:type="dxa"/>
+            </w:tcMar>
+            <w:tcBorders>
+              <w:top w:val="single" w:sz="4" w:color="D0D0D0" w:space="0"/>
+              <w:left w:val="single" w:sz="4" w:color="D0D0D0" w:space="0"/>
+              <w:bottom w:val="single" w:sz="8" w:color="1B5E20" w:space="0"/>
+              <w:right w:val="single" w:sz="4" w:color="D0D0D0" w:space="0"/>
+            </w:tcBorders>
+          </w:tcPr>
+          <w:p>
+            <w:pPr>
+              <w:spacing w:before="20" w:after="20"/>
+              <w:jc w:val="center"/>
+            </w:pPr>
+            <w:r>
+              <w:rPr>
+                <w:b/>
+                <w:i w:val="0"/>
+                <w:color w:val="FFFFFF"/>
+                <w:sz w:val="17"/>
+              </w:rPr>
+              <w:t>Satuan Ukur</w:t>
+            </w:r>
+          </w:p>
+        </w:tc>
+        <w:tc>
+          <w:tcPr>
+            <w:tcW w:type="dxa" w:w="1134"/>
+            <w:shd w:val="clear" w:color="auto" w:fill="2E7D32"/>
+            <w:tcMar>
+              <w:top w:w="70" w:type="dxa"/>
+              <w:bottom w:w="70" w:type="dxa"/>
+              <w:left w:w="100" w:type="dxa"/>
+              <w:right w:w="100" w:type="dxa"/>
+            </w:tcMar>
+            <w:tcBorders>
+              <w:top w:val="single" w:sz="4" w:color="D0D0D0" w:space="0"/>
+              <w:left w:val="single" w:sz="4" w:color="D0D0D0" w:space="0"/>
+              <w:bottom w:val="single" w:sz="8" w:color="1B5E20" w:space="0"/>
+              <w:right w:val="single" w:sz="4" w:color="D0D0D0" w:space="0"/>
+            </w:tcBorders>
+          </w:tcPr>
+          <w:p>
+            <w:pPr>
+              <w:spacing w:before="20" w:after="20"/>
+              <w:jc w:val="center"/>
+            </w:pPr>
+            <w:r>
+              <w:rPr>
+                <w:b/>
+                <w:i w:val="0"/>
+                <w:color w:val="FFFFFF"/>
+                <w:sz w:val="17"/>
+              </w:rPr>
+              <w:t>Cakupan Tahun</w:t>
+            </w:r>
+          </w:p>
+        </w:tc>
+        <w:tc>
+          <w:tcPr>
+            <w:tcW w:type="dxa" w:w="1984"/>
+            <w:shd w:val="clear" w:color="auto" w:fill="2E7D32"/>
+            <w:tcMar>
+              <w:top w:w="70" w:type="dxa"/>
+              <w:bottom w:w="70" w:type="dxa"/>
+              <w:left w:w="100" w:type="dxa"/>
+              <w:right w:w="100" w:type="dxa"/>
+            </w:tcMar>
+            <w:tcBorders>
+              <w:top w:val="single" w:sz="4" w:color="D0D0D0" w:space="0"/>
+              <w:left w:val="single" w:sz="4" w:color="D0D0D0" w:space="0"/>
+              <w:bottom w:val="single" w:sz="8" w:color="1B5E20" w:space="0"/>
+              <w:right w:val="single" w:sz="4" w:color="D0D0D0" w:space="0"/>
+            </w:tcBorders>
+          </w:tcPr>
+          <w:p>
+            <w:pPr>
+              <w:spacing w:before="20" w:after="20"/>
+              <w:jc w:val="left"/>
+            </w:pPr>
+            <w:r>
+              <w:rPr>
+                <w:b/>
+                <w:i w:val="0"/>
+                <w:color w:val="FFFFFF"/>
+                <w:sz w:val="17"/>
+              </w:rPr>
+              <w:t>Institusi &amp; Sumber Data Resmi</w:t>
+            </w:r>
+          </w:p>
+        </w:tc>
+        <w:tc>
+          <w:tcPr>
             <w:tcW w:type="dxa" w:w="1814"/>
             <w:shd w:val="clear" w:color="auto" w:fill="2E7D32"/>
             <w:tcMar>
@@ -25499,106 +27336,7 @@
                 <w:color w:val="FFFFFF"/>
                 <w:sz w:val="17"/>
               </w:rPr>
-              <w:t>Kategori Analisis</w:t>
-            </w:r>
-          </w:p>
-        </w:tc>
-        <w:tc>
-          <w:tcPr>
-            <w:tcW w:type="dxa" w:w="1134"/>
-            <w:shd w:val="clear" w:color="auto" w:fill="2E7D32"/>
-            <w:tcMar>
-              <w:top w:w="70" w:type="dxa"/>
-              <w:bottom w:w="70" w:type="dxa"/>
-              <w:left w:w="100" w:type="dxa"/>
-              <w:right w:w="100" w:type="dxa"/>
-            </w:tcMar>
-            <w:tcBorders>
-              <w:top w:val="single" w:sz="4" w:color="D0D0D0" w:space="0"/>
-              <w:left w:val="single" w:sz="4" w:color="D0D0D0" w:space="0"/>
-              <w:bottom w:val="single" w:sz="8" w:color="1B5E20" w:space="0"/>
-              <w:right w:val="single" w:sz="4" w:color="D0D0D0" w:space="0"/>
-            </w:tcBorders>
-          </w:tcPr>
-          <w:p>
-            <w:pPr>
-              <w:spacing w:before="20" w:after="20"/>
-              <w:jc w:val="center"/>
-            </w:pPr>
-            <w:r>
-              <w:rPr>
-                <w:b/>
-                <w:i w:val="0"/>
-                <w:color w:val="FFFFFF"/>
-                <w:sz w:val="17"/>
-              </w:rPr>
-              <w:t>Satuan Ukur</w:t>
-            </w:r>
-          </w:p>
-        </w:tc>
-        <w:tc>
-          <w:tcPr>
-            <w:tcW w:type="dxa" w:w="1134"/>
-            <w:shd w:val="clear" w:color="auto" w:fill="2E7D32"/>
-            <w:tcMar>
-              <w:top w:w="70" w:type="dxa"/>
-              <w:bottom w:w="70" w:type="dxa"/>
-              <w:left w:w="100" w:type="dxa"/>
-              <w:right w:w="100" w:type="dxa"/>
-            </w:tcMar>
-            <w:tcBorders>
-              <w:top w:val="single" w:sz="4" w:color="D0D0D0" w:space="0"/>
-              <w:left w:val="single" w:sz="4" w:color="D0D0D0" w:space="0"/>
-              <w:bottom w:val="single" w:sz="8" w:color="1B5E20" w:space="0"/>
-              <w:right w:val="single" w:sz="4" w:color="D0D0D0" w:space="0"/>
-            </w:tcBorders>
-          </w:tcPr>
-          <w:p>
-            <w:pPr>
-              <w:spacing w:before="20" w:after="20"/>
-              <w:jc w:val="center"/>
-            </w:pPr>
-            <w:r>
-              <w:rPr>
-                <w:b/>
-                <w:i w:val="0"/>
-                <w:color w:val="FFFFFF"/>
-                <w:sz w:val="17"/>
-              </w:rPr>
-              <w:t>Cakupan Tahun</w:t>
-            </w:r>
-          </w:p>
-        </w:tc>
-        <w:tc>
-          <w:tcPr>
-            <w:tcW w:type="dxa" w:w="3288"/>
-            <w:shd w:val="clear" w:color="auto" w:fill="2E7D32"/>
-            <w:tcMar>
-              <w:top w:w="70" w:type="dxa"/>
-              <w:bottom w:w="70" w:type="dxa"/>
-              <w:left w:w="100" w:type="dxa"/>
-              <w:right w:w="100" w:type="dxa"/>
-            </w:tcMar>
-            <w:tcBorders>
-              <w:top w:val="single" w:sz="4" w:color="D0D0D0" w:space="0"/>
-              <w:left w:val="single" w:sz="4" w:color="D0D0D0" w:space="0"/>
-              <w:bottom w:val="single" w:sz="8" w:color="1B5E20" w:space="0"/>
-              <w:right w:val="single" w:sz="4" w:color="D0D0D0" w:space="0"/>
-            </w:tcBorders>
-          </w:tcPr>
-          <w:p>
-            <w:pPr>
-              <w:spacing w:before="20" w:after="20"/>
-              <w:jc w:val="left"/>
-            </w:pPr>
-            <w:r>
-              <w:rPr>
-                <w:b/>
-                <w:i w:val="0"/>
-                <w:color w:val="FFFFFF"/>
-                <w:sz w:val="17"/>
-              </w:rPr>
-              <w:t>Institusi &amp; Sumber Data Resmi</w:t>
+              <w:t>Data File Asli</w:t>
             </w:r>
           </w:p>
         </w:tc>
@@ -25639,7 +27377,7 @@
         </w:tc>
         <w:tc>
           <w:tcPr>
-            <w:tcW w:type="dxa" w:w="2381"/>
+            <w:tcW w:type="dxa" w:w="1984"/>
             <w:shd w:val="clear" w:color="auto" w:fill="F5FBF5"/>
             <w:tcMar>
               <w:top w:w="50" w:type="dxa"/>
@@ -25667,6 +27405,138 @@
                 <w:sz w:val="17"/>
               </w:rPr>
               <w:t>Izin Usaha Pertambangan (IUP) Baru</w:t>
+            </w:r>
+          </w:p>
+        </w:tc>
+        <w:tc>
+          <w:tcPr>
+            <w:tcW w:type="dxa" w:w="1701"/>
+            <w:shd w:val="clear" w:color="auto" w:fill="F5FBF5"/>
+            <w:tcMar>
+              <w:top w:w="50" w:type="dxa"/>
+              <w:bottom w:w="50" w:type="dxa"/>
+              <w:left w:w="100" w:type="dxa"/>
+              <w:right w:w="100" w:type="dxa"/>
+            </w:tcMar>
+            <w:tcBorders>
+              <w:top w:val="single" w:sz="4" w:color="D0D0D0" w:space="0"/>
+              <w:left w:val="single" w:sz="4" w:color="D0D0D0" w:space="0"/>
+              <w:bottom w:val="single" w:sz="4" w:color="D0D0D0" w:space="0"/>
+              <w:right w:val="single" w:sz="4" w:color="D0D0D0" w:space="0"/>
+            </w:tcBorders>
+          </w:tcPr>
+          <w:p>
+            <w:pPr>
+              <w:spacing w:before="20" w:after="20"/>
+              <w:jc w:val="left"/>
+            </w:pPr>
+            <w:r>
+              <w:rPr>
+                <w:b w:val="0"/>
+                <w:i w:val="0"/>
+                <w:color w:val="222222"/>
+                <w:sz w:val="17"/>
+              </w:rPr>
+              <w:t>Faktor Tekanan Ekstraktif</w:t>
+            </w:r>
+          </w:p>
+        </w:tc>
+        <w:tc>
+          <w:tcPr>
+            <w:tcW w:type="dxa" w:w="1134"/>
+            <w:shd w:val="clear" w:color="auto" w:fill="F5FBF5"/>
+            <w:tcMar>
+              <w:top w:w="50" w:type="dxa"/>
+              <w:bottom w:w="50" w:type="dxa"/>
+              <w:left w:w="100" w:type="dxa"/>
+              <w:right w:w="100" w:type="dxa"/>
+            </w:tcMar>
+            <w:tcBorders>
+              <w:top w:val="single" w:sz="4" w:color="D0D0D0" w:space="0"/>
+              <w:left w:val="single" w:sz="4" w:color="D0D0D0" w:space="0"/>
+              <w:bottom w:val="single" w:sz="4" w:color="D0D0D0" w:space="0"/>
+              <w:right w:val="single" w:sz="4" w:color="D0D0D0" w:space="0"/>
+            </w:tcBorders>
+          </w:tcPr>
+          <w:p>
+            <w:pPr>
+              <w:spacing w:before="20" w:after="20"/>
+              <w:jc w:val="center"/>
+            </w:pPr>
+            <w:r>
+              <w:rPr>
+                <w:b w:val="0"/>
+                <w:i w:val="0"/>
+                <w:color w:val="222222"/>
+                <w:sz w:val="17"/>
+              </w:rPr>
+              <w:t>Unit Izin</w:t>
+            </w:r>
+          </w:p>
+        </w:tc>
+        <w:tc>
+          <w:tcPr>
+            <w:tcW w:type="dxa" w:w="1134"/>
+            <w:shd w:val="clear" w:color="auto" w:fill="F5FBF5"/>
+            <w:tcMar>
+              <w:top w:w="50" w:type="dxa"/>
+              <w:bottom w:w="50" w:type="dxa"/>
+              <w:left w:w="100" w:type="dxa"/>
+              <w:right w:w="100" w:type="dxa"/>
+            </w:tcMar>
+            <w:tcBorders>
+              <w:top w:val="single" w:sz="4" w:color="D0D0D0" w:space="0"/>
+              <w:left w:val="single" w:sz="4" w:color="D0D0D0" w:space="0"/>
+              <w:bottom w:val="single" w:sz="4" w:color="D0D0D0" w:space="0"/>
+              <w:right w:val="single" w:sz="4" w:color="D0D0D0" w:space="0"/>
+            </w:tcBorders>
+          </w:tcPr>
+          <w:p>
+            <w:pPr>
+              <w:spacing w:before="20" w:after="20"/>
+              <w:jc w:val="center"/>
+            </w:pPr>
+            <w:r>
+              <w:rPr>
+                <w:b w:val="0"/>
+                <w:i w:val="0"/>
+                <w:color w:val="222222"/>
+                <w:sz w:val="17"/>
+              </w:rPr>
+              <w:t>2014-2024</w:t>
+            </w:r>
+          </w:p>
+        </w:tc>
+        <w:tc>
+          <w:tcPr>
+            <w:tcW w:type="dxa" w:w="1984"/>
+            <w:shd w:val="clear" w:color="auto" w:fill="F5FBF5"/>
+            <w:tcMar>
+              <w:top w:w="50" w:type="dxa"/>
+              <w:bottom w:w="50" w:type="dxa"/>
+              <w:left w:w="100" w:type="dxa"/>
+              <w:right w:w="100" w:type="dxa"/>
+            </w:tcMar>
+            <w:tcBorders>
+              <w:top w:val="single" w:sz="4" w:color="D0D0D0" w:space="0"/>
+              <w:left w:val="single" w:sz="4" w:color="D0D0D0" w:space="0"/>
+              <w:bottom w:val="single" w:sz="4" w:color="D0D0D0" w:space="0"/>
+              <w:right w:val="single" w:sz="4" w:color="D0D0D0" w:space="0"/>
+            </w:tcBorders>
+          </w:tcPr>
+          <w:p>
+            <w:pPr>
+              <w:spacing w:before="20" w:after="20"/>
+              <w:jc w:val="left"/>
+            </w:pPr>
+            <w:r>
+              <w:rPr>
+                <w:b w:val="0"/>
+                <w:i w:val="0"/>
+                <w:color w:val="222222"/>
+                <w:sz w:val="17"/>
+              </w:rPr>
+              <w:t>Data Registry ESDM MODI (Minerbaone)</w:t>
             </w:r>
           </w:p>
         </w:tc>
@@ -25699,7 +27569,341 @@
                 <w:color w:val="222222"/>
                 <w:sz w:val="17"/>
               </w:rPr>
+              <w:t>sulawesi_izin_baru_per_tahun.csv</w:t>
+            </w:r>
+          </w:p>
+        </w:tc>
+      </w:tr>
+      <w:tr>
+        <w:tc>
+          <w:tcPr>
+            <w:tcW w:type="dxa" w:w="454"/>
+            <w:shd w:val="clear" w:color="auto" w:fill="FFFFFF"/>
+            <w:tcMar>
+              <w:top w:w="50" w:type="dxa"/>
+              <w:bottom w:w="50" w:type="dxa"/>
+              <w:left w:w="100" w:type="dxa"/>
+              <w:right w:w="100" w:type="dxa"/>
+            </w:tcMar>
+            <w:tcBorders>
+              <w:top w:val="single" w:sz="4" w:color="D0D0D0" w:space="0"/>
+              <w:left w:val="single" w:sz="4" w:color="D0D0D0" w:space="0"/>
+              <w:bottom w:val="single" w:sz="4" w:color="D0D0D0" w:space="0"/>
+              <w:right w:val="single" w:sz="4" w:color="D0D0D0" w:space="0"/>
+            </w:tcBorders>
+          </w:tcPr>
+          <w:p>
+            <w:pPr>
+              <w:spacing w:before="20" w:after="20"/>
+              <w:jc w:val="center"/>
+            </w:pPr>
+            <w:r>
+              <w:rPr>
+                <w:b w:val="0"/>
+                <w:i w:val="0"/>
+                <w:color w:val="222222"/>
+                <w:sz w:val="17"/>
+              </w:rPr>
+              <w:t>2</w:t>
+            </w:r>
+          </w:p>
+        </w:tc>
+        <w:tc>
+          <w:tcPr>
+            <w:tcW w:type="dxa" w:w="1984"/>
+            <w:shd w:val="clear" w:color="auto" w:fill="FFFFFF"/>
+            <w:tcMar>
+              <w:top w:w="50" w:type="dxa"/>
+              <w:bottom w:w="50" w:type="dxa"/>
+              <w:left w:w="100" w:type="dxa"/>
+              <w:right w:w="100" w:type="dxa"/>
+            </w:tcMar>
+            <w:tcBorders>
+              <w:top w:val="single" w:sz="4" w:color="D0D0D0" w:space="0"/>
+              <w:left w:val="single" w:sz="4" w:color="D0D0D0" w:space="0"/>
+              <w:bottom w:val="single" w:sz="4" w:color="D0D0D0" w:space="0"/>
+              <w:right w:val="single" w:sz="4" w:color="D0D0D0" w:space="0"/>
+            </w:tcBorders>
+          </w:tcPr>
+          <w:p>
+            <w:pPr>
+              <w:spacing w:before="20" w:after="20"/>
+              <w:jc w:val="left"/>
+            </w:pPr>
+            <w:r>
+              <w:rPr>
+                <w:b w:val="0"/>
+                <w:i w:val="0"/>
+                <w:color w:val="222222"/>
+                <w:sz w:val="17"/>
+              </w:rPr>
+              <w:t>Luas Wilayah Konsesi Tambang Baru</w:t>
+            </w:r>
+          </w:p>
+        </w:tc>
+        <w:tc>
+          <w:tcPr>
+            <w:tcW w:type="dxa" w:w="1701"/>
+            <w:shd w:val="clear" w:color="auto" w:fill="FFFFFF"/>
+            <w:tcMar>
+              <w:top w:w="50" w:type="dxa"/>
+              <w:bottom w:w="50" w:type="dxa"/>
+              <w:left w:w="100" w:type="dxa"/>
+              <w:right w:w="100" w:type="dxa"/>
+            </w:tcMar>
+            <w:tcBorders>
+              <w:top w:val="single" w:sz="4" w:color="D0D0D0" w:space="0"/>
+              <w:left w:val="single" w:sz="4" w:color="D0D0D0" w:space="0"/>
+              <w:bottom w:val="single" w:sz="4" w:color="D0D0D0" w:space="0"/>
+              <w:right w:val="single" w:sz="4" w:color="D0D0D0" w:space="0"/>
+            </w:tcBorders>
+          </w:tcPr>
+          <w:p>
+            <w:pPr>
+              <w:spacing w:before="20" w:after="20"/>
+              <w:jc w:val="left"/>
+            </w:pPr>
+            <w:r>
+              <w:rPr>
+                <w:b w:val="0"/>
+                <w:i w:val="0"/>
+                <w:color w:val="222222"/>
+                <w:sz w:val="17"/>
+              </w:rPr>
               <w:t>Faktor Tekanan Ekstraktif</w:t>
+            </w:r>
+          </w:p>
+        </w:tc>
+        <w:tc>
+          <w:tcPr>
+            <w:tcW w:type="dxa" w:w="1134"/>
+            <w:shd w:val="clear" w:color="auto" w:fill="FFFFFF"/>
+            <w:tcMar>
+              <w:top w:w="50" w:type="dxa"/>
+              <w:bottom w:w="50" w:type="dxa"/>
+              <w:left w:w="100" w:type="dxa"/>
+              <w:right w:w="100" w:type="dxa"/>
+            </w:tcMar>
+            <w:tcBorders>
+              <w:top w:val="single" w:sz="4" w:color="D0D0D0" w:space="0"/>
+              <w:left w:val="single" w:sz="4" w:color="D0D0D0" w:space="0"/>
+              <w:bottom w:val="single" w:sz="4" w:color="D0D0D0" w:space="0"/>
+              <w:right w:val="single" w:sz="4" w:color="D0D0D0" w:space="0"/>
+            </w:tcBorders>
+          </w:tcPr>
+          <w:p>
+            <w:pPr>
+              <w:spacing w:before="20" w:after="20"/>
+              <w:jc w:val="center"/>
+            </w:pPr>
+            <w:r>
+              <w:rPr>
+                <w:b w:val="0"/>
+                <w:i w:val="0"/>
+                <w:color w:val="222222"/>
+                <w:sz w:val="17"/>
+              </w:rPr>
+              <w:t>Hektar (Ha)</w:t>
+            </w:r>
+          </w:p>
+        </w:tc>
+        <w:tc>
+          <w:tcPr>
+            <w:tcW w:type="dxa" w:w="1134"/>
+            <w:shd w:val="clear" w:color="auto" w:fill="FFFFFF"/>
+            <w:tcMar>
+              <w:top w:w="50" w:type="dxa"/>
+              <w:bottom w:w="50" w:type="dxa"/>
+              <w:left w:w="100" w:type="dxa"/>
+              <w:right w:w="100" w:type="dxa"/>
+            </w:tcMar>
+            <w:tcBorders>
+              <w:top w:val="single" w:sz="4" w:color="D0D0D0" w:space="0"/>
+              <w:left w:val="single" w:sz="4" w:color="D0D0D0" w:space="0"/>
+              <w:bottom w:val="single" w:sz="4" w:color="D0D0D0" w:space="0"/>
+              <w:right w:val="single" w:sz="4" w:color="D0D0D0" w:space="0"/>
+            </w:tcBorders>
+          </w:tcPr>
+          <w:p>
+            <w:pPr>
+              <w:spacing w:before="20" w:after="20"/>
+              <w:jc w:val="center"/>
+            </w:pPr>
+            <w:r>
+              <w:rPr>
+                <w:b w:val="0"/>
+                <w:i w:val="0"/>
+                <w:color w:val="222222"/>
+                <w:sz w:val="17"/>
+              </w:rPr>
+              <w:t>2014-2024</w:t>
+            </w:r>
+          </w:p>
+        </w:tc>
+        <w:tc>
+          <w:tcPr>
+            <w:tcW w:type="dxa" w:w="1984"/>
+            <w:shd w:val="clear" w:color="auto" w:fill="FFFFFF"/>
+            <w:tcMar>
+              <w:top w:w="50" w:type="dxa"/>
+              <w:bottom w:w="50" w:type="dxa"/>
+              <w:left w:w="100" w:type="dxa"/>
+              <w:right w:w="100" w:type="dxa"/>
+            </w:tcMar>
+            <w:tcBorders>
+              <w:top w:val="single" w:sz="4" w:color="D0D0D0" w:space="0"/>
+              <w:left w:val="single" w:sz="4" w:color="D0D0D0" w:space="0"/>
+              <w:bottom w:val="single" w:sz="4" w:color="D0D0D0" w:space="0"/>
+              <w:right w:val="single" w:sz="4" w:color="D0D0D0" w:space="0"/>
+            </w:tcBorders>
+          </w:tcPr>
+          <w:p>
+            <w:pPr>
+              <w:spacing w:before="20" w:after="20"/>
+              <w:jc w:val="left"/>
+            </w:pPr>
+            <w:r>
+              <w:rPr>
+                <w:b w:val="0"/>
+                <w:i w:val="0"/>
+                <w:color w:val="222222"/>
+                <w:sz w:val="17"/>
+              </w:rPr>
+              <w:t>Data Registry ESDM MODI (Minerbaone)</w:t>
+            </w:r>
+          </w:p>
+        </w:tc>
+        <w:tc>
+          <w:tcPr>
+            <w:tcW w:type="dxa" w:w="1814"/>
+            <w:shd w:val="clear" w:color="auto" w:fill="FFFFFF"/>
+            <w:tcMar>
+              <w:top w:w="50" w:type="dxa"/>
+              <w:bottom w:w="50" w:type="dxa"/>
+              <w:left w:w="100" w:type="dxa"/>
+              <w:right w:w="100" w:type="dxa"/>
+            </w:tcMar>
+            <w:tcBorders>
+              <w:top w:val="single" w:sz="4" w:color="D0D0D0" w:space="0"/>
+              <w:left w:val="single" w:sz="4" w:color="D0D0D0" w:space="0"/>
+              <w:bottom w:val="single" w:sz="4" w:color="D0D0D0" w:space="0"/>
+              <w:right w:val="single" w:sz="4" w:color="D0D0D0" w:space="0"/>
+            </w:tcBorders>
+          </w:tcPr>
+          <w:p>
+            <w:pPr>
+              <w:spacing w:before="20" w:after="20"/>
+              <w:jc w:val="left"/>
+            </w:pPr>
+            <w:r>
+              <w:rPr>
+                <w:b w:val="0"/>
+                <w:i w:val="0"/>
+                <w:color w:val="222222"/>
+                <w:sz w:val="17"/>
+              </w:rPr>
+              <w:t>sulawesi_kawasan_nikel_luas.csv</w:t>
+            </w:r>
+          </w:p>
+        </w:tc>
+      </w:tr>
+      <w:tr>
+        <w:tc>
+          <w:tcPr>
+            <w:tcW w:type="dxa" w:w="454"/>
+            <w:shd w:val="clear" w:color="auto" w:fill="F5FBF5"/>
+            <w:tcMar>
+              <w:top w:w="50" w:type="dxa"/>
+              <w:bottom w:w="50" w:type="dxa"/>
+              <w:left w:w="100" w:type="dxa"/>
+              <w:right w:w="100" w:type="dxa"/>
+            </w:tcMar>
+            <w:tcBorders>
+              <w:top w:val="single" w:sz="4" w:color="D0D0D0" w:space="0"/>
+              <w:left w:val="single" w:sz="4" w:color="D0D0D0" w:space="0"/>
+              <w:bottom w:val="single" w:sz="4" w:color="D0D0D0" w:space="0"/>
+              <w:right w:val="single" w:sz="4" w:color="D0D0D0" w:space="0"/>
+            </w:tcBorders>
+          </w:tcPr>
+          <w:p>
+            <w:pPr>
+              <w:spacing w:before="20" w:after="20"/>
+              <w:jc w:val="center"/>
+            </w:pPr>
+            <w:r>
+              <w:rPr>
+                <w:b w:val="0"/>
+                <w:i w:val="0"/>
+                <w:color w:val="222222"/>
+                <w:sz w:val="17"/>
+              </w:rPr>
+              <w:t>3</w:t>
+            </w:r>
+          </w:p>
+        </w:tc>
+        <w:tc>
+          <w:tcPr>
+            <w:tcW w:type="dxa" w:w="1984"/>
+            <w:shd w:val="clear" w:color="auto" w:fill="F5FBF5"/>
+            <w:tcMar>
+              <w:top w:w="50" w:type="dxa"/>
+              <w:bottom w:w="50" w:type="dxa"/>
+              <w:left w:w="100" w:type="dxa"/>
+              <w:right w:w="100" w:type="dxa"/>
+            </w:tcMar>
+            <w:tcBorders>
+              <w:top w:val="single" w:sz="4" w:color="D0D0D0" w:space="0"/>
+              <w:left w:val="single" w:sz="4" w:color="D0D0D0" w:space="0"/>
+              <w:bottom w:val="single" w:sz="4" w:color="D0D0D0" w:space="0"/>
+              <w:right w:val="single" w:sz="4" w:color="D0D0D0" w:space="0"/>
+            </w:tcBorders>
+          </w:tcPr>
+          <w:p>
+            <w:pPr>
+              <w:spacing w:before="20" w:after="20"/>
+              <w:jc w:val="left"/>
+            </w:pPr>
+            <w:r>
+              <w:rPr>
+                <w:b w:val="0"/>
+                <w:i w:val="0"/>
+                <w:color w:val="222222"/>
+                <w:sz w:val="17"/>
+              </w:rPr>
+              <w:t>Kapasitas Terpasang PLTU Captive</w:t>
+            </w:r>
+          </w:p>
+        </w:tc>
+        <w:tc>
+          <w:tcPr>
+            <w:tcW w:type="dxa" w:w="1701"/>
+            <w:shd w:val="clear" w:color="auto" w:fill="F5FBF5"/>
+            <w:tcMar>
+              <w:top w:w="50" w:type="dxa"/>
+              <w:bottom w:w="50" w:type="dxa"/>
+              <w:left w:w="100" w:type="dxa"/>
+              <w:right w:w="100" w:type="dxa"/>
+            </w:tcMar>
+            <w:tcBorders>
+              <w:top w:val="single" w:sz="4" w:color="D0D0D0" w:space="0"/>
+              <w:left w:val="single" w:sz="4" w:color="D0D0D0" w:space="0"/>
+              <w:bottom w:val="single" w:sz="4" w:color="D0D0D0" w:space="0"/>
+              <w:right w:val="single" w:sz="4" w:color="D0D0D0" w:space="0"/>
+            </w:tcBorders>
+          </w:tcPr>
+          <w:p>
+            <w:pPr>
+              <w:spacing w:before="20" w:after="20"/>
+              <w:jc w:val="left"/>
+            </w:pPr>
+            <w:r>
+              <w:rPr>
+                <w:b w:val="0"/>
+                <w:i w:val="0"/>
+                <w:color w:val="222222"/>
+                <w:sz w:val="17"/>
+              </w:rPr>
+              <w:t>Infrastruktur Energi Khusus</w:t>
             </w:r>
           </w:p>
         </w:tc>
@@ -25732,7 +27936,7 @@
                 <w:color w:val="222222"/>
                 <w:sz w:val="17"/>
               </w:rPr>
-              <w:t>Unit Izin</w:t>
+              <w:t>Megawatt (MW)</w:t>
             </w:r>
           </w:p>
         </w:tc>
@@ -25765,13 +27969,13 @@
                 <w:color w:val="222222"/>
                 <w:sz w:val="17"/>
               </w:rPr>
-              <w:t>2014–2024</w:t>
-            </w:r>
-          </w:p>
-        </w:tc>
-        <w:tc>
-          <w:tcPr>
-            <w:tcW w:type="dxa" w:w="3288"/>
+              <w:t>2014-2024</w:t>
+            </w:r>
+          </w:p>
+        </w:tc>
+        <w:tc>
+          <w:tcPr>
+            <w:tcW w:type="dxa" w:w="1984"/>
             <w:shd w:val="clear" w:color="auto" w:fill="F5FBF5"/>
             <w:tcMar>
               <w:top w:w="50" w:type="dxa"/>
@@ -25798,7 +28002,40 @@
                 <w:color w:val="222222"/>
                 <w:sz w:val="17"/>
               </w:rPr>
-              <w:t>Data Registry ESDM MODI (Minerbaone)</w:t>
+              <w:t>NGO (Global Energy Monitor / GEM)</w:t>
+            </w:r>
+          </w:p>
+        </w:tc>
+        <w:tc>
+          <w:tcPr>
+            <w:tcW w:type="dxa" w:w="1814"/>
+            <w:shd w:val="clear" w:color="auto" w:fill="F5FBF5"/>
+            <w:tcMar>
+              <w:top w:w="50" w:type="dxa"/>
+              <w:bottom w:w="50" w:type="dxa"/>
+              <w:left w:w="100" w:type="dxa"/>
+              <w:right w:w="100" w:type="dxa"/>
+            </w:tcMar>
+            <w:tcBorders>
+              <w:top w:val="single" w:sz="4" w:color="D0D0D0" w:space="0"/>
+              <w:left w:val="single" w:sz="4" w:color="D0D0D0" w:space="0"/>
+              <w:bottom w:val="single" w:sz="4" w:color="D0D0D0" w:space="0"/>
+              <w:right w:val="single" w:sz="4" w:color="D0D0D0" w:space="0"/>
+            </w:tcBorders>
+          </w:tcPr>
+          <w:p>
+            <w:pPr>
+              <w:spacing w:before="20" w:after="20"/>
+              <w:jc w:val="left"/>
+            </w:pPr>
+            <w:r>
+              <w:rPr>
+                <w:b w:val="0"/>
+                <w:i w:val="0"/>
+                <w:color w:val="222222"/>
+                <w:sz w:val="17"/>
+              </w:rPr>
+              <w:t>sulawesi_pltu_captive.csv</w:t>
             </w:r>
           </w:p>
         </w:tc>
@@ -25833,13 +28070,13 @@
                 <w:color w:val="222222"/>
                 <w:sz w:val="17"/>
               </w:rPr>
-              <w:t>2</w:t>
-            </w:r>
-          </w:p>
-        </w:tc>
-        <w:tc>
-          <w:tcPr>
-            <w:tcW w:type="dxa" w:w="2381"/>
+              <w:t>4</w:t>
+            </w:r>
+          </w:p>
+        </w:tc>
+        <w:tc>
+          <w:tcPr>
+            <w:tcW w:type="dxa" w:w="1984"/>
             <w:shd w:val="clear" w:color="auto" w:fill="FFFFFF"/>
             <w:tcMar>
               <w:top w:w="50" w:type="dxa"/>
@@ -25866,7 +28103,139 @@
                 <w:color w:val="222222"/>
                 <w:sz w:val="17"/>
               </w:rPr>
-              <w:t>Luas Wilayah Konsesi Tambang Baru</w:t>
+              <w:t>Fasilitas Smelter Nikel</w:t>
+            </w:r>
+          </w:p>
+        </w:tc>
+        <w:tc>
+          <w:tcPr>
+            <w:tcW w:type="dxa" w:w="1701"/>
+            <w:shd w:val="clear" w:color="auto" w:fill="FFFFFF"/>
+            <w:tcMar>
+              <w:top w:w="50" w:type="dxa"/>
+              <w:bottom w:w="50" w:type="dxa"/>
+              <w:left w:w="100" w:type="dxa"/>
+              <w:right w:w="100" w:type="dxa"/>
+            </w:tcMar>
+            <w:tcBorders>
+              <w:top w:val="single" w:sz="4" w:color="D0D0D0" w:space="0"/>
+              <w:left w:val="single" w:sz="4" w:color="D0D0D0" w:space="0"/>
+              <w:bottom w:val="single" w:sz="4" w:color="D0D0D0" w:space="0"/>
+              <w:right w:val="single" w:sz="4" w:color="D0D0D0" w:space="0"/>
+            </w:tcBorders>
+          </w:tcPr>
+          <w:p>
+            <w:pPr>
+              <w:spacing w:before="20" w:after="20"/>
+              <w:jc w:val="left"/>
+            </w:pPr>
+            <w:r>
+              <w:rPr>
+                <w:b w:val="0"/>
+                <w:i w:val="0"/>
+                <w:color w:val="222222"/>
+                <w:sz w:val="17"/>
+              </w:rPr>
+              <w:t>Fasilitas Industri Hilir</w:t>
+            </w:r>
+          </w:p>
+        </w:tc>
+        <w:tc>
+          <w:tcPr>
+            <w:tcW w:type="dxa" w:w="1134"/>
+            <w:shd w:val="clear" w:color="auto" w:fill="FFFFFF"/>
+            <w:tcMar>
+              <w:top w:w="50" w:type="dxa"/>
+              <w:bottom w:w="50" w:type="dxa"/>
+              <w:left w:w="100" w:type="dxa"/>
+              <w:right w:w="100" w:type="dxa"/>
+            </w:tcMar>
+            <w:tcBorders>
+              <w:top w:val="single" w:sz="4" w:color="D0D0D0" w:space="0"/>
+              <w:left w:val="single" w:sz="4" w:color="D0D0D0" w:space="0"/>
+              <w:bottom w:val="single" w:sz="4" w:color="D0D0D0" w:space="0"/>
+              <w:right w:val="single" w:sz="4" w:color="D0D0D0" w:space="0"/>
+            </w:tcBorders>
+          </w:tcPr>
+          <w:p>
+            <w:pPr>
+              <w:spacing w:before="20" w:after="20"/>
+              <w:jc w:val="center"/>
+            </w:pPr>
+            <w:r>
+              <w:rPr>
+                <w:b w:val="0"/>
+                <w:i w:val="0"/>
+                <w:color w:val="222222"/>
+                <w:sz w:val="17"/>
+              </w:rPr>
+              <w:t>Unit Fasilitas</w:t>
+            </w:r>
+          </w:p>
+        </w:tc>
+        <w:tc>
+          <w:tcPr>
+            <w:tcW w:type="dxa" w:w="1134"/>
+            <w:shd w:val="clear" w:color="auto" w:fill="FFFFFF"/>
+            <w:tcMar>
+              <w:top w:w="50" w:type="dxa"/>
+              <w:bottom w:w="50" w:type="dxa"/>
+              <w:left w:w="100" w:type="dxa"/>
+              <w:right w:w="100" w:type="dxa"/>
+            </w:tcMar>
+            <w:tcBorders>
+              <w:top w:val="single" w:sz="4" w:color="D0D0D0" w:space="0"/>
+              <w:left w:val="single" w:sz="4" w:color="D0D0D0" w:space="0"/>
+              <w:bottom w:val="single" w:sz="4" w:color="D0D0D0" w:space="0"/>
+              <w:right w:val="single" w:sz="4" w:color="D0D0D0" w:space="0"/>
+            </w:tcBorders>
+          </w:tcPr>
+          <w:p>
+            <w:pPr>
+              <w:spacing w:before="20" w:after="20"/>
+              <w:jc w:val="center"/>
+            </w:pPr>
+            <w:r>
+              <w:rPr>
+                <w:b w:val="0"/>
+                <w:i w:val="0"/>
+                <w:color w:val="222222"/>
+                <w:sz w:val="17"/>
+              </w:rPr>
+              <w:t>2014-2024</w:t>
+            </w:r>
+          </w:p>
+        </w:tc>
+        <w:tc>
+          <w:tcPr>
+            <w:tcW w:type="dxa" w:w="1984"/>
+            <w:shd w:val="clear" w:color="auto" w:fill="FFFFFF"/>
+            <w:tcMar>
+              <w:top w:w="50" w:type="dxa"/>
+              <w:bottom w:w="50" w:type="dxa"/>
+              <w:left w:w="100" w:type="dxa"/>
+              <w:right w:w="100" w:type="dxa"/>
+            </w:tcMar>
+            <w:tcBorders>
+              <w:top w:val="single" w:sz="4" w:color="D0D0D0" w:space="0"/>
+              <w:left w:val="single" w:sz="4" w:color="D0D0D0" w:space="0"/>
+              <w:bottom w:val="single" w:sz="4" w:color="D0D0D0" w:space="0"/>
+              <w:right w:val="single" w:sz="4" w:color="D0D0D0" w:space="0"/>
+            </w:tcBorders>
+          </w:tcPr>
+          <w:p>
+            <w:pPr>
+              <w:spacing w:before="20" w:after="20"/>
+              <w:jc w:val="left"/>
+            </w:pPr>
+            <w:r>
+              <w:rPr>
+                <w:b w:val="0"/>
+                <w:i w:val="0"/>
+                <w:color w:val="222222"/>
+                <w:sz w:val="17"/>
+              </w:rPr>
+              <w:t>Database Smelter CGS &amp; ESDM MODI</w:t>
             </w:r>
           </w:p>
         </w:tc>
@@ -25899,7 +28268,341 @@
                 <w:color w:val="222222"/>
                 <w:sz w:val="17"/>
               </w:rPr>
-              <w:t>Faktor Tekanan Ekstraktif</w:t>
+              <w:t>sulawesi_esdm_nikel.csv</w:t>
+            </w:r>
+          </w:p>
+        </w:tc>
+      </w:tr>
+      <w:tr>
+        <w:tc>
+          <w:tcPr>
+            <w:tcW w:type="dxa" w:w="454"/>
+            <w:shd w:val="clear" w:color="auto" w:fill="F5FBF5"/>
+            <w:tcMar>
+              <w:top w:w="50" w:type="dxa"/>
+              <w:bottom w:w="50" w:type="dxa"/>
+              <w:left w:w="100" w:type="dxa"/>
+              <w:right w:w="100" w:type="dxa"/>
+            </w:tcMar>
+            <w:tcBorders>
+              <w:top w:val="single" w:sz="4" w:color="D0D0D0" w:space="0"/>
+              <w:left w:val="single" w:sz="4" w:color="D0D0D0" w:space="0"/>
+              <w:bottom w:val="single" w:sz="4" w:color="D0D0D0" w:space="0"/>
+              <w:right w:val="single" w:sz="4" w:color="D0D0D0" w:space="0"/>
+            </w:tcBorders>
+          </w:tcPr>
+          <w:p>
+            <w:pPr>
+              <w:spacing w:before="20" w:after="20"/>
+              <w:jc w:val="center"/>
+            </w:pPr>
+            <w:r>
+              <w:rPr>
+                <w:b w:val="0"/>
+                <w:i w:val="0"/>
+                <w:color w:val="222222"/>
+                <w:sz w:val="17"/>
+              </w:rPr>
+              <w:t>5</w:t>
+            </w:r>
+          </w:p>
+        </w:tc>
+        <w:tc>
+          <w:tcPr>
+            <w:tcW w:type="dxa" w:w="1984"/>
+            <w:shd w:val="clear" w:color="auto" w:fill="F5FBF5"/>
+            <w:tcMar>
+              <w:top w:w="50" w:type="dxa"/>
+              <w:bottom w:w="50" w:type="dxa"/>
+              <w:left w:w="100" w:type="dxa"/>
+              <w:right w:w="100" w:type="dxa"/>
+            </w:tcMar>
+            <w:tcBorders>
+              <w:top w:val="single" w:sz="4" w:color="D0D0D0" w:space="0"/>
+              <w:left w:val="single" w:sz="4" w:color="D0D0D0" w:space="0"/>
+              <w:bottom w:val="single" w:sz="4" w:color="D0D0D0" w:space="0"/>
+              <w:right w:val="single" w:sz="4" w:color="D0D0D0" w:space="0"/>
+            </w:tcBorders>
+          </w:tcPr>
+          <w:p>
+            <w:pPr>
+              <w:spacing w:before="20" w:after="20"/>
+              <w:jc w:val="left"/>
+            </w:pPr>
+            <w:r>
+              <w:rPr>
+                <w:b w:val="0"/>
+                <w:i w:val="0"/>
+                <w:color w:val="222222"/>
+                <w:sz w:val="17"/>
+              </w:rPr>
+              <w:t>Realisasi Investasi PMDN &amp; Nikel</w:t>
+            </w:r>
+          </w:p>
+        </w:tc>
+        <w:tc>
+          <w:tcPr>
+            <w:tcW w:type="dxa" w:w="1701"/>
+            <w:shd w:val="clear" w:color="auto" w:fill="F5FBF5"/>
+            <w:tcMar>
+              <w:top w:w="50" w:type="dxa"/>
+              <w:bottom w:w="50" w:type="dxa"/>
+              <w:left w:w="100" w:type="dxa"/>
+              <w:right w:w="100" w:type="dxa"/>
+            </w:tcMar>
+            <w:tcBorders>
+              <w:top w:val="single" w:sz="4" w:color="D0D0D0" w:space="0"/>
+              <w:left w:val="single" w:sz="4" w:color="D0D0D0" w:space="0"/>
+              <w:bottom w:val="single" w:sz="4" w:color="D0D0D0" w:space="0"/>
+              <w:right w:val="single" w:sz="4" w:color="D0D0D0" w:space="0"/>
+            </w:tcBorders>
+          </w:tcPr>
+          <w:p>
+            <w:pPr>
+              <w:spacing w:before="20" w:after="20"/>
+              <w:jc w:val="left"/>
+            </w:pPr>
+            <w:r>
+              <w:rPr>
+                <w:b w:val="0"/>
+                <w:i w:val="0"/>
+                <w:color w:val="222222"/>
+                <w:sz w:val="17"/>
+              </w:rPr>
+              <w:t>Arus Modal Domestik</w:t>
+            </w:r>
+          </w:p>
+        </w:tc>
+        <w:tc>
+          <w:tcPr>
+            <w:tcW w:type="dxa" w:w="1134"/>
+            <w:shd w:val="clear" w:color="auto" w:fill="F5FBF5"/>
+            <w:tcMar>
+              <w:top w:w="50" w:type="dxa"/>
+              <w:bottom w:w="50" w:type="dxa"/>
+              <w:left w:w="100" w:type="dxa"/>
+              <w:right w:w="100" w:type="dxa"/>
+            </w:tcMar>
+            <w:tcBorders>
+              <w:top w:val="single" w:sz="4" w:color="D0D0D0" w:space="0"/>
+              <w:left w:val="single" w:sz="4" w:color="D0D0D0" w:space="0"/>
+              <w:bottom w:val="single" w:sz="4" w:color="D0D0D0" w:space="0"/>
+              <w:right w:val="single" w:sz="4" w:color="D0D0D0" w:space="0"/>
+            </w:tcBorders>
+          </w:tcPr>
+          <w:p>
+            <w:pPr>
+              <w:spacing w:before="20" w:after="20"/>
+              <w:jc w:val="center"/>
+            </w:pPr>
+            <w:r>
+              <w:rPr>
+                <w:b w:val="0"/>
+                <w:i w:val="0"/>
+                <w:color w:val="222222"/>
+                <w:sz w:val="17"/>
+              </w:rPr>
+              <w:t>Triliun Rupiah</w:t>
+            </w:r>
+          </w:p>
+        </w:tc>
+        <w:tc>
+          <w:tcPr>
+            <w:tcW w:type="dxa" w:w="1134"/>
+            <w:shd w:val="clear" w:color="auto" w:fill="F5FBF5"/>
+            <w:tcMar>
+              <w:top w:w="50" w:type="dxa"/>
+              <w:bottom w:w="50" w:type="dxa"/>
+              <w:left w:w="100" w:type="dxa"/>
+              <w:right w:w="100" w:type="dxa"/>
+            </w:tcMar>
+            <w:tcBorders>
+              <w:top w:val="single" w:sz="4" w:color="D0D0D0" w:space="0"/>
+              <w:left w:val="single" w:sz="4" w:color="D0D0D0" w:space="0"/>
+              <w:bottom w:val="single" w:sz="4" w:color="D0D0D0" w:space="0"/>
+              <w:right w:val="single" w:sz="4" w:color="D0D0D0" w:space="0"/>
+            </w:tcBorders>
+          </w:tcPr>
+          <w:p>
+            <w:pPr>
+              <w:spacing w:before="20" w:after="20"/>
+              <w:jc w:val="center"/>
+            </w:pPr>
+            <w:r>
+              <w:rPr>
+                <w:b w:val="0"/>
+                <w:i w:val="0"/>
+                <w:color w:val="222222"/>
+                <w:sz w:val="17"/>
+              </w:rPr>
+              <w:t>2016-2024</w:t>
+            </w:r>
+          </w:p>
+        </w:tc>
+        <w:tc>
+          <w:tcPr>
+            <w:tcW w:type="dxa" w:w="1984"/>
+            <w:shd w:val="clear" w:color="auto" w:fill="F5FBF5"/>
+            <w:tcMar>
+              <w:top w:w="50" w:type="dxa"/>
+              <w:bottom w:w="50" w:type="dxa"/>
+              <w:left w:w="100" w:type="dxa"/>
+              <w:right w:w="100" w:type="dxa"/>
+            </w:tcMar>
+            <w:tcBorders>
+              <w:top w:val="single" w:sz="4" w:color="D0D0D0" w:space="0"/>
+              <w:left w:val="single" w:sz="4" w:color="D0D0D0" w:space="0"/>
+              <w:bottom w:val="single" w:sz="4" w:color="D0D0D0" w:space="0"/>
+              <w:right w:val="single" w:sz="4" w:color="D0D0D0" w:space="0"/>
+            </w:tcBorders>
+          </w:tcPr>
+          <w:p>
+            <w:pPr>
+              <w:spacing w:before="20" w:after="20"/>
+              <w:jc w:val="left"/>
+            </w:pPr>
+            <w:r>
+              <w:rPr>
+                <w:b w:val="0"/>
+                <w:i w:val="0"/>
+                <w:color w:val="222222"/>
+                <w:sz w:val="17"/>
+              </w:rPr>
+              <w:t>API BPS &amp; BKPM</w:t>
+            </w:r>
+          </w:p>
+        </w:tc>
+        <w:tc>
+          <w:tcPr>
+            <w:tcW w:type="dxa" w:w="1814"/>
+            <w:shd w:val="clear" w:color="auto" w:fill="F5FBF5"/>
+            <w:tcMar>
+              <w:top w:w="50" w:type="dxa"/>
+              <w:bottom w:w="50" w:type="dxa"/>
+              <w:left w:w="100" w:type="dxa"/>
+              <w:right w:w="100" w:type="dxa"/>
+            </w:tcMar>
+            <w:tcBorders>
+              <w:top w:val="single" w:sz="4" w:color="D0D0D0" w:space="0"/>
+              <w:left w:val="single" w:sz="4" w:color="D0D0D0" w:space="0"/>
+              <w:bottom w:val="single" w:sz="4" w:color="D0D0D0" w:space="0"/>
+              <w:right w:val="single" w:sz="4" w:color="D0D0D0" w:space="0"/>
+            </w:tcBorders>
+          </w:tcPr>
+          <w:p>
+            <w:pPr>
+              <w:spacing w:before="20" w:after="20"/>
+              <w:jc w:val="left"/>
+            </w:pPr>
+            <w:r>
+              <w:rPr>
+                <w:b w:val="0"/>
+                <w:i w:val="0"/>
+                <w:color w:val="222222"/>
+                <w:sz w:val="17"/>
+              </w:rPr>
+              <w:t>sulawesi_investasi_pmdn_2016_2024.csv</w:t>
+            </w:r>
+          </w:p>
+        </w:tc>
+      </w:tr>
+      <w:tr>
+        <w:tc>
+          <w:tcPr>
+            <w:tcW w:type="dxa" w:w="454"/>
+            <w:shd w:val="clear" w:color="auto" w:fill="FFFFFF"/>
+            <w:tcMar>
+              <w:top w:w="50" w:type="dxa"/>
+              <w:bottom w:w="50" w:type="dxa"/>
+              <w:left w:w="100" w:type="dxa"/>
+              <w:right w:w="100" w:type="dxa"/>
+            </w:tcMar>
+            <w:tcBorders>
+              <w:top w:val="single" w:sz="4" w:color="D0D0D0" w:space="0"/>
+              <w:left w:val="single" w:sz="4" w:color="D0D0D0" w:space="0"/>
+              <w:bottom w:val="single" w:sz="4" w:color="D0D0D0" w:space="0"/>
+              <w:right w:val="single" w:sz="4" w:color="D0D0D0" w:space="0"/>
+            </w:tcBorders>
+          </w:tcPr>
+          <w:p>
+            <w:pPr>
+              <w:spacing w:before="20" w:after="20"/>
+              <w:jc w:val="center"/>
+            </w:pPr>
+            <w:r>
+              <w:rPr>
+                <w:b w:val="0"/>
+                <w:i w:val="0"/>
+                <w:color w:val="222222"/>
+                <w:sz w:val="17"/>
+              </w:rPr>
+              <w:t>6</w:t>
+            </w:r>
+          </w:p>
+        </w:tc>
+        <w:tc>
+          <w:tcPr>
+            <w:tcW w:type="dxa" w:w="1984"/>
+            <w:shd w:val="clear" w:color="auto" w:fill="FFFFFF"/>
+            <w:tcMar>
+              <w:top w:w="50" w:type="dxa"/>
+              <w:bottom w:w="50" w:type="dxa"/>
+              <w:left w:w="100" w:type="dxa"/>
+              <w:right w:w="100" w:type="dxa"/>
+            </w:tcMar>
+            <w:tcBorders>
+              <w:top w:val="single" w:sz="4" w:color="D0D0D0" w:space="0"/>
+              <w:left w:val="single" w:sz="4" w:color="D0D0D0" w:space="0"/>
+              <w:bottom w:val="single" w:sz="4" w:color="D0D0D0" w:space="0"/>
+              <w:right w:val="single" w:sz="4" w:color="D0D0D0" w:space="0"/>
+            </w:tcBorders>
+          </w:tcPr>
+          <w:p>
+            <w:pPr>
+              <w:spacing w:before="20" w:after="20"/>
+              <w:jc w:val="left"/>
+            </w:pPr>
+            <w:r>
+              <w:rPr>
+                <w:b w:val="0"/>
+                <w:i w:val="0"/>
+                <w:color w:val="222222"/>
+                <w:sz w:val="17"/>
+              </w:rPr>
+              <w:t>PDRB Provinsi (Ekstraktif vs Akar Rumput)</w:t>
+            </w:r>
+          </w:p>
+        </w:tc>
+        <w:tc>
+          <w:tcPr>
+            <w:tcW w:type="dxa" w:w="1701"/>
+            <w:shd w:val="clear" w:color="auto" w:fill="FFFFFF"/>
+            <w:tcMar>
+              <w:top w:w="50" w:type="dxa"/>
+              <w:bottom w:w="50" w:type="dxa"/>
+              <w:left w:w="100" w:type="dxa"/>
+              <w:right w:w="100" w:type="dxa"/>
+            </w:tcMar>
+            <w:tcBorders>
+              <w:top w:val="single" w:sz="4" w:color="D0D0D0" w:space="0"/>
+              <w:left w:val="single" w:sz="4" w:color="D0D0D0" w:space="0"/>
+              <w:bottom w:val="single" w:sz="4" w:color="D0D0D0" w:space="0"/>
+              <w:right w:val="single" w:sz="4" w:color="D0D0D0" w:space="0"/>
+            </w:tcBorders>
+          </w:tcPr>
+          <w:p>
+            <w:pPr>
+              <w:spacing w:before="20" w:after="20"/>
+              <w:jc w:val="left"/>
+            </w:pPr>
+            <w:r>
+              <w:rPr>
+                <w:b w:val="0"/>
+                <w:i w:val="0"/>
+                <w:color w:val="222222"/>
+                <w:sz w:val="17"/>
+              </w:rPr>
+              <w:t>Struktur Ekonomi Makro</w:t>
             </w:r>
           </w:p>
         </w:tc>
@@ -25932,7 +28635,7 @@
                 <w:color w:val="222222"/>
                 <w:sz w:val="17"/>
               </w:rPr>
-              <w:t>Hektar (Ha)</w:t>
+              <w:t>Triliun Rupiah</w:t>
             </w:r>
           </w:p>
         </w:tc>
@@ -25965,13 +28668,13 @@
                 <w:color w:val="222222"/>
                 <w:sz w:val="17"/>
               </w:rPr>
-              <w:t>2014–2024</w:t>
-            </w:r>
-          </w:p>
-        </w:tc>
-        <w:tc>
-          <w:tcPr>
-            <w:tcW w:type="dxa" w:w="3288"/>
+              <w:t>2016-2024</w:t>
+            </w:r>
+          </w:p>
+        </w:tc>
+        <w:tc>
+          <w:tcPr>
+            <w:tcW w:type="dxa" w:w="1984"/>
             <w:shd w:val="clear" w:color="auto" w:fill="FFFFFF"/>
             <w:tcMar>
               <w:top w:w="50" w:type="dxa"/>
@@ -25998,7 +28701,40 @@
                 <w:color w:val="222222"/>
                 <w:sz w:val="17"/>
               </w:rPr>
-              <w:t>Data Registry ESDM MODI (Minerbaone)</w:t>
+              <w:t>API BPS (Subject 52)</w:t>
+            </w:r>
+          </w:p>
+        </w:tc>
+        <w:tc>
+          <w:tcPr>
+            <w:tcW w:type="dxa" w:w="1814"/>
+            <w:shd w:val="clear" w:color="auto" w:fill="FFFFFF"/>
+            <w:tcMar>
+              <w:top w:w="50" w:type="dxa"/>
+              <w:bottom w:w="50" w:type="dxa"/>
+              <w:left w:w="100" w:type="dxa"/>
+              <w:right w:w="100" w:type="dxa"/>
+            </w:tcMar>
+            <w:tcBorders>
+              <w:top w:val="single" w:sz="4" w:color="D0D0D0" w:space="0"/>
+              <w:left w:val="single" w:sz="4" w:color="D0D0D0" w:space="0"/>
+              <w:bottom w:val="single" w:sz="4" w:color="D0D0D0" w:space="0"/>
+              <w:right w:val="single" w:sz="4" w:color="D0D0D0" w:space="0"/>
+            </w:tcBorders>
+          </w:tcPr>
+          <w:p>
+            <w:pPr>
+              <w:spacing w:before="20" w:after="20"/>
+              <w:jc w:val="left"/>
+            </w:pPr>
+            <w:r>
+              <w:rPr>
+                <w:b w:val="0"/>
+                <w:i w:val="0"/>
+                <w:color w:val="222222"/>
+                <w:sz w:val="17"/>
+              </w:rPr>
+              <w:t>sulawesi_pdrb_sektoral_2016_2024.csv</w:t>
             </w:r>
           </w:p>
         </w:tc>
@@ -26033,13 +28769,13 @@
                 <w:color w:val="222222"/>
                 <w:sz w:val="17"/>
               </w:rPr>
-              <w:t>3</w:t>
-            </w:r>
-          </w:p>
-        </w:tc>
-        <w:tc>
-          <w:tcPr>
-            <w:tcW w:type="dxa" w:w="2381"/>
+              <w:t>7</w:t>
+            </w:r>
+          </w:p>
+        </w:tc>
+        <w:tc>
+          <w:tcPr>
+            <w:tcW w:type="dxa" w:w="1984"/>
             <w:shd w:val="clear" w:color="auto" w:fill="F5FBF5"/>
             <w:tcMar>
               <w:top w:w="50" w:type="dxa"/>
@@ -26066,7 +28802,139 @@
                 <w:color w:val="222222"/>
                 <w:sz w:val="17"/>
               </w:rPr>
-              <w:t>Kapasitas Terpasang PLTU Captive</w:t>
+              <w:t>PDRB Kabupaten Sentra Tambang</w:t>
+            </w:r>
+          </w:p>
+        </w:tc>
+        <w:tc>
+          <w:tcPr>
+            <w:tcW w:type="dxa" w:w="1701"/>
+            <w:shd w:val="clear" w:color="auto" w:fill="F5FBF5"/>
+            <w:tcMar>
+              <w:top w:w="50" w:type="dxa"/>
+              <w:bottom w:w="50" w:type="dxa"/>
+              <w:left w:w="100" w:type="dxa"/>
+              <w:right w:w="100" w:type="dxa"/>
+            </w:tcMar>
+            <w:tcBorders>
+              <w:top w:val="single" w:sz="4" w:color="D0D0D0" w:space="0"/>
+              <w:left w:val="single" w:sz="4" w:color="D0D0D0" w:space="0"/>
+              <w:bottom w:val="single" w:sz="4" w:color="D0D0D0" w:space="0"/>
+              <w:right w:val="single" w:sz="4" w:color="D0D0D0" w:space="0"/>
+            </w:tcBorders>
+          </w:tcPr>
+          <w:p>
+            <w:pPr>
+              <w:spacing w:before="20" w:after="20"/>
+              <w:jc w:val="left"/>
+            </w:pPr>
+            <w:r>
+              <w:rPr>
+                <w:b w:val="0"/>
+                <w:i w:val="0"/>
+                <w:color w:val="222222"/>
+                <w:sz w:val="17"/>
+              </w:rPr>
+              <w:t>Struktur Ekonomi Daerah</w:t>
+            </w:r>
+          </w:p>
+        </w:tc>
+        <w:tc>
+          <w:tcPr>
+            <w:tcW w:type="dxa" w:w="1134"/>
+            <w:shd w:val="clear" w:color="auto" w:fill="F5FBF5"/>
+            <w:tcMar>
+              <w:top w:w="50" w:type="dxa"/>
+              <w:bottom w:w="50" w:type="dxa"/>
+              <w:left w:w="100" w:type="dxa"/>
+              <w:right w:w="100" w:type="dxa"/>
+            </w:tcMar>
+            <w:tcBorders>
+              <w:top w:val="single" w:sz="4" w:color="D0D0D0" w:space="0"/>
+              <w:left w:val="single" w:sz="4" w:color="D0D0D0" w:space="0"/>
+              <w:bottom w:val="single" w:sz="4" w:color="D0D0D0" w:space="0"/>
+              <w:right w:val="single" w:sz="4" w:color="D0D0D0" w:space="0"/>
+            </w:tcBorders>
+          </w:tcPr>
+          <w:p>
+            <w:pPr>
+              <w:spacing w:before="20" w:after="20"/>
+              <w:jc w:val="center"/>
+            </w:pPr>
+            <w:r>
+              <w:rPr>
+                <w:b w:val="0"/>
+                <w:i w:val="0"/>
+                <w:color w:val="222222"/>
+                <w:sz w:val="17"/>
+              </w:rPr>
+              <w:t>Triliun Rupiah</w:t>
+            </w:r>
+          </w:p>
+        </w:tc>
+        <w:tc>
+          <w:tcPr>
+            <w:tcW w:type="dxa" w:w="1134"/>
+            <w:shd w:val="clear" w:color="auto" w:fill="F5FBF5"/>
+            <w:tcMar>
+              <w:top w:w="50" w:type="dxa"/>
+              <w:bottom w:w="50" w:type="dxa"/>
+              <w:left w:w="100" w:type="dxa"/>
+              <w:right w:w="100" w:type="dxa"/>
+            </w:tcMar>
+            <w:tcBorders>
+              <w:top w:val="single" w:sz="4" w:color="D0D0D0" w:space="0"/>
+              <w:left w:val="single" w:sz="4" w:color="D0D0D0" w:space="0"/>
+              <w:bottom w:val="single" w:sz="4" w:color="D0D0D0" w:space="0"/>
+              <w:right w:val="single" w:sz="4" w:color="D0D0D0" w:space="0"/>
+            </w:tcBorders>
+          </w:tcPr>
+          <w:p>
+            <w:pPr>
+              <w:spacing w:before="20" w:after="20"/>
+              <w:jc w:val="center"/>
+            </w:pPr>
+            <w:r>
+              <w:rPr>
+                <w:b w:val="0"/>
+                <w:i w:val="0"/>
+                <w:color w:val="222222"/>
+                <w:sz w:val="17"/>
+              </w:rPr>
+              <w:t>2016-2024</w:t>
+            </w:r>
+          </w:p>
+        </w:tc>
+        <w:tc>
+          <w:tcPr>
+            <w:tcW w:type="dxa" w:w="1984"/>
+            <w:shd w:val="clear" w:color="auto" w:fill="F5FBF5"/>
+            <w:tcMar>
+              <w:top w:w="50" w:type="dxa"/>
+              <w:bottom w:w="50" w:type="dxa"/>
+              <w:left w:w="100" w:type="dxa"/>
+              <w:right w:w="100" w:type="dxa"/>
+            </w:tcMar>
+            <w:tcBorders>
+              <w:top w:val="single" w:sz="4" w:color="D0D0D0" w:space="0"/>
+              <w:left w:val="single" w:sz="4" w:color="D0D0D0" w:space="0"/>
+              <w:bottom w:val="single" w:sz="4" w:color="D0D0D0" w:space="0"/>
+              <w:right w:val="single" w:sz="4" w:color="D0D0D0" w:space="0"/>
+            </w:tcBorders>
+          </w:tcPr>
+          <w:p>
+            <w:pPr>
+              <w:spacing w:before="20" w:after="20"/>
+              <w:jc w:val="left"/>
+            </w:pPr>
+            <w:r>
+              <w:rPr>
+                <w:b w:val="0"/>
+                <w:i w:val="0"/>
+                <w:color w:val="222222"/>
+                <w:sz w:val="17"/>
+              </w:rPr>
+              <w:t>API BPS (Subject 52)</w:t>
             </w:r>
           </w:p>
         </w:tc>
@@ -26099,7 +28967,341 @@
                 <w:color w:val="222222"/>
                 <w:sz w:val="17"/>
               </w:rPr>
-              <w:t>Infrastruktur Energi Khusus</w:t>
+              <w:t>sulawesi_pdrb_sektoral_kabupaten_2016_2024.csv</w:t>
+            </w:r>
+          </w:p>
+        </w:tc>
+      </w:tr>
+      <w:tr>
+        <w:tc>
+          <w:tcPr>
+            <w:tcW w:type="dxa" w:w="454"/>
+            <w:shd w:val="clear" w:color="auto" w:fill="FFFFFF"/>
+            <w:tcMar>
+              <w:top w:w="50" w:type="dxa"/>
+              <w:bottom w:w="50" w:type="dxa"/>
+              <w:left w:w="100" w:type="dxa"/>
+              <w:right w:w="100" w:type="dxa"/>
+            </w:tcMar>
+            <w:tcBorders>
+              <w:top w:val="single" w:sz="4" w:color="D0D0D0" w:space="0"/>
+              <w:left w:val="single" w:sz="4" w:color="D0D0D0" w:space="0"/>
+              <w:bottom w:val="single" w:sz="4" w:color="D0D0D0" w:space="0"/>
+              <w:right w:val="single" w:sz="4" w:color="D0D0D0" w:space="0"/>
+            </w:tcBorders>
+          </w:tcPr>
+          <w:p>
+            <w:pPr>
+              <w:spacing w:before="20" w:after="20"/>
+              <w:jc w:val="center"/>
+            </w:pPr>
+            <w:r>
+              <w:rPr>
+                <w:b w:val="0"/>
+                <w:i w:val="0"/>
+                <w:color w:val="222222"/>
+                <w:sz w:val="17"/>
+              </w:rPr>
+              <w:t>8</w:t>
+            </w:r>
+          </w:p>
+        </w:tc>
+        <w:tc>
+          <w:tcPr>
+            <w:tcW w:type="dxa" w:w="1984"/>
+            <w:shd w:val="clear" w:color="auto" w:fill="FFFFFF"/>
+            <w:tcMar>
+              <w:top w:w="50" w:type="dxa"/>
+              <w:bottom w:w="50" w:type="dxa"/>
+              <w:left w:w="100" w:type="dxa"/>
+              <w:right w:w="100" w:type="dxa"/>
+            </w:tcMar>
+            <w:tcBorders>
+              <w:top w:val="single" w:sz="4" w:color="D0D0D0" w:space="0"/>
+              <w:left w:val="single" w:sz="4" w:color="D0D0D0" w:space="0"/>
+              <w:bottom w:val="single" w:sz="4" w:color="D0D0D0" w:space="0"/>
+              <w:right w:val="single" w:sz="4" w:color="D0D0D0" w:space="0"/>
+            </w:tcBorders>
+          </w:tcPr>
+          <w:p>
+            <w:pPr>
+              <w:spacing w:before="20" w:after="20"/>
+              <w:jc w:val="left"/>
+            </w:pPr>
+            <w:r>
+              <w:rPr>
+                <w:b w:val="0"/>
+                <w:i w:val="0"/>
+                <w:color w:val="222222"/>
+                <w:sz w:val="17"/>
+              </w:rPr>
+              <w:t>Pendapatan Asli Daerah (PAD) &amp; Breakdown Pajak</w:t>
+            </w:r>
+          </w:p>
+        </w:tc>
+        <w:tc>
+          <w:tcPr>
+            <w:tcW w:type="dxa" w:w="1701"/>
+            <w:shd w:val="clear" w:color="auto" w:fill="FFFFFF"/>
+            <w:tcMar>
+              <w:top w:w="50" w:type="dxa"/>
+              <w:bottom w:w="50" w:type="dxa"/>
+              <w:left w:w="100" w:type="dxa"/>
+              <w:right w:w="100" w:type="dxa"/>
+            </w:tcMar>
+            <w:tcBorders>
+              <w:top w:val="single" w:sz="4" w:color="D0D0D0" w:space="0"/>
+              <w:left w:val="single" w:sz="4" w:color="D0D0D0" w:space="0"/>
+              <w:bottom w:val="single" w:sz="4" w:color="D0D0D0" w:space="0"/>
+              <w:right w:val="single" w:sz="4" w:color="D0D0D0" w:space="0"/>
+            </w:tcBorders>
+          </w:tcPr>
+          <w:p>
+            <w:pPr>
+              <w:spacing w:before="20" w:after="20"/>
+              <w:jc w:val="left"/>
+            </w:pPr>
+            <w:r>
+              <w:rPr>
+                <w:b w:val="0"/>
+                <w:i w:val="0"/>
+                <w:color w:val="222222"/>
+                <w:sz w:val="17"/>
+              </w:rPr>
+              <w:t>Kapasitas Fiskal Daerah</w:t>
+            </w:r>
+          </w:p>
+        </w:tc>
+        <w:tc>
+          <w:tcPr>
+            <w:tcW w:type="dxa" w:w="1134"/>
+            <w:shd w:val="clear" w:color="auto" w:fill="FFFFFF"/>
+            <w:tcMar>
+              <w:top w:w="50" w:type="dxa"/>
+              <w:bottom w:w="50" w:type="dxa"/>
+              <w:left w:w="100" w:type="dxa"/>
+              <w:right w:w="100" w:type="dxa"/>
+            </w:tcMar>
+            <w:tcBorders>
+              <w:top w:val="single" w:sz="4" w:color="D0D0D0" w:space="0"/>
+              <w:left w:val="single" w:sz="4" w:color="D0D0D0" w:space="0"/>
+              <w:bottom w:val="single" w:sz="4" w:color="D0D0D0" w:space="0"/>
+              <w:right w:val="single" w:sz="4" w:color="D0D0D0" w:space="0"/>
+            </w:tcBorders>
+          </w:tcPr>
+          <w:p>
+            <w:pPr>
+              <w:spacing w:before="20" w:after="20"/>
+              <w:jc w:val="center"/>
+            </w:pPr>
+            <w:r>
+              <w:rPr>
+                <w:b w:val="0"/>
+                <w:i w:val="0"/>
+                <w:color w:val="222222"/>
+                <w:sz w:val="17"/>
+              </w:rPr>
+              <w:t>Triliun Rupiah</w:t>
+            </w:r>
+          </w:p>
+        </w:tc>
+        <w:tc>
+          <w:tcPr>
+            <w:tcW w:type="dxa" w:w="1134"/>
+            <w:shd w:val="clear" w:color="auto" w:fill="FFFFFF"/>
+            <w:tcMar>
+              <w:top w:w="50" w:type="dxa"/>
+              <w:bottom w:w="50" w:type="dxa"/>
+              <w:left w:w="100" w:type="dxa"/>
+              <w:right w:w="100" w:type="dxa"/>
+            </w:tcMar>
+            <w:tcBorders>
+              <w:top w:val="single" w:sz="4" w:color="D0D0D0" w:space="0"/>
+              <w:left w:val="single" w:sz="4" w:color="D0D0D0" w:space="0"/>
+              <w:bottom w:val="single" w:sz="4" w:color="D0D0D0" w:space="0"/>
+              <w:right w:val="single" w:sz="4" w:color="D0D0D0" w:space="0"/>
+            </w:tcBorders>
+          </w:tcPr>
+          <w:p>
+            <w:pPr>
+              <w:spacing w:before="20" w:after="20"/>
+              <w:jc w:val="center"/>
+            </w:pPr>
+            <w:r>
+              <w:rPr>
+                <w:b w:val="0"/>
+                <w:i w:val="0"/>
+                <w:color w:val="222222"/>
+                <w:sz w:val="17"/>
+              </w:rPr>
+              <w:t>2016-2024</w:t>
+            </w:r>
+          </w:p>
+        </w:tc>
+        <w:tc>
+          <w:tcPr>
+            <w:tcW w:type="dxa" w:w="1984"/>
+            <w:shd w:val="clear" w:color="auto" w:fill="FFFFFF"/>
+            <w:tcMar>
+              <w:top w:w="50" w:type="dxa"/>
+              <w:bottom w:w="50" w:type="dxa"/>
+              <w:left w:w="100" w:type="dxa"/>
+              <w:right w:w="100" w:type="dxa"/>
+            </w:tcMar>
+            <w:tcBorders>
+              <w:top w:val="single" w:sz="4" w:color="D0D0D0" w:space="0"/>
+              <w:left w:val="single" w:sz="4" w:color="D0D0D0" w:space="0"/>
+              <w:bottom w:val="single" w:sz="4" w:color="D0D0D0" w:space="0"/>
+              <w:right w:val="single" w:sz="4" w:color="D0D0D0" w:space="0"/>
+            </w:tcBorders>
+          </w:tcPr>
+          <w:p>
+            <w:pPr>
+              <w:spacing w:before="20" w:after="20"/>
+              <w:jc w:val="left"/>
+            </w:pPr>
+            <w:r>
+              <w:rPr>
+                <w:b w:val="0"/>
+                <w:i w:val="0"/>
+                <w:color w:val="222222"/>
+                <w:sz w:val="17"/>
+              </w:rPr>
+              <w:t>API BPS</w:t>
+            </w:r>
+          </w:p>
+        </w:tc>
+        <w:tc>
+          <w:tcPr>
+            <w:tcW w:type="dxa" w:w="1814"/>
+            <w:shd w:val="clear" w:color="auto" w:fill="FFFFFF"/>
+            <w:tcMar>
+              <w:top w:w="50" w:type="dxa"/>
+              <w:bottom w:w="50" w:type="dxa"/>
+              <w:left w:w="100" w:type="dxa"/>
+              <w:right w:w="100" w:type="dxa"/>
+            </w:tcMar>
+            <w:tcBorders>
+              <w:top w:val="single" w:sz="4" w:color="D0D0D0" w:space="0"/>
+              <w:left w:val="single" w:sz="4" w:color="D0D0D0" w:space="0"/>
+              <w:bottom w:val="single" w:sz="4" w:color="D0D0D0" w:space="0"/>
+              <w:right w:val="single" w:sz="4" w:color="D0D0D0" w:space="0"/>
+            </w:tcBorders>
+          </w:tcPr>
+          <w:p>
+            <w:pPr>
+              <w:spacing w:before="20" w:after="20"/>
+              <w:jc w:val="left"/>
+            </w:pPr>
+            <w:r>
+              <w:rPr>
+                <w:b w:val="0"/>
+                <w:i w:val="0"/>
+                <w:color w:val="222222"/>
+                <w:sz w:val="17"/>
+              </w:rPr>
+              <w:t>sulawesi_pad_breakdown_2016_2024.csv</w:t>
+            </w:r>
+          </w:p>
+        </w:tc>
+      </w:tr>
+      <w:tr>
+        <w:tc>
+          <w:tcPr>
+            <w:tcW w:type="dxa" w:w="454"/>
+            <w:shd w:val="clear" w:color="auto" w:fill="F5FBF5"/>
+            <w:tcMar>
+              <w:top w:w="50" w:type="dxa"/>
+              <w:bottom w:w="50" w:type="dxa"/>
+              <w:left w:w="100" w:type="dxa"/>
+              <w:right w:w="100" w:type="dxa"/>
+            </w:tcMar>
+            <w:tcBorders>
+              <w:top w:val="single" w:sz="4" w:color="D0D0D0" w:space="0"/>
+              <w:left w:val="single" w:sz="4" w:color="D0D0D0" w:space="0"/>
+              <w:bottom w:val="single" w:sz="4" w:color="D0D0D0" w:space="0"/>
+              <w:right w:val="single" w:sz="4" w:color="D0D0D0" w:space="0"/>
+            </w:tcBorders>
+          </w:tcPr>
+          <w:p>
+            <w:pPr>
+              <w:spacing w:before="20" w:after="20"/>
+              <w:jc w:val="center"/>
+            </w:pPr>
+            <w:r>
+              <w:rPr>
+                <w:b w:val="0"/>
+                <w:i w:val="0"/>
+                <w:color w:val="222222"/>
+                <w:sz w:val="17"/>
+              </w:rPr>
+              <w:t>9</w:t>
+            </w:r>
+          </w:p>
+        </w:tc>
+        <w:tc>
+          <w:tcPr>
+            <w:tcW w:type="dxa" w:w="1984"/>
+            <w:shd w:val="clear" w:color="auto" w:fill="F5FBF5"/>
+            <w:tcMar>
+              <w:top w:w="50" w:type="dxa"/>
+              <w:bottom w:w="50" w:type="dxa"/>
+              <w:left w:w="100" w:type="dxa"/>
+              <w:right w:w="100" w:type="dxa"/>
+            </w:tcMar>
+            <w:tcBorders>
+              <w:top w:val="single" w:sz="4" w:color="D0D0D0" w:space="0"/>
+              <w:left w:val="single" w:sz="4" w:color="D0D0D0" w:space="0"/>
+              <w:bottom w:val="single" w:sz="4" w:color="D0D0D0" w:space="0"/>
+              <w:right w:val="single" w:sz="4" w:color="D0D0D0" w:space="0"/>
+            </w:tcBorders>
+          </w:tcPr>
+          <w:p>
+            <w:pPr>
+              <w:spacing w:before="20" w:after="20"/>
+              <w:jc w:val="left"/>
+            </w:pPr>
+            <w:r>
+              <w:rPr>
+                <w:b w:val="0"/>
+                <w:i w:val="0"/>
+                <w:color w:val="222222"/>
+                <w:sz w:val="17"/>
+              </w:rPr>
+              <w:t>Luas Total Deforestasi Alam &amp; Komoditas</w:t>
+            </w:r>
+          </w:p>
+        </w:tc>
+        <w:tc>
+          <w:tcPr>
+            <w:tcW w:type="dxa" w:w="1701"/>
+            <w:shd w:val="clear" w:color="auto" w:fill="F5FBF5"/>
+            <w:tcMar>
+              <w:top w:w="50" w:type="dxa"/>
+              <w:bottom w:w="50" w:type="dxa"/>
+              <w:left w:w="100" w:type="dxa"/>
+              <w:right w:w="100" w:type="dxa"/>
+            </w:tcMar>
+            <w:tcBorders>
+              <w:top w:val="single" w:sz="4" w:color="D0D0D0" w:space="0"/>
+              <w:left w:val="single" w:sz="4" w:color="D0D0D0" w:space="0"/>
+              <w:bottom w:val="single" w:sz="4" w:color="D0D0D0" w:space="0"/>
+              <w:right w:val="single" w:sz="4" w:color="D0D0D0" w:space="0"/>
+            </w:tcBorders>
+          </w:tcPr>
+          <w:p>
+            <w:pPr>
+              <w:spacing w:before="20" w:after="20"/>
+              <w:jc w:val="left"/>
+            </w:pPr>
+            <w:r>
+              <w:rPr>
+                <w:b w:val="0"/>
+                <w:i w:val="0"/>
+                <w:color w:val="222222"/>
+                <w:sz w:val="17"/>
+              </w:rPr>
+              <w:t>Dampak Ekologis</w:t>
             </w:r>
           </w:p>
         </w:tc>
@@ -26132,7 +29334,7 @@
                 <w:color w:val="222222"/>
                 <w:sz w:val="17"/>
               </w:rPr>
-              <w:t>Megawatt (MW)</w:t>
+              <w:t>Hektar (Ha)</w:t>
             </w:r>
           </w:p>
         </w:tc>
@@ -26165,13 +29367,13 @@
                 <w:color w:val="222222"/>
                 <w:sz w:val="17"/>
               </w:rPr>
-              <w:t>2014–2024</w:t>
-            </w:r>
-          </w:p>
-        </w:tc>
-        <w:tc>
-          <w:tcPr>
-            <w:tcW w:type="dxa" w:w="3288"/>
+              <w:t>2014-2023</w:t>
+            </w:r>
+          </w:p>
+        </w:tc>
+        <w:tc>
+          <w:tcPr>
+            <w:tcW w:type="dxa" w:w="1984"/>
             <w:shd w:val="clear" w:color="auto" w:fill="F5FBF5"/>
             <w:tcMar>
               <w:top w:w="50" w:type="dxa"/>
@@ -26198,7 +29400,40 @@
                 <w:color w:val="222222"/>
                 <w:sz w:val="17"/>
               </w:rPr>
-              <w:t>NGO (Global Energy Monitor / GEM)</w:t>
+              <w:t>Global Forest Watch (GFW API)</w:t>
+            </w:r>
+          </w:p>
+        </w:tc>
+        <w:tc>
+          <w:tcPr>
+            <w:tcW w:type="dxa" w:w="1814"/>
+            <w:shd w:val="clear" w:color="auto" w:fill="F5FBF5"/>
+            <w:tcMar>
+              <w:top w:w="50" w:type="dxa"/>
+              <w:bottom w:w="50" w:type="dxa"/>
+              <w:left w:w="100" w:type="dxa"/>
+              <w:right w:w="100" w:type="dxa"/>
+            </w:tcMar>
+            <w:tcBorders>
+              <w:top w:val="single" w:sz="4" w:color="D0D0D0" w:space="0"/>
+              <w:left w:val="single" w:sz="4" w:color="D0D0D0" w:space="0"/>
+              <w:bottom w:val="single" w:sz="4" w:color="D0D0D0" w:space="0"/>
+              <w:right w:val="single" w:sz="4" w:color="D0D0D0" w:space="0"/>
+            </w:tcBorders>
+          </w:tcPr>
+          <w:p>
+            <w:pPr>
+              <w:spacing w:before="20" w:after="20"/>
+              <w:jc w:val="left"/>
+            </w:pPr>
+            <w:r>
+              <w:rPr>
+                <w:b w:val="0"/>
+                <w:i w:val="0"/>
+                <w:color w:val="222222"/>
+                <w:sz w:val="17"/>
+              </w:rPr>
+              <w:t>sulawesi_gfw_master_1_dekade_2014_2023_v3.csv</w:t>
             </w:r>
           </w:p>
         </w:tc>
@@ -26233,13 +29468,13 @@
                 <w:color w:val="222222"/>
                 <w:sz w:val="17"/>
               </w:rPr>
-              <w:t>4</w:t>
-            </w:r>
-          </w:p>
-        </w:tc>
-        <w:tc>
-          <w:tcPr>
-            <w:tcW w:type="dxa" w:w="2381"/>
+              <w:t>10</w:t>
+            </w:r>
+          </w:p>
+        </w:tc>
+        <w:tc>
+          <w:tcPr>
+            <w:tcW w:type="dxa" w:w="1984"/>
             <w:shd w:val="clear" w:color="auto" w:fill="FFFFFF"/>
             <w:tcMar>
               <w:top w:w="50" w:type="dxa"/>
@@ -26266,7 +29501,139 @@
                 <w:color w:val="222222"/>
                 <w:sz w:val="17"/>
               </w:rPr>
-              <w:t>Fasilitas Smelter Nikel</w:t>
+              <w:t>Simpul Pelabuhan &amp; Terminal Logistik</w:t>
+            </w:r>
+          </w:p>
+        </w:tc>
+        <w:tc>
+          <w:tcPr>
+            <w:tcW w:type="dxa" w:w="1701"/>
+            <w:shd w:val="clear" w:color="auto" w:fill="FFFFFF"/>
+            <w:tcMar>
+              <w:top w:w="50" w:type="dxa"/>
+              <w:bottom w:w="50" w:type="dxa"/>
+              <w:left w:w="100" w:type="dxa"/>
+              <w:right w:w="100" w:type="dxa"/>
+            </w:tcMar>
+            <w:tcBorders>
+              <w:top w:val="single" w:sz="4" w:color="D0D0D0" w:space="0"/>
+              <w:left w:val="single" w:sz="4" w:color="D0D0D0" w:space="0"/>
+              <w:bottom w:val="single" w:sz="4" w:color="D0D0D0" w:space="0"/>
+              <w:right w:val="single" w:sz="4" w:color="D0D0D0" w:space="0"/>
+            </w:tcBorders>
+          </w:tcPr>
+          <w:p>
+            <w:pPr>
+              <w:spacing w:before="20" w:after="20"/>
+              <w:jc w:val="left"/>
+            </w:pPr>
+            <w:r>
+              <w:rPr>
+                <w:b w:val="0"/>
+                <w:i w:val="0"/>
+                <w:color w:val="222222"/>
+                <w:sz w:val="17"/>
+              </w:rPr>
+              <w:t>Infrastruktur Rantai Pasok</w:t>
+            </w:r>
+          </w:p>
+        </w:tc>
+        <w:tc>
+          <w:tcPr>
+            <w:tcW w:type="dxa" w:w="1134"/>
+            <w:shd w:val="clear" w:color="auto" w:fill="FFFFFF"/>
+            <w:tcMar>
+              <w:top w:w="50" w:type="dxa"/>
+              <w:bottom w:w="50" w:type="dxa"/>
+              <w:left w:w="100" w:type="dxa"/>
+              <w:right w:w="100" w:type="dxa"/>
+            </w:tcMar>
+            <w:tcBorders>
+              <w:top w:val="single" w:sz="4" w:color="D0D0D0" w:space="0"/>
+              <w:left w:val="single" w:sz="4" w:color="D0D0D0" w:space="0"/>
+              <w:bottom w:val="single" w:sz="4" w:color="D0D0D0" w:space="0"/>
+              <w:right w:val="single" w:sz="4" w:color="D0D0D0" w:space="0"/>
+            </w:tcBorders>
+          </w:tcPr>
+          <w:p>
+            <w:pPr>
+              <w:spacing w:before="20" w:after="20"/>
+              <w:jc w:val="center"/>
+            </w:pPr>
+            <w:r>
+              <w:rPr>
+                <w:b w:val="0"/>
+                <w:i w:val="0"/>
+                <w:color w:val="222222"/>
+                <w:sz w:val="17"/>
+              </w:rPr>
+              <w:t>Titik Koordinat &amp; DWT</w:t>
+            </w:r>
+          </w:p>
+        </w:tc>
+        <w:tc>
+          <w:tcPr>
+            <w:tcW w:type="dxa" w:w="1134"/>
+            <w:shd w:val="clear" w:color="auto" w:fill="FFFFFF"/>
+            <w:tcMar>
+              <w:top w:w="50" w:type="dxa"/>
+              <w:bottom w:w="50" w:type="dxa"/>
+              <w:left w:w="100" w:type="dxa"/>
+              <w:right w:w="100" w:type="dxa"/>
+            </w:tcMar>
+            <w:tcBorders>
+              <w:top w:val="single" w:sz="4" w:color="D0D0D0" w:space="0"/>
+              <w:left w:val="single" w:sz="4" w:color="D0D0D0" w:space="0"/>
+              <w:bottom w:val="single" w:sz="4" w:color="D0D0D0" w:space="0"/>
+              <w:right w:val="single" w:sz="4" w:color="D0D0D0" w:space="0"/>
+            </w:tcBorders>
+          </w:tcPr>
+          <w:p>
+            <w:pPr>
+              <w:spacing w:before="20" w:after="20"/>
+              <w:jc w:val="center"/>
+            </w:pPr>
+            <w:r>
+              <w:rPr>
+                <w:b w:val="0"/>
+                <w:i w:val="0"/>
+                <w:color w:val="222222"/>
+                <w:sz w:val="17"/>
+              </w:rPr>
+              <w:t>2014-2024</w:t>
+            </w:r>
+          </w:p>
+        </w:tc>
+        <w:tc>
+          <w:tcPr>
+            <w:tcW w:type="dxa" w:w="1984"/>
+            <w:shd w:val="clear" w:color="auto" w:fill="FFFFFF"/>
+            <w:tcMar>
+              <w:top w:w="50" w:type="dxa"/>
+              <w:bottom w:w="50" w:type="dxa"/>
+              <w:left w:w="100" w:type="dxa"/>
+              <w:right w:w="100" w:type="dxa"/>
+            </w:tcMar>
+            <w:tcBorders>
+              <w:top w:val="single" w:sz="4" w:color="D0D0D0" w:space="0"/>
+              <w:left w:val="single" w:sz="4" w:color="D0D0D0" w:space="0"/>
+              <w:bottom w:val="single" w:sz="4" w:color="D0D0D0" w:space="0"/>
+              <w:right w:val="single" w:sz="4" w:color="D0D0D0" w:space="0"/>
+            </w:tcBorders>
+          </w:tcPr>
+          <w:p>
+            <w:pPr>
+              <w:spacing w:before="20" w:after="20"/>
+              <w:jc w:val="left"/>
+            </w:pPr>
+            <w:r>
+              <w:rPr>
+                <w:b w:val="0"/>
+                <w:i w:val="0"/>
+                <w:color w:val="222222"/>
+                <w:sz w:val="17"/>
+              </w:rPr>
+              <w:t>Laporan Publik (KNKT, Perpres PSN, Korporasi)</w:t>
             </w:r>
           </w:p>
         </w:tc>
@@ -26299,1306 +29666,7 @@
                 <w:color w:val="222222"/>
                 <w:sz w:val="17"/>
               </w:rPr>
-              <w:t>Fasilitas Industri Hilir</w:t>
-            </w:r>
-          </w:p>
-        </w:tc>
-        <w:tc>
-          <w:tcPr>
-            <w:tcW w:type="dxa" w:w="1134"/>
-            <w:shd w:val="clear" w:color="auto" w:fill="FFFFFF"/>
-            <w:tcMar>
-              <w:top w:w="50" w:type="dxa"/>
-              <w:bottom w:w="50" w:type="dxa"/>
-              <w:left w:w="100" w:type="dxa"/>
-              <w:right w:w="100" w:type="dxa"/>
-            </w:tcMar>
-            <w:tcBorders>
-              <w:top w:val="single" w:sz="4" w:color="D0D0D0" w:space="0"/>
-              <w:left w:val="single" w:sz="4" w:color="D0D0D0" w:space="0"/>
-              <w:bottom w:val="single" w:sz="4" w:color="D0D0D0" w:space="0"/>
-              <w:right w:val="single" w:sz="4" w:color="D0D0D0" w:space="0"/>
-            </w:tcBorders>
-          </w:tcPr>
-          <w:p>
-            <w:pPr>
-              <w:spacing w:before="20" w:after="20"/>
-              <w:jc w:val="center"/>
-            </w:pPr>
-            <w:r>
-              <w:rPr>
-                <w:b w:val="0"/>
-                <w:i w:val="0"/>
-                <w:color w:val="222222"/>
-                <w:sz w:val="17"/>
-              </w:rPr>
-              <w:t>Unit Fasilitas</w:t>
-            </w:r>
-          </w:p>
-        </w:tc>
-        <w:tc>
-          <w:tcPr>
-            <w:tcW w:type="dxa" w:w="1134"/>
-            <w:shd w:val="clear" w:color="auto" w:fill="FFFFFF"/>
-            <w:tcMar>
-              <w:top w:w="50" w:type="dxa"/>
-              <w:bottom w:w="50" w:type="dxa"/>
-              <w:left w:w="100" w:type="dxa"/>
-              <w:right w:w="100" w:type="dxa"/>
-            </w:tcMar>
-            <w:tcBorders>
-              <w:top w:val="single" w:sz="4" w:color="D0D0D0" w:space="0"/>
-              <w:left w:val="single" w:sz="4" w:color="D0D0D0" w:space="0"/>
-              <w:bottom w:val="single" w:sz="4" w:color="D0D0D0" w:space="0"/>
-              <w:right w:val="single" w:sz="4" w:color="D0D0D0" w:space="0"/>
-            </w:tcBorders>
-          </w:tcPr>
-          <w:p>
-            <w:pPr>
-              <w:spacing w:before="20" w:after="20"/>
-              <w:jc w:val="center"/>
-            </w:pPr>
-            <w:r>
-              <w:rPr>
-                <w:b w:val="0"/>
-                <w:i w:val="0"/>
-                <w:color w:val="222222"/>
-                <w:sz w:val="17"/>
-              </w:rPr>
-              <w:t>2014–2024</w:t>
-            </w:r>
-          </w:p>
-        </w:tc>
-        <w:tc>
-          <w:tcPr>
-            <w:tcW w:type="dxa" w:w="3288"/>
-            <w:shd w:val="clear" w:color="auto" w:fill="FFFFFF"/>
-            <w:tcMar>
-              <w:top w:w="50" w:type="dxa"/>
-              <w:bottom w:w="50" w:type="dxa"/>
-              <w:left w:w="100" w:type="dxa"/>
-              <w:right w:w="100" w:type="dxa"/>
-            </w:tcMar>
-            <w:tcBorders>
-              <w:top w:val="single" w:sz="4" w:color="D0D0D0" w:space="0"/>
-              <w:left w:val="single" w:sz="4" w:color="D0D0D0" w:space="0"/>
-              <w:bottom w:val="single" w:sz="4" w:color="D0D0D0" w:space="0"/>
-              <w:right w:val="single" w:sz="4" w:color="D0D0D0" w:space="0"/>
-            </w:tcBorders>
-          </w:tcPr>
-          <w:p>
-            <w:pPr>
-              <w:spacing w:before="20" w:after="20"/>
-              <w:jc w:val="left"/>
-            </w:pPr>
-            <w:r>
-              <w:rPr>
-                <w:b w:val="0"/>
-                <w:i w:val="0"/>
-                <w:color w:val="222222"/>
-                <w:sz w:val="17"/>
-              </w:rPr>
-              <w:t>Database Smelter CGS &amp; ESDM MODI</w:t>
-            </w:r>
-          </w:p>
-        </w:tc>
-      </w:tr>
-      <w:tr>
-        <w:tc>
-          <w:tcPr>
-            <w:tcW w:type="dxa" w:w="454"/>
-            <w:shd w:val="clear" w:color="auto" w:fill="F5FBF5"/>
-            <w:tcMar>
-              <w:top w:w="50" w:type="dxa"/>
-              <w:bottom w:w="50" w:type="dxa"/>
-              <w:left w:w="100" w:type="dxa"/>
-              <w:right w:w="100" w:type="dxa"/>
-            </w:tcMar>
-            <w:tcBorders>
-              <w:top w:val="single" w:sz="4" w:color="D0D0D0" w:space="0"/>
-              <w:left w:val="single" w:sz="4" w:color="D0D0D0" w:space="0"/>
-              <w:bottom w:val="single" w:sz="4" w:color="D0D0D0" w:space="0"/>
-              <w:right w:val="single" w:sz="4" w:color="D0D0D0" w:space="0"/>
-            </w:tcBorders>
-          </w:tcPr>
-          <w:p>
-            <w:pPr>
-              <w:spacing w:before="20" w:after="20"/>
-              <w:jc w:val="center"/>
-            </w:pPr>
-            <w:r>
-              <w:rPr>
-                <w:b w:val="0"/>
-                <w:i w:val="0"/>
-                <w:color w:val="222222"/>
-                <w:sz w:val="17"/>
-              </w:rPr>
-              <w:t>5</w:t>
-            </w:r>
-          </w:p>
-        </w:tc>
-        <w:tc>
-          <w:tcPr>
-            <w:tcW w:type="dxa" w:w="2381"/>
-            <w:shd w:val="clear" w:color="auto" w:fill="F5FBF5"/>
-            <w:tcMar>
-              <w:top w:w="50" w:type="dxa"/>
-              <w:bottom w:w="50" w:type="dxa"/>
-              <w:left w:w="100" w:type="dxa"/>
-              <w:right w:w="100" w:type="dxa"/>
-            </w:tcMar>
-            <w:tcBorders>
-              <w:top w:val="single" w:sz="4" w:color="D0D0D0" w:space="0"/>
-              <w:left w:val="single" w:sz="4" w:color="D0D0D0" w:space="0"/>
-              <w:bottom w:val="single" w:sz="4" w:color="D0D0D0" w:space="0"/>
-              <w:right w:val="single" w:sz="4" w:color="D0D0D0" w:space="0"/>
-            </w:tcBorders>
-          </w:tcPr>
-          <w:p>
-            <w:pPr>
-              <w:spacing w:before="20" w:after="20"/>
-              <w:jc w:val="left"/>
-            </w:pPr>
-            <w:r>
-              <w:rPr>
-                <w:b w:val="0"/>
-                <w:i w:val="0"/>
-                <w:color w:val="222222"/>
-                <w:sz w:val="17"/>
-              </w:rPr>
-              <w:t>Realisasi Investasi PMDN &amp; Nikel</w:t>
-            </w:r>
-          </w:p>
-        </w:tc>
-        <w:tc>
-          <w:tcPr>
-            <w:tcW w:type="dxa" w:w="1814"/>
-            <w:shd w:val="clear" w:color="auto" w:fill="F5FBF5"/>
-            <w:tcMar>
-              <w:top w:w="50" w:type="dxa"/>
-              <w:bottom w:w="50" w:type="dxa"/>
-              <w:left w:w="100" w:type="dxa"/>
-              <w:right w:w="100" w:type="dxa"/>
-            </w:tcMar>
-            <w:tcBorders>
-              <w:top w:val="single" w:sz="4" w:color="D0D0D0" w:space="0"/>
-              <w:left w:val="single" w:sz="4" w:color="D0D0D0" w:space="0"/>
-              <w:bottom w:val="single" w:sz="4" w:color="D0D0D0" w:space="0"/>
-              <w:right w:val="single" w:sz="4" w:color="D0D0D0" w:space="0"/>
-            </w:tcBorders>
-          </w:tcPr>
-          <w:p>
-            <w:pPr>
-              <w:spacing w:before="20" w:after="20"/>
-              <w:jc w:val="left"/>
-            </w:pPr>
-            <w:r>
-              <w:rPr>
-                <w:b w:val="0"/>
-                <w:i w:val="0"/>
-                <w:color w:val="222222"/>
-                <w:sz w:val="17"/>
-              </w:rPr>
-              <w:t>Arus Modal Domestik</w:t>
-            </w:r>
-          </w:p>
-        </w:tc>
-        <w:tc>
-          <w:tcPr>
-            <w:tcW w:type="dxa" w:w="1134"/>
-            <w:shd w:val="clear" w:color="auto" w:fill="F5FBF5"/>
-            <w:tcMar>
-              <w:top w:w="50" w:type="dxa"/>
-              <w:bottom w:w="50" w:type="dxa"/>
-              <w:left w:w="100" w:type="dxa"/>
-              <w:right w:w="100" w:type="dxa"/>
-            </w:tcMar>
-            <w:tcBorders>
-              <w:top w:val="single" w:sz="4" w:color="D0D0D0" w:space="0"/>
-              <w:left w:val="single" w:sz="4" w:color="D0D0D0" w:space="0"/>
-              <w:bottom w:val="single" w:sz="4" w:color="D0D0D0" w:space="0"/>
-              <w:right w:val="single" w:sz="4" w:color="D0D0D0" w:space="0"/>
-            </w:tcBorders>
-          </w:tcPr>
-          <w:p>
-            <w:pPr>
-              <w:spacing w:before="20" w:after="20"/>
-              <w:jc w:val="center"/>
-            </w:pPr>
-            <w:r>
-              <w:rPr>
-                <w:b w:val="0"/>
-                <w:i w:val="0"/>
-                <w:color w:val="222222"/>
-                <w:sz w:val="17"/>
-              </w:rPr>
-              <w:t>Triliun Rupiah</w:t>
-            </w:r>
-          </w:p>
-        </w:tc>
-        <w:tc>
-          <w:tcPr>
-            <w:tcW w:type="dxa" w:w="1134"/>
-            <w:shd w:val="clear" w:color="auto" w:fill="F5FBF5"/>
-            <w:tcMar>
-              <w:top w:w="50" w:type="dxa"/>
-              <w:bottom w:w="50" w:type="dxa"/>
-              <w:left w:w="100" w:type="dxa"/>
-              <w:right w:w="100" w:type="dxa"/>
-            </w:tcMar>
-            <w:tcBorders>
-              <w:top w:val="single" w:sz="4" w:color="D0D0D0" w:space="0"/>
-              <w:left w:val="single" w:sz="4" w:color="D0D0D0" w:space="0"/>
-              <w:bottom w:val="single" w:sz="4" w:color="D0D0D0" w:space="0"/>
-              <w:right w:val="single" w:sz="4" w:color="D0D0D0" w:space="0"/>
-            </w:tcBorders>
-          </w:tcPr>
-          <w:p>
-            <w:pPr>
-              <w:spacing w:before="20" w:after="20"/>
-              <w:jc w:val="center"/>
-            </w:pPr>
-            <w:r>
-              <w:rPr>
-                <w:b w:val="0"/>
-                <w:i w:val="0"/>
-                <w:color w:val="222222"/>
-                <w:sz w:val="17"/>
-              </w:rPr>
-              <w:t>2016–2024</w:t>
-            </w:r>
-          </w:p>
-        </w:tc>
-        <w:tc>
-          <w:tcPr>
-            <w:tcW w:type="dxa" w:w="3288"/>
-            <w:shd w:val="clear" w:color="auto" w:fill="F5FBF5"/>
-            <w:tcMar>
-              <w:top w:w="50" w:type="dxa"/>
-              <w:bottom w:w="50" w:type="dxa"/>
-              <w:left w:w="100" w:type="dxa"/>
-              <w:right w:w="100" w:type="dxa"/>
-            </w:tcMar>
-            <w:tcBorders>
-              <w:top w:val="single" w:sz="4" w:color="D0D0D0" w:space="0"/>
-              <w:left w:val="single" w:sz="4" w:color="D0D0D0" w:space="0"/>
-              <w:bottom w:val="single" w:sz="4" w:color="D0D0D0" w:space="0"/>
-              <w:right w:val="single" w:sz="4" w:color="D0D0D0" w:space="0"/>
-            </w:tcBorders>
-          </w:tcPr>
-          <w:p>
-            <w:pPr>
-              <w:spacing w:before="20" w:after="20"/>
-              <w:jc w:val="left"/>
-            </w:pPr>
-            <w:r>
-              <w:rPr>
-                <w:b w:val="0"/>
-                <w:i w:val="0"/>
-                <w:color w:val="222222"/>
-                <w:sz w:val="17"/>
-              </w:rPr>
-              <w:t>API BPS &amp; BKPM</w:t>
-            </w:r>
-          </w:p>
-        </w:tc>
-      </w:tr>
-      <w:tr>
-        <w:tc>
-          <w:tcPr>
-            <w:tcW w:type="dxa" w:w="454"/>
-            <w:shd w:val="clear" w:color="auto" w:fill="FFFFFF"/>
-            <w:tcMar>
-              <w:top w:w="50" w:type="dxa"/>
-              <w:bottom w:w="50" w:type="dxa"/>
-              <w:left w:w="100" w:type="dxa"/>
-              <w:right w:w="100" w:type="dxa"/>
-            </w:tcMar>
-            <w:tcBorders>
-              <w:top w:val="single" w:sz="4" w:color="D0D0D0" w:space="0"/>
-              <w:left w:val="single" w:sz="4" w:color="D0D0D0" w:space="0"/>
-              <w:bottom w:val="single" w:sz="4" w:color="D0D0D0" w:space="0"/>
-              <w:right w:val="single" w:sz="4" w:color="D0D0D0" w:space="0"/>
-            </w:tcBorders>
-          </w:tcPr>
-          <w:p>
-            <w:pPr>
-              <w:spacing w:before="20" w:after="20"/>
-              <w:jc w:val="center"/>
-            </w:pPr>
-            <w:r>
-              <w:rPr>
-                <w:b w:val="0"/>
-                <w:i w:val="0"/>
-                <w:color w:val="222222"/>
-                <w:sz w:val="17"/>
-              </w:rPr>
-              <w:t>6</w:t>
-            </w:r>
-          </w:p>
-        </w:tc>
-        <w:tc>
-          <w:tcPr>
-            <w:tcW w:type="dxa" w:w="2381"/>
-            <w:shd w:val="clear" w:color="auto" w:fill="FFFFFF"/>
-            <w:tcMar>
-              <w:top w:w="50" w:type="dxa"/>
-              <w:bottom w:w="50" w:type="dxa"/>
-              <w:left w:w="100" w:type="dxa"/>
-              <w:right w:w="100" w:type="dxa"/>
-            </w:tcMar>
-            <w:tcBorders>
-              <w:top w:val="single" w:sz="4" w:color="D0D0D0" w:space="0"/>
-              <w:left w:val="single" w:sz="4" w:color="D0D0D0" w:space="0"/>
-              <w:bottom w:val="single" w:sz="4" w:color="D0D0D0" w:space="0"/>
-              <w:right w:val="single" w:sz="4" w:color="D0D0D0" w:space="0"/>
-            </w:tcBorders>
-          </w:tcPr>
-          <w:p>
-            <w:pPr>
-              <w:spacing w:before="20" w:after="20"/>
-              <w:jc w:val="left"/>
-            </w:pPr>
-            <w:r>
-              <w:rPr>
-                <w:b w:val="0"/>
-                <w:i w:val="0"/>
-                <w:color w:val="222222"/>
-                <w:sz w:val="17"/>
-              </w:rPr>
-              <w:t>PDRB Provinsi (Ekstraktif vs Akar Rumput)</w:t>
-            </w:r>
-          </w:p>
-        </w:tc>
-        <w:tc>
-          <w:tcPr>
-            <w:tcW w:type="dxa" w:w="1814"/>
-            <w:shd w:val="clear" w:color="auto" w:fill="FFFFFF"/>
-            <w:tcMar>
-              <w:top w:w="50" w:type="dxa"/>
-              <w:bottom w:w="50" w:type="dxa"/>
-              <w:left w:w="100" w:type="dxa"/>
-              <w:right w:w="100" w:type="dxa"/>
-            </w:tcMar>
-            <w:tcBorders>
-              <w:top w:val="single" w:sz="4" w:color="D0D0D0" w:space="0"/>
-              <w:left w:val="single" w:sz="4" w:color="D0D0D0" w:space="0"/>
-              <w:bottom w:val="single" w:sz="4" w:color="D0D0D0" w:space="0"/>
-              <w:right w:val="single" w:sz="4" w:color="D0D0D0" w:space="0"/>
-            </w:tcBorders>
-          </w:tcPr>
-          <w:p>
-            <w:pPr>
-              <w:spacing w:before="20" w:after="20"/>
-              <w:jc w:val="left"/>
-            </w:pPr>
-            <w:r>
-              <w:rPr>
-                <w:b w:val="0"/>
-                <w:i w:val="0"/>
-                <w:color w:val="222222"/>
-                <w:sz w:val="17"/>
-              </w:rPr>
-              <w:t>Struktur Ekonomi Makro</w:t>
-            </w:r>
-          </w:p>
-        </w:tc>
-        <w:tc>
-          <w:tcPr>
-            <w:tcW w:type="dxa" w:w="1134"/>
-            <w:shd w:val="clear" w:color="auto" w:fill="FFFFFF"/>
-            <w:tcMar>
-              <w:top w:w="50" w:type="dxa"/>
-              <w:bottom w:w="50" w:type="dxa"/>
-              <w:left w:w="100" w:type="dxa"/>
-              <w:right w:w="100" w:type="dxa"/>
-            </w:tcMar>
-            <w:tcBorders>
-              <w:top w:val="single" w:sz="4" w:color="D0D0D0" w:space="0"/>
-              <w:left w:val="single" w:sz="4" w:color="D0D0D0" w:space="0"/>
-              <w:bottom w:val="single" w:sz="4" w:color="D0D0D0" w:space="0"/>
-              <w:right w:val="single" w:sz="4" w:color="D0D0D0" w:space="0"/>
-            </w:tcBorders>
-          </w:tcPr>
-          <w:p>
-            <w:pPr>
-              <w:spacing w:before="20" w:after="20"/>
-              <w:jc w:val="center"/>
-            </w:pPr>
-            <w:r>
-              <w:rPr>
-                <w:b w:val="0"/>
-                <w:i w:val="0"/>
-                <w:color w:val="222222"/>
-                <w:sz w:val="17"/>
-              </w:rPr>
-              <w:t>Triliun Rupiah</w:t>
-            </w:r>
-          </w:p>
-        </w:tc>
-        <w:tc>
-          <w:tcPr>
-            <w:tcW w:type="dxa" w:w="1134"/>
-            <w:shd w:val="clear" w:color="auto" w:fill="FFFFFF"/>
-            <w:tcMar>
-              <w:top w:w="50" w:type="dxa"/>
-              <w:bottom w:w="50" w:type="dxa"/>
-              <w:left w:w="100" w:type="dxa"/>
-              <w:right w:w="100" w:type="dxa"/>
-            </w:tcMar>
-            <w:tcBorders>
-              <w:top w:val="single" w:sz="4" w:color="D0D0D0" w:space="0"/>
-              <w:left w:val="single" w:sz="4" w:color="D0D0D0" w:space="0"/>
-              <w:bottom w:val="single" w:sz="4" w:color="D0D0D0" w:space="0"/>
-              <w:right w:val="single" w:sz="4" w:color="D0D0D0" w:space="0"/>
-            </w:tcBorders>
-          </w:tcPr>
-          <w:p>
-            <w:pPr>
-              <w:spacing w:before="20" w:after="20"/>
-              <w:jc w:val="center"/>
-            </w:pPr>
-            <w:r>
-              <w:rPr>
-                <w:b w:val="0"/>
-                <w:i w:val="0"/>
-                <w:color w:val="222222"/>
-                <w:sz w:val="17"/>
-              </w:rPr>
-              <w:t>2016–2024</w:t>
-            </w:r>
-          </w:p>
-        </w:tc>
-        <w:tc>
-          <w:tcPr>
-            <w:tcW w:type="dxa" w:w="3288"/>
-            <w:shd w:val="clear" w:color="auto" w:fill="FFFFFF"/>
-            <w:tcMar>
-              <w:top w:w="50" w:type="dxa"/>
-              <w:bottom w:w="50" w:type="dxa"/>
-              <w:left w:w="100" w:type="dxa"/>
-              <w:right w:w="100" w:type="dxa"/>
-            </w:tcMar>
-            <w:tcBorders>
-              <w:top w:val="single" w:sz="4" w:color="D0D0D0" w:space="0"/>
-              <w:left w:val="single" w:sz="4" w:color="D0D0D0" w:space="0"/>
-              <w:bottom w:val="single" w:sz="4" w:color="D0D0D0" w:space="0"/>
-              <w:right w:val="single" w:sz="4" w:color="D0D0D0" w:space="0"/>
-            </w:tcBorders>
-          </w:tcPr>
-          <w:p>
-            <w:pPr>
-              <w:spacing w:before="20" w:after="20"/>
-              <w:jc w:val="left"/>
-            </w:pPr>
-            <w:r>
-              <w:rPr>
-                <w:b w:val="0"/>
-                <w:i w:val="0"/>
-                <w:color w:val="222222"/>
-                <w:sz w:val="17"/>
-              </w:rPr>
-              <w:t>API BPS (Subject 52)</w:t>
-            </w:r>
-          </w:p>
-        </w:tc>
-      </w:tr>
-      <w:tr>
-        <w:tc>
-          <w:tcPr>
-            <w:tcW w:type="dxa" w:w="454"/>
-            <w:shd w:val="clear" w:color="auto" w:fill="F5FBF5"/>
-            <w:tcMar>
-              <w:top w:w="50" w:type="dxa"/>
-              <w:bottom w:w="50" w:type="dxa"/>
-              <w:left w:w="100" w:type="dxa"/>
-              <w:right w:w="100" w:type="dxa"/>
-            </w:tcMar>
-            <w:tcBorders>
-              <w:top w:val="single" w:sz="4" w:color="D0D0D0" w:space="0"/>
-              <w:left w:val="single" w:sz="4" w:color="D0D0D0" w:space="0"/>
-              <w:bottom w:val="single" w:sz="4" w:color="D0D0D0" w:space="0"/>
-              <w:right w:val="single" w:sz="4" w:color="D0D0D0" w:space="0"/>
-            </w:tcBorders>
-          </w:tcPr>
-          <w:p>
-            <w:pPr>
-              <w:spacing w:before="20" w:after="20"/>
-              <w:jc w:val="center"/>
-            </w:pPr>
-            <w:r>
-              <w:rPr>
-                <w:b w:val="0"/>
-                <w:i w:val="0"/>
-                <w:color w:val="222222"/>
-                <w:sz w:val="17"/>
-              </w:rPr>
-              <w:t>7</w:t>
-            </w:r>
-          </w:p>
-        </w:tc>
-        <w:tc>
-          <w:tcPr>
-            <w:tcW w:type="dxa" w:w="2381"/>
-            <w:shd w:val="clear" w:color="auto" w:fill="F5FBF5"/>
-            <w:tcMar>
-              <w:top w:w="50" w:type="dxa"/>
-              <w:bottom w:w="50" w:type="dxa"/>
-              <w:left w:w="100" w:type="dxa"/>
-              <w:right w:w="100" w:type="dxa"/>
-            </w:tcMar>
-            <w:tcBorders>
-              <w:top w:val="single" w:sz="4" w:color="D0D0D0" w:space="0"/>
-              <w:left w:val="single" w:sz="4" w:color="D0D0D0" w:space="0"/>
-              <w:bottom w:val="single" w:sz="4" w:color="D0D0D0" w:space="0"/>
-              <w:right w:val="single" w:sz="4" w:color="D0D0D0" w:space="0"/>
-            </w:tcBorders>
-          </w:tcPr>
-          <w:p>
-            <w:pPr>
-              <w:spacing w:before="20" w:after="20"/>
-              <w:jc w:val="left"/>
-            </w:pPr>
-            <w:r>
-              <w:rPr>
-                <w:b w:val="0"/>
-                <w:i w:val="0"/>
-                <w:color w:val="222222"/>
-                <w:sz w:val="17"/>
-              </w:rPr>
-              <w:t>PDRB Kabupaten Sentra Tambang</w:t>
-            </w:r>
-          </w:p>
-        </w:tc>
-        <w:tc>
-          <w:tcPr>
-            <w:tcW w:type="dxa" w:w="1814"/>
-            <w:shd w:val="clear" w:color="auto" w:fill="F5FBF5"/>
-            <w:tcMar>
-              <w:top w:w="50" w:type="dxa"/>
-              <w:bottom w:w="50" w:type="dxa"/>
-              <w:left w:w="100" w:type="dxa"/>
-              <w:right w:w="100" w:type="dxa"/>
-            </w:tcMar>
-            <w:tcBorders>
-              <w:top w:val="single" w:sz="4" w:color="D0D0D0" w:space="0"/>
-              <w:left w:val="single" w:sz="4" w:color="D0D0D0" w:space="0"/>
-              <w:bottom w:val="single" w:sz="4" w:color="D0D0D0" w:space="0"/>
-              <w:right w:val="single" w:sz="4" w:color="D0D0D0" w:space="0"/>
-            </w:tcBorders>
-          </w:tcPr>
-          <w:p>
-            <w:pPr>
-              <w:spacing w:before="20" w:after="20"/>
-              <w:jc w:val="left"/>
-            </w:pPr>
-            <w:r>
-              <w:rPr>
-                <w:b w:val="0"/>
-                <w:i w:val="0"/>
-                <w:color w:val="222222"/>
-                <w:sz w:val="17"/>
-              </w:rPr>
-              <w:t>Struktur Ekonomi Daerah</w:t>
-            </w:r>
-          </w:p>
-        </w:tc>
-        <w:tc>
-          <w:tcPr>
-            <w:tcW w:type="dxa" w:w="1134"/>
-            <w:shd w:val="clear" w:color="auto" w:fill="F5FBF5"/>
-            <w:tcMar>
-              <w:top w:w="50" w:type="dxa"/>
-              <w:bottom w:w="50" w:type="dxa"/>
-              <w:left w:w="100" w:type="dxa"/>
-              <w:right w:w="100" w:type="dxa"/>
-            </w:tcMar>
-            <w:tcBorders>
-              <w:top w:val="single" w:sz="4" w:color="D0D0D0" w:space="0"/>
-              <w:left w:val="single" w:sz="4" w:color="D0D0D0" w:space="0"/>
-              <w:bottom w:val="single" w:sz="4" w:color="D0D0D0" w:space="0"/>
-              <w:right w:val="single" w:sz="4" w:color="D0D0D0" w:space="0"/>
-            </w:tcBorders>
-          </w:tcPr>
-          <w:p>
-            <w:pPr>
-              <w:spacing w:before="20" w:after="20"/>
-              <w:jc w:val="center"/>
-            </w:pPr>
-            <w:r>
-              <w:rPr>
-                <w:b w:val="0"/>
-                <w:i w:val="0"/>
-                <w:color w:val="222222"/>
-                <w:sz w:val="17"/>
-              </w:rPr>
-              <w:t>Triliun Rupiah</w:t>
-            </w:r>
-          </w:p>
-        </w:tc>
-        <w:tc>
-          <w:tcPr>
-            <w:tcW w:type="dxa" w:w="1134"/>
-            <w:shd w:val="clear" w:color="auto" w:fill="F5FBF5"/>
-            <w:tcMar>
-              <w:top w:w="50" w:type="dxa"/>
-              <w:bottom w:w="50" w:type="dxa"/>
-              <w:left w:w="100" w:type="dxa"/>
-              <w:right w:w="100" w:type="dxa"/>
-            </w:tcMar>
-            <w:tcBorders>
-              <w:top w:val="single" w:sz="4" w:color="D0D0D0" w:space="0"/>
-              <w:left w:val="single" w:sz="4" w:color="D0D0D0" w:space="0"/>
-              <w:bottom w:val="single" w:sz="4" w:color="D0D0D0" w:space="0"/>
-              <w:right w:val="single" w:sz="4" w:color="D0D0D0" w:space="0"/>
-            </w:tcBorders>
-          </w:tcPr>
-          <w:p>
-            <w:pPr>
-              <w:spacing w:before="20" w:after="20"/>
-              <w:jc w:val="center"/>
-            </w:pPr>
-            <w:r>
-              <w:rPr>
-                <w:b w:val="0"/>
-                <w:i w:val="0"/>
-                <w:color w:val="222222"/>
-                <w:sz w:val="17"/>
-              </w:rPr>
-              <w:t>2016–2024</w:t>
-            </w:r>
-          </w:p>
-        </w:tc>
-        <w:tc>
-          <w:tcPr>
-            <w:tcW w:type="dxa" w:w="3288"/>
-            <w:shd w:val="clear" w:color="auto" w:fill="F5FBF5"/>
-            <w:tcMar>
-              <w:top w:w="50" w:type="dxa"/>
-              <w:bottom w:w="50" w:type="dxa"/>
-              <w:left w:w="100" w:type="dxa"/>
-              <w:right w:w="100" w:type="dxa"/>
-            </w:tcMar>
-            <w:tcBorders>
-              <w:top w:val="single" w:sz="4" w:color="D0D0D0" w:space="0"/>
-              <w:left w:val="single" w:sz="4" w:color="D0D0D0" w:space="0"/>
-              <w:bottom w:val="single" w:sz="4" w:color="D0D0D0" w:space="0"/>
-              <w:right w:val="single" w:sz="4" w:color="D0D0D0" w:space="0"/>
-            </w:tcBorders>
-          </w:tcPr>
-          <w:p>
-            <w:pPr>
-              <w:spacing w:before="20" w:after="20"/>
-              <w:jc w:val="left"/>
-            </w:pPr>
-            <w:r>
-              <w:rPr>
-                <w:b w:val="0"/>
-                <w:i w:val="0"/>
-                <w:color w:val="222222"/>
-                <w:sz w:val="17"/>
-              </w:rPr>
-              <w:t>API BPS (Subject 52)</w:t>
-            </w:r>
-          </w:p>
-        </w:tc>
-      </w:tr>
-      <w:tr>
-        <w:tc>
-          <w:tcPr>
-            <w:tcW w:type="dxa" w:w="454"/>
-            <w:shd w:val="clear" w:color="auto" w:fill="FFFFFF"/>
-            <w:tcMar>
-              <w:top w:w="50" w:type="dxa"/>
-              <w:bottom w:w="50" w:type="dxa"/>
-              <w:left w:w="100" w:type="dxa"/>
-              <w:right w:w="100" w:type="dxa"/>
-            </w:tcMar>
-            <w:tcBorders>
-              <w:top w:val="single" w:sz="4" w:color="D0D0D0" w:space="0"/>
-              <w:left w:val="single" w:sz="4" w:color="D0D0D0" w:space="0"/>
-              <w:bottom w:val="single" w:sz="4" w:color="D0D0D0" w:space="0"/>
-              <w:right w:val="single" w:sz="4" w:color="D0D0D0" w:space="0"/>
-            </w:tcBorders>
-          </w:tcPr>
-          <w:p>
-            <w:pPr>
-              <w:spacing w:before="20" w:after="20"/>
-              <w:jc w:val="center"/>
-            </w:pPr>
-            <w:r>
-              <w:rPr>
-                <w:b w:val="0"/>
-                <w:i w:val="0"/>
-                <w:color w:val="222222"/>
-                <w:sz w:val="17"/>
-              </w:rPr>
-              <w:t>8</w:t>
-            </w:r>
-          </w:p>
-        </w:tc>
-        <w:tc>
-          <w:tcPr>
-            <w:tcW w:type="dxa" w:w="2381"/>
-            <w:shd w:val="clear" w:color="auto" w:fill="FFFFFF"/>
-            <w:tcMar>
-              <w:top w:w="50" w:type="dxa"/>
-              <w:bottom w:w="50" w:type="dxa"/>
-              <w:left w:w="100" w:type="dxa"/>
-              <w:right w:w="100" w:type="dxa"/>
-            </w:tcMar>
-            <w:tcBorders>
-              <w:top w:val="single" w:sz="4" w:color="D0D0D0" w:space="0"/>
-              <w:left w:val="single" w:sz="4" w:color="D0D0D0" w:space="0"/>
-              <w:bottom w:val="single" w:sz="4" w:color="D0D0D0" w:space="0"/>
-              <w:right w:val="single" w:sz="4" w:color="D0D0D0" w:space="0"/>
-            </w:tcBorders>
-          </w:tcPr>
-          <w:p>
-            <w:pPr>
-              <w:spacing w:before="20" w:after="20"/>
-              <w:jc w:val="left"/>
-            </w:pPr>
-            <w:r>
-              <w:rPr>
-                <w:b w:val="0"/>
-                <w:i w:val="0"/>
-                <w:color w:val="222222"/>
-                <w:sz w:val="17"/>
-              </w:rPr>
-              <w:t>Pendapatan Asli Daerah (PAD) &amp; Breakdown Pajak</w:t>
-            </w:r>
-          </w:p>
-        </w:tc>
-        <w:tc>
-          <w:tcPr>
-            <w:tcW w:type="dxa" w:w="1814"/>
-            <w:shd w:val="clear" w:color="auto" w:fill="FFFFFF"/>
-            <w:tcMar>
-              <w:top w:w="50" w:type="dxa"/>
-              <w:bottom w:w="50" w:type="dxa"/>
-              <w:left w:w="100" w:type="dxa"/>
-              <w:right w:w="100" w:type="dxa"/>
-            </w:tcMar>
-            <w:tcBorders>
-              <w:top w:val="single" w:sz="4" w:color="D0D0D0" w:space="0"/>
-              <w:left w:val="single" w:sz="4" w:color="D0D0D0" w:space="0"/>
-              <w:bottom w:val="single" w:sz="4" w:color="D0D0D0" w:space="0"/>
-              <w:right w:val="single" w:sz="4" w:color="D0D0D0" w:space="0"/>
-            </w:tcBorders>
-          </w:tcPr>
-          <w:p>
-            <w:pPr>
-              <w:spacing w:before="20" w:after="20"/>
-              <w:jc w:val="left"/>
-            </w:pPr>
-            <w:r>
-              <w:rPr>
-                <w:b w:val="0"/>
-                <w:i w:val="0"/>
-                <w:color w:val="222222"/>
-                <w:sz w:val="17"/>
-              </w:rPr>
-              <w:t>Kapasitas Fiskal Daerah</w:t>
-            </w:r>
-          </w:p>
-        </w:tc>
-        <w:tc>
-          <w:tcPr>
-            <w:tcW w:type="dxa" w:w="1134"/>
-            <w:shd w:val="clear" w:color="auto" w:fill="FFFFFF"/>
-            <w:tcMar>
-              <w:top w:w="50" w:type="dxa"/>
-              <w:bottom w:w="50" w:type="dxa"/>
-              <w:left w:w="100" w:type="dxa"/>
-              <w:right w:w="100" w:type="dxa"/>
-            </w:tcMar>
-            <w:tcBorders>
-              <w:top w:val="single" w:sz="4" w:color="D0D0D0" w:space="0"/>
-              <w:left w:val="single" w:sz="4" w:color="D0D0D0" w:space="0"/>
-              <w:bottom w:val="single" w:sz="4" w:color="D0D0D0" w:space="0"/>
-              <w:right w:val="single" w:sz="4" w:color="D0D0D0" w:space="0"/>
-            </w:tcBorders>
-          </w:tcPr>
-          <w:p>
-            <w:pPr>
-              <w:spacing w:before="20" w:after="20"/>
-              <w:jc w:val="center"/>
-            </w:pPr>
-            <w:r>
-              <w:rPr>
-                <w:b w:val="0"/>
-                <w:i w:val="0"/>
-                <w:color w:val="222222"/>
-                <w:sz w:val="17"/>
-              </w:rPr>
-              <w:t>Triliun Rupiah</w:t>
-            </w:r>
-          </w:p>
-        </w:tc>
-        <w:tc>
-          <w:tcPr>
-            <w:tcW w:type="dxa" w:w="1134"/>
-            <w:shd w:val="clear" w:color="auto" w:fill="FFFFFF"/>
-            <w:tcMar>
-              <w:top w:w="50" w:type="dxa"/>
-              <w:bottom w:w="50" w:type="dxa"/>
-              <w:left w:w="100" w:type="dxa"/>
-              <w:right w:w="100" w:type="dxa"/>
-            </w:tcMar>
-            <w:tcBorders>
-              <w:top w:val="single" w:sz="4" w:color="D0D0D0" w:space="0"/>
-              <w:left w:val="single" w:sz="4" w:color="D0D0D0" w:space="0"/>
-              <w:bottom w:val="single" w:sz="4" w:color="D0D0D0" w:space="0"/>
-              <w:right w:val="single" w:sz="4" w:color="D0D0D0" w:space="0"/>
-            </w:tcBorders>
-          </w:tcPr>
-          <w:p>
-            <w:pPr>
-              <w:spacing w:before="20" w:after="20"/>
-              <w:jc w:val="center"/>
-            </w:pPr>
-            <w:r>
-              <w:rPr>
-                <w:b w:val="0"/>
-                <w:i w:val="0"/>
-                <w:color w:val="222222"/>
-                <w:sz w:val="17"/>
-              </w:rPr>
-              <w:t>2016–2024</w:t>
-            </w:r>
-          </w:p>
-        </w:tc>
-        <w:tc>
-          <w:tcPr>
-            <w:tcW w:type="dxa" w:w="3288"/>
-            <w:shd w:val="clear" w:color="auto" w:fill="FFFFFF"/>
-            <w:tcMar>
-              <w:top w:w="50" w:type="dxa"/>
-              <w:bottom w:w="50" w:type="dxa"/>
-              <w:left w:w="100" w:type="dxa"/>
-              <w:right w:w="100" w:type="dxa"/>
-            </w:tcMar>
-            <w:tcBorders>
-              <w:top w:val="single" w:sz="4" w:color="D0D0D0" w:space="0"/>
-              <w:left w:val="single" w:sz="4" w:color="D0D0D0" w:space="0"/>
-              <w:bottom w:val="single" w:sz="4" w:color="D0D0D0" w:space="0"/>
-              <w:right w:val="single" w:sz="4" w:color="D0D0D0" w:space="0"/>
-            </w:tcBorders>
-          </w:tcPr>
-          <w:p>
-            <w:pPr>
-              <w:spacing w:before="20" w:after="20"/>
-              <w:jc w:val="left"/>
-            </w:pPr>
-            <w:r>
-              <w:rPr>
-                <w:b w:val="0"/>
-                <w:i w:val="0"/>
-                <w:color w:val="222222"/>
-                <w:sz w:val="17"/>
-              </w:rPr>
-              <w:t>API BPS</w:t>
-            </w:r>
-          </w:p>
-        </w:tc>
-      </w:tr>
-      <w:tr>
-        <w:tc>
-          <w:tcPr>
-            <w:tcW w:type="dxa" w:w="454"/>
-            <w:shd w:val="clear" w:color="auto" w:fill="F5FBF5"/>
-            <w:tcMar>
-              <w:top w:w="50" w:type="dxa"/>
-              <w:bottom w:w="50" w:type="dxa"/>
-              <w:left w:w="100" w:type="dxa"/>
-              <w:right w:w="100" w:type="dxa"/>
-            </w:tcMar>
-            <w:tcBorders>
-              <w:top w:val="single" w:sz="4" w:color="D0D0D0" w:space="0"/>
-              <w:left w:val="single" w:sz="4" w:color="D0D0D0" w:space="0"/>
-              <w:bottom w:val="single" w:sz="4" w:color="D0D0D0" w:space="0"/>
-              <w:right w:val="single" w:sz="4" w:color="D0D0D0" w:space="0"/>
-            </w:tcBorders>
-          </w:tcPr>
-          <w:p>
-            <w:pPr>
-              <w:spacing w:before="20" w:after="20"/>
-              <w:jc w:val="center"/>
-            </w:pPr>
-            <w:r>
-              <w:rPr>
-                <w:b w:val="0"/>
-                <w:i w:val="0"/>
-                <w:color w:val="222222"/>
-                <w:sz w:val="17"/>
-              </w:rPr>
-              <w:t>9</w:t>
-            </w:r>
-          </w:p>
-        </w:tc>
-        <w:tc>
-          <w:tcPr>
-            <w:tcW w:type="dxa" w:w="2381"/>
-            <w:shd w:val="clear" w:color="auto" w:fill="F5FBF5"/>
-            <w:tcMar>
-              <w:top w:w="50" w:type="dxa"/>
-              <w:bottom w:w="50" w:type="dxa"/>
-              <w:left w:w="100" w:type="dxa"/>
-              <w:right w:w="100" w:type="dxa"/>
-            </w:tcMar>
-            <w:tcBorders>
-              <w:top w:val="single" w:sz="4" w:color="D0D0D0" w:space="0"/>
-              <w:left w:val="single" w:sz="4" w:color="D0D0D0" w:space="0"/>
-              <w:bottom w:val="single" w:sz="4" w:color="D0D0D0" w:space="0"/>
-              <w:right w:val="single" w:sz="4" w:color="D0D0D0" w:space="0"/>
-            </w:tcBorders>
-          </w:tcPr>
-          <w:p>
-            <w:pPr>
-              <w:spacing w:before="20" w:after="20"/>
-              <w:jc w:val="left"/>
-            </w:pPr>
-            <w:r>
-              <w:rPr>
-                <w:b w:val="0"/>
-                <w:i w:val="0"/>
-                <w:color w:val="222222"/>
-                <w:sz w:val="17"/>
-              </w:rPr>
-              <w:t>Luas Total Deforestasi Alam &amp; Komoditas</w:t>
-            </w:r>
-          </w:p>
-        </w:tc>
-        <w:tc>
-          <w:tcPr>
-            <w:tcW w:type="dxa" w:w="1814"/>
-            <w:shd w:val="clear" w:color="auto" w:fill="F5FBF5"/>
-            <w:tcMar>
-              <w:top w:w="50" w:type="dxa"/>
-              <w:bottom w:w="50" w:type="dxa"/>
-              <w:left w:w="100" w:type="dxa"/>
-              <w:right w:w="100" w:type="dxa"/>
-            </w:tcMar>
-            <w:tcBorders>
-              <w:top w:val="single" w:sz="4" w:color="D0D0D0" w:space="0"/>
-              <w:left w:val="single" w:sz="4" w:color="D0D0D0" w:space="0"/>
-              <w:bottom w:val="single" w:sz="4" w:color="D0D0D0" w:space="0"/>
-              <w:right w:val="single" w:sz="4" w:color="D0D0D0" w:space="0"/>
-            </w:tcBorders>
-          </w:tcPr>
-          <w:p>
-            <w:pPr>
-              <w:spacing w:before="20" w:after="20"/>
-              <w:jc w:val="left"/>
-            </w:pPr>
-            <w:r>
-              <w:rPr>
-                <w:b w:val="0"/>
-                <w:i w:val="0"/>
-                <w:color w:val="222222"/>
-                <w:sz w:val="17"/>
-              </w:rPr>
-              <w:t>Dampak Ekologis</w:t>
-            </w:r>
-          </w:p>
-        </w:tc>
-        <w:tc>
-          <w:tcPr>
-            <w:tcW w:type="dxa" w:w="1134"/>
-            <w:shd w:val="clear" w:color="auto" w:fill="F5FBF5"/>
-            <w:tcMar>
-              <w:top w:w="50" w:type="dxa"/>
-              <w:bottom w:w="50" w:type="dxa"/>
-              <w:left w:w="100" w:type="dxa"/>
-              <w:right w:w="100" w:type="dxa"/>
-            </w:tcMar>
-            <w:tcBorders>
-              <w:top w:val="single" w:sz="4" w:color="D0D0D0" w:space="0"/>
-              <w:left w:val="single" w:sz="4" w:color="D0D0D0" w:space="0"/>
-              <w:bottom w:val="single" w:sz="4" w:color="D0D0D0" w:space="0"/>
-              <w:right w:val="single" w:sz="4" w:color="D0D0D0" w:space="0"/>
-            </w:tcBorders>
-          </w:tcPr>
-          <w:p>
-            <w:pPr>
-              <w:spacing w:before="20" w:after="20"/>
-              <w:jc w:val="center"/>
-            </w:pPr>
-            <w:r>
-              <w:rPr>
-                <w:b w:val="0"/>
-                <w:i w:val="0"/>
-                <w:color w:val="222222"/>
-                <w:sz w:val="17"/>
-              </w:rPr>
-              <w:t>Hektar (Ha)</w:t>
-            </w:r>
-          </w:p>
-        </w:tc>
-        <w:tc>
-          <w:tcPr>
-            <w:tcW w:type="dxa" w:w="1134"/>
-            <w:shd w:val="clear" w:color="auto" w:fill="F5FBF5"/>
-            <w:tcMar>
-              <w:top w:w="50" w:type="dxa"/>
-              <w:bottom w:w="50" w:type="dxa"/>
-              <w:left w:w="100" w:type="dxa"/>
-              <w:right w:w="100" w:type="dxa"/>
-            </w:tcMar>
-            <w:tcBorders>
-              <w:top w:val="single" w:sz="4" w:color="D0D0D0" w:space="0"/>
-              <w:left w:val="single" w:sz="4" w:color="D0D0D0" w:space="0"/>
-              <w:bottom w:val="single" w:sz="4" w:color="D0D0D0" w:space="0"/>
-              <w:right w:val="single" w:sz="4" w:color="D0D0D0" w:space="0"/>
-            </w:tcBorders>
-          </w:tcPr>
-          <w:p>
-            <w:pPr>
-              <w:spacing w:before="20" w:after="20"/>
-              <w:jc w:val="center"/>
-            </w:pPr>
-            <w:r>
-              <w:rPr>
-                <w:b w:val="0"/>
-                <w:i w:val="0"/>
-                <w:color w:val="222222"/>
-                <w:sz w:val="17"/>
-              </w:rPr>
-              <w:t>2014–2023</w:t>
-            </w:r>
-          </w:p>
-        </w:tc>
-        <w:tc>
-          <w:tcPr>
-            <w:tcW w:type="dxa" w:w="3288"/>
-            <w:shd w:val="clear" w:color="auto" w:fill="F5FBF5"/>
-            <w:tcMar>
-              <w:top w:w="50" w:type="dxa"/>
-              <w:bottom w:w="50" w:type="dxa"/>
-              <w:left w:w="100" w:type="dxa"/>
-              <w:right w:w="100" w:type="dxa"/>
-            </w:tcMar>
-            <w:tcBorders>
-              <w:top w:val="single" w:sz="4" w:color="D0D0D0" w:space="0"/>
-              <w:left w:val="single" w:sz="4" w:color="D0D0D0" w:space="0"/>
-              <w:bottom w:val="single" w:sz="4" w:color="D0D0D0" w:space="0"/>
-              <w:right w:val="single" w:sz="4" w:color="D0D0D0" w:space="0"/>
-            </w:tcBorders>
-          </w:tcPr>
-          <w:p>
-            <w:pPr>
-              <w:spacing w:before="20" w:after="20"/>
-              <w:jc w:val="left"/>
-            </w:pPr>
-            <w:r>
-              <w:rPr>
-                <w:b w:val="0"/>
-                <w:i w:val="0"/>
-                <w:color w:val="222222"/>
-                <w:sz w:val="17"/>
-              </w:rPr>
-              <w:t>Global Forest Watch (GFW API)</w:t>
-            </w:r>
-          </w:p>
-        </w:tc>
-      </w:tr>
-      <w:tr>
-        <w:tc>
-          <w:tcPr>
-            <w:tcW w:type="dxa" w:w="454"/>
-            <w:shd w:val="clear" w:color="auto" w:fill="FFFFFF"/>
-            <w:tcMar>
-              <w:top w:w="50" w:type="dxa"/>
-              <w:bottom w:w="50" w:type="dxa"/>
-              <w:left w:w="100" w:type="dxa"/>
-              <w:right w:w="100" w:type="dxa"/>
-            </w:tcMar>
-            <w:tcBorders>
-              <w:top w:val="single" w:sz="4" w:color="D0D0D0" w:space="0"/>
-              <w:left w:val="single" w:sz="4" w:color="D0D0D0" w:space="0"/>
-              <w:bottom w:val="single" w:sz="4" w:color="D0D0D0" w:space="0"/>
-              <w:right w:val="single" w:sz="4" w:color="D0D0D0" w:space="0"/>
-            </w:tcBorders>
-          </w:tcPr>
-          <w:p>
-            <w:pPr>
-              <w:spacing w:before="20" w:after="20"/>
-              <w:jc w:val="center"/>
-            </w:pPr>
-            <w:r>
-              <w:rPr>
-                <w:b w:val="0"/>
-                <w:i w:val="0"/>
-                <w:color w:val="222222"/>
-                <w:sz w:val="17"/>
-              </w:rPr>
-              <w:t>10</w:t>
-            </w:r>
-          </w:p>
-        </w:tc>
-        <w:tc>
-          <w:tcPr>
-            <w:tcW w:type="dxa" w:w="2381"/>
-            <w:shd w:val="clear" w:color="auto" w:fill="FFFFFF"/>
-            <w:tcMar>
-              <w:top w:w="50" w:type="dxa"/>
-              <w:bottom w:w="50" w:type="dxa"/>
-              <w:left w:w="100" w:type="dxa"/>
-              <w:right w:w="100" w:type="dxa"/>
-            </w:tcMar>
-            <w:tcBorders>
-              <w:top w:val="single" w:sz="4" w:color="D0D0D0" w:space="0"/>
-              <w:left w:val="single" w:sz="4" w:color="D0D0D0" w:space="0"/>
-              <w:bottom w:val="single" w:sz="4" w:color="D0D0D0" w:space="0"/>
-              <w:right w:val="single" w:sz="4" w:color="D0D0D0" w:space="0"/>
-            </w:tcBorders>
-          </w:tcPr>
-          <w:p>
-            <w:pPr>
-              <w:spacing w:before="20" w:after="20"/>
-              <w:jc w:val="left"/>
-            </w:pPr>
-            <w:r>
-              <w:rPr>
-                <w:b w:val="0"/>
-                <w:i w:val="0"/>
-                <w:color w:val="222222"/>
-                <w:sz w:val="17"/>
-              </w:rPr>
-              <w:t>Simpul Pelabuhan &amp; Terminal Logistik</w:t>
-            </w:r>
-          </w:p>
-        </w:tc>
-        <w:tc>
-          <w:tcPr>
-            <w:tcW w:type="dxa" w:w="1814"/>
-            <w:shd w:val="clear" w:color="auto" w:fill="FFFFFF"/>
-            <w:tcMar>
-              <w:top w:w="50" w:type="dxa"/>
-              <w:bottom w:w="50" w:type="dxa"/>
-              <w:left w:w="100" w:type="dxa"/>
-              <w:right w:w="100" w:type="dxa"/>
-            </w:tcMar>
-            <w:tcBorders>
-              <w:top w:val="single" w:sz="4" w:color="D0D0D0" w:space="0"/>
-              <w:left w:val="single" w:sz="4" w:color="D0D0D0" w:space="0"/>
-              <w:bottom w:val="single" w:sz="4" w:color="D0D0D0" w:space="0"/>
-              <w:right w:val="single" w:sz="4" w:color="D0D0D0" w:space="0"/>
-            </w:tcBorders>
-          </w:tcPr>
-          <w:p>
-            <w:pPr>
-              <w:spacing w:before="20" w:after="20"/>
-              <w:jc w:val="left"/>
-            </w:pPr>
-            <w:r>
-              <w:rPr>
-                <w:b w:val="0"/>
-                <w:i w:val="0"/>
-                <w:color w:val="222222"/>
-                <w:sz w:val="17"/>
-              </w:rPr>
-              <w:t>Infrastruktur Rantai Pasok</w:t>
-            </w:r>
-          </w:p>
-        </w:tc>
-        <w:tc>
-          <w:tcPr>
-            <w:tcW w:type="dxa" w:w="1134"/>
-            <w:shd w:val="clear" w:color="auto" w:fill="FFFFFF"/>
-            <w:tcMar>
-              <w:top w:w="50" w:type="dxa"/>
-              <w:bottom w:w="50" w:type="dxa"/>
-              <w:left w:w="100" w:type="dxa"/>
-              <w:right w:w="100" w:type="dxa"/>
-            </w:tcMar>
-            <w:tcBorders>
-              <w:top w:val="single" w:sz="4" w:color="D0D0D0" w:space="0"/>
-              <w:left w:val="single" w:sz="4" w:color="D0D0D0" w:space="0"/>
-              <w:bottom w:val="single" w:sz="4" w:color="D0D0D0" w:space="0"/>
-              <w:right w:val="single" w:sz="4" w:color="D0D0D0" w:space="0"/>
-            </w:tcBorders>
-          </w:tcPr>
-          <w:p>
-            <w:pPr>
-              <w:spacing w:before="20" w:after="20"/>
-              <w:jc w:val="center"/>
-            </w:pPr>
-            <w:r>
-              <w:rPr>
-                <w:b w:val="0"/>
-                <w:i w:val="0"/>
-                <w:color w:val="222222"/>
-                <w:sz w:val="17"/>
-              </w:rPr>
-              <w:t>Titik Koordinat &amp; DWT</w:t>
-            </w:r>
-          </w:p>
-        </w:tc>
-        <w:tc>
-          <w:tcPr>
-            <w:tcW w:type="dxa" w:w="1134"/>
-            <w:shd w:val="clear" w:color="auto" w:fill="FFFFFF"/>
-            <w:tcMar>
-              <w:top w:w="50" w:type="dxa"/>
-              <w:bottom w:w="50" w:type="dxa"/>
-              <w:left w:w="100" w:type="dxa"/>
-              <w:right w:w="100" w:type="dxa"/>
-            </w:tcMar>
-            <w:tcBorders>
-              <w:top w:val="single" w:sz="4" w:color="D0D0D0" w:space="0"/>
-              <w:left w:val="single" w:sz="4" w:color="D0D0D0" w:space="0"/>
-              <w:bottom w:val="single" w:sz="4" w:color="D0D0D0" w:space="0"/>
-              <w:right w:val="single" w:sz="4" w:color="D0D0D0" w:space="0"/>
-            </w:tcBorders>
-          </w:tcPr>
-          <w:p>
-            <w:pPr>
-              <w:spacing w:before="20" w:after="20"/>
-              <w:jc w:val="center"/>
-            </w:pPr>
-            <w:r>
-              <w:rPr>
-                <w:b w:val="0"/>
-                <w:i w:val="0"/>
-                <w:color w:val="222222"/>
-                <w:sz w:val="17"/>
-              </w:rPr>
-              <w:t>2014–2024</w:t>
-            </w:r>
-          </w:p>
-        </w:tc>
-        <w:tc>
-          <w:tcPr>
-            <w:tcW w:type="dxa" w:w="3288"/>
-            <w:shd w:val="clear" w:color="auto" w:fill="FFFFFF"/>
-            <w:tcMar>
-              <w:top w:w="50" w:type="dxa"/>
-              <w:bottom w:w="50" w:type="dxa"/>
-              <w:left w:w="100" w:type="dxa"/>
-              <w:right w:w="100" w:type="dxa"/>
-            </w:tcMar>
-            <w:tcBorders>
-              <w:top w:val="single" w:sz="4" w:color="D0D0D0" w:space="0"/>
-              <w:left w:val="single" w:sz="4" w:color="D0D0D0" w:space="0"/>
-              <w:bottom w:val="single" w:sz="4" w:color="D0D0D0" w:space="0"/>
-              <w:right w:val="single" w:sz="4" w:color="D0D0D0" w:space="0"/>
-            </w:tcBorders>
-          </w:tcPr>
-          <w:p>
-            <w:pPr>
-              <w:spacing w:before="20" w:after="20"/>
-              <w:jc w:val="left"/>
-            </w:pPr>
-            <w:r>
-              <w:rPr>
-                <w:b w:val="0"/>
-                <w:i w:val="0"/>
-                <w:color w:val="222222"/>
-                <w:sz w:val="17"/>
-              </w:rPr>
-              <w:t>Laporan Publik (KNKT, Perpres PSN, Korporasi)</w:t>
+              <w:t>sulawesi_logistik_simpul_nikel.csv</w:t>
             </w:r>
           </w:p>
         </w:tc>

--- a/tools/report_metodologi/bab_1/Metodologi_Bab1_Ekspansi_Industri.docx
+++ b/tools/report_metodologi/bab_1/Metodologi_Bab1_Ekspansi_Industri.docx
@@ -14615,7 +14615,7 @@
                 <w:color w:val="222222"/>
                 <w:sz w:val="17"/>
               </w:rPr>
-              <w:t>Threshold Kategori</w:t>
+              <w:t>Decision Rule (Alpha 5%)</w:t>
             </w:r>
           </w:p>
         </w:tc>
@@ -14648,7 +14648,143 @@
                 <w:color w:val="222222"/>
                 <w:sz w:val="17"/>
               </w:rPr>
-              <w:t>Nilai Median Data Panel (N=60)</w:t>
+              <w:t>Jika P-Value &lt; 0.05, maka Tolak H0 (terbukti signifikan bahwa ekspansi perizinan mendorong deforestasi).</w:t>
+            </w:r>
+          </w:p>
+        </w:tc>
+      </w:tr>
+      <w:tr>
+        <w:tc>
+          <w:tcPr>
+            <w:tcW w:type="dxa" w:w="2551"/>
+            <w:shd w:val="clear" w:color="auto" w:fill="FFFFFF"/>
+            <w:tcMar>
+              <w:top w:w="50" w:type="dxa"/>
+              <w:bottom w:w="50" w:type="dxa"/>
+              <w:left w:w="100" w:type="dxa"/>
+              <w:right w:w="100" w:type="dxa"/>
+            </w:tcMar>
+            <w:tcBorders>
+              <w:top w:val="single" w:sz="4" w:color="D0D0D0" w:space="0"/>
+              <w:left w:val="single" w:sz="4" w:color="D0D0D0" w:space="0"/>
+              <w:bottom w:val="single" w:sz="4" w:color="D0D0D0" w:space="0"/>
+              <w:right w:val="single" w:sz="4" w:color="D0D0D0" w:space="0"/>
+            </w:tcBorders>
+          </w:tcPr>
+          <w:p>
+            <w:pPr>
+              <w:spacing w:before="20" w:after="20"/>
+              <w:jc w:val="left"/>
+            </w:pPr>
+            <w:r>
+              <w:rPr>
+                <w:b w:val="0"/>
+                <w:i w:val="0"/>
+                <w:color w:val="222222"/>
+                <w:sz w:val="17"/>
+              </w:rPr>
+              <w:t>Threshold Kategori</w:t>
+            </w:r>
+          </w:p>
+        </w:tc>
+        <w:tc>
+          <w:tcPr>
+            <w:tcW w:type="dxa" w:w="6236"/>
+            <w:shd w:val="clear" w:color="auto" w:fill="FFFFFF"/>
+            <w:tcMar>
+              <w:top w:w="50" w:type="dxa"/>
+              <w:bottom w:w="50" w:type="dxa"/>
+              <w:left w:w="100" w:type="dxa"/>
+              <w:right w:w="100" w:type="dxa"/>
+            </w:tcMar>
+            <w:tcBorders>
+              <w:top w:val="single" w:sz="4" w:color="D0D0D0" w:space="0"/>
+              <w:left w:val="single" w:sz="4" w:color="D0D0D0" w:space="0"/>
+              <w:bottom w:val="single" w:sz="4" w:color="D0D0D0" w:space="0"/>
+              <w:right w:val="single" w:sz="4" w:color="D0D0D0" w:space="0"/>
+            </w:tcBorders>
+          </w:tcPr>
+          <w:p>
+            <w:pPr>
+              <w:spacing w:before="20" w:after="20"/>
+              <w:jc w:val="left"/>
+            </w:pPr>
+            <w:r>
+              <w:rPr>
+                <w:b w:val="0"/>
+                <w:i w:val="0"/>
+                <w:color w:val="222222"/>
+                <w:sz w:val="17"/>
+              </w:rPr>
+              <w:t>Nilai Median Data Panel (N=60): X &gt;= 2.0 izin; Y &gt;= 10,961.8 Ha.</w:t>
+            </w:r>
+          </w:p>
+        </w:tc>
+      </w:tr>
+      <w:tr>
+        <w:tc>
+          <w:tcPr>
+            <w:tcW w:type="dxa" w:w="2551"/>
+            <w:shd w:val="clear" w:color="auto" w:fill="F5FBF5"/>
+            <w:tcMar>
+              <w:top w:w="50" w:type="dxa"/>
+              <w:bottom w:w="50" w:type="dxa"/>
+              <w:left w:w="100" w:type="dxa"/>
+              <w:right w:w="100" w:type="dxa"/>
+            </w:tcMar>
+            <w:tcBorders>
+              <w:top w:val="single" w:sz="4" w:color="D0D0D0" w:space="0"/>
+              <w:left w:val="single" w:sz="4" w:color="D0D0D0" w:space="0"/>
+              <w:bottom w:val="single" w:sz="4" w:color="D0D0D0" w:space="0"/>
+              <w:right w:val="single" w:sz="4" w:color="D0D0D0" w:space="0"/>
+            </w:tcBorders>
+          </w:tcPr>
+          <w:p>
+            <w:pPr>
+              <w:spacing w:before="20" w:after="20"/>
+              <w:jc w:val="left"/>
+            </w:pPr>
+            <w:r>
+              <w:rPr>
+                <w:b w:val="0"/>
+                <w:i w:val="0"/>
+                <w:color w:val="222222"/>
+                <w:sz w:val="17"/>
+              </w:rPr>
+              <w:t>Orientasi Odds Ratio</w:t>
+            </w:r>
+          </w:p>
+        </w:tc>
+        <w:tc>
+          <w:tcPr>
+            <w:tcW w:type="dxa" w:w="6236"/>
+            <w:shd w:val="clear" w:color="auto" w:fill="F5FBF5"/>
+            <w:tcMar>
+              <w:top w:w="50" w:type="dxa"/>
+              <w:bottom w:w="50" w:type="dxa"/>
+              <w:left w:w="100" w:type="dxa"/>
+              <w:right w:w="100" w:type="dxa"/>
+            </w:tcMar>
+            <w:tcBorders>
+              <w:top w:val="single" w:sz="4" w:color="D0D0D0" w:space="0"/>
+              <w:left w:val="single" w:sz="4" w:color="D0D0D0" w:space="0"/>
+              <w:bottom w:val="single" w:sz="4" w:color="D0D0D0" w:space="0"/>
+              <w:right w:val="single" w:sz="4" w:color="D0D0D0" w:space="0"/>
+            </w:tcBorders>
+          </w:tcPr>
+          <w:p>
+            <w:pPr>
+              <w:spacing w:before="20" w:after="20"/>
+              <w:jc w:val="left"/>
+            </w:pPr>
+            <w:r>
+              <w:rPr>
+                <w:b w:val="0"/>
+                <w:i w:val="0"/>
+                <w:color w:val="222222"/>
+                <w:sz w:val="17"/>
+              </w:rPr>
+              <w:t>OR = ( a × d ) / ( b × c ) dengan a = Izin Tinggi &amp; Deforestasi Tinggi; mengukur risiko deforestasi tinggi pada kelompok penerbitan izin tinggi.</w:t>
             </w:r>
           </w:p>
         </w:tc>
@@ -14727,7 +14863,7 @@
           <w:color w:val="1B5E20"/>
           <w:sz w:val="17"/>
         </w:rPr>
-        <w:t>Total_Konsesi_Kategori_t = Sum(Luas_Konsesi_i) for i in Kategori_Wilayah</w:t>
+        <w:t>Total_Konsesi_Kategori_t = Σ ( Luas_Konsesi_i )   ;   untuk seluruh izin i dalam Kategori_Wilayah</w:t>
       </w:r>
     </w:p>
     <w:p>
@@ -14813,7 +14949,7 @@
           <w:color w:val="2E7D32"/>
           <w:sz w:val="17"/>
         </w:rPr>
-        <w:t>Persamaan: Laju Pertumbuhan Izin Tahunan (Regresi Komparatif YoY)</w:t>
+        <w:t>Persamaan: Persamaan Laju Pertumbuhan Izin Tahunan (Regresi Komparatif YoY)</w:t>
       </w:r>
     </w:p>
     <w:p>
@@ -14836,7 +14972,7 @@
           <w:color w:val="1B5E20"/>
           <w:sz w:val="17"/>
         </w:rPr>
-        <w:t>Pertumbuhan_Izin (%) = [ ( Jumlah_Izin_t - Jumlah_Izin_{t-1} ) / Jumlah_Izin_{t-1} ] * 100</w:t>
+        <w:t>Pertumbuhan_Izin (%) = [ ( Jumlah_Izin_t - Jumlah_Izin_t-1 ) / Jumlah_Izin_t-1 ] × 100</w:t>
       </w:r>
     </w:p>
     <w:p>
@@ -14899,7 +15035,7 @@
           <w:color w:val="1B5E20"/>
           <w:sz w:val="16"/>
         </w:rPr>
-        <w:t xml:space="preserve">• Jumlah_Izin_{t-1}: </w:t>
+        <w:t xml:space="preserve">• Jumlah_Izin_t-1: </w:t>
       </w:r>
       <w:r>
         <w:rPr>
@@ -14922,7 +15058,7 @@
           <w:color w:val="2E7D32"/>
           <w:sz w:val="17"/>
         </w:rPr>
-        <w:t>Persamaan: Pengklasifikasian Kategori Data (Binning Threshold Median)</w:t>
+        <w:t>Persamaan: Persamaan Pengklasifikasian Kategori Data (Binning Threshold Median, Fungsi Piecewise)</w:t>
       </w:r>
     </w:p>
     <w:p>
@@ -14945,7 +15081,7 @@
           <w:color w:val="1B5E20"/>
           <w:sz w:val="17"/>
         </w:rPr>
-        <w:t>Kategori = IF(Nilai_Prov_Tahun &gt;= Median(Seluruh Panel), "Tinggi", "Rendah")</w:t>
+        <w:t>Kategori(x) = 'Tinggi' , jika x ≥ Median(Panel)   |   'Rendah' , jika x &lt; Median(Panel)</w:t>
       </w:r>
     </w:p>
     <w:p>
@@ -14970,7 +15106,7 @@
           <w:color w:val="1B5E20"/>
           <w:sz w:val="16"/>
         </w:rPr>
-        <w:t xml:space="preserve">• Kategori: </w:t>
+        <w:t xml:space="preserve">• Kategori(x): </w:t>
       </w:r>
       <w:r>
         <w:rPr>
@@ -14989,7 +15125,7 @@
           <w:color w:val="1B5E20"/>
           <w:sz w:val="16"/>
         </w:rPr>
-        <w:t xml:space="preserve">• Median(Seluruh Panel): </w:t>
+        <w:t xml:space="preserve">• Median(Panel): </w:t>
       </w:r>
       <w:r>
         <w:rPr>
@@ -14998,7 +15134,7 @@
           <w:color w:val="444444"/>
           <w:sz w:val="16"/>
         </w:rPr>
-        <w:t>Ambang batas (threshold) dari nilai tengah keseluruhan observasi panel (N=60).</w:t>
+        <w:t>Ambang batas (threshold) dari nilai tengah keseluruhan observasi panel provinsi-tahun.</w:t>
       </w:r>
     </w:p>
     <w:p>
@@ -15012,7 +15148,7 @@
           <w:color w:val="2E7D32"/>
           <w:sz w:val="17"/>
         </w:rPr>
-        <w:t>Persamaan: Uji Independensi Chi-Square (Pearson)</w:t>
+        <w:t>Persamaan: Persamaan Uji Independensi Chi-Square Pearson (χ² Kontinjensi 2x2)</w:t>
       </w:r>
     </w:p>
     <w:p>
@@ -15035,7 +15171,7 @@
           <w:color w:val="1B5E20"/>
           <w:sz w:val="17"/>
         </w:rPr>
-        <w:t>Chi_Square (χ²) = Jumlah [ (Frekuensi_Observasi - Frekuensi_Harapan)^2 / Frekuensi_Harapan ]</w:t>
+        <w:t>χ² = Σ [ ( O_ij - E_ij )² / E_ij ]   ;   dengan E_ij = ( Total_Baris_i × Total_Kolom_j ) / N</w:t>
       </w:r>
     </w:p>
     <w:p>
@@ -15060,7 +15196,7 @@
           <w:color w:val="1B5E20"/>
           <w:sz w:val="16"/>
         </w:rPr>
-        <w:t xml:space="preserve">• Chi_Square (χ²): </w:t>
+        <w:t xml:space="preserve">• χ²: </w:t>
       </w:r>
       <w:r>
         <w:rPr>
@@ -15079,7 +15215,7 @@
           <w:color w:val="1B5E20"/>
           <w:sz w:val="16"/>
         </w:rPr>
-        <w:t xml:space="preserve">• Frekuensi_Observasi: </w:t>
+        <w:t xml:space="preserve">• O_ij: </w:t>
       </w:r>
       <w:r>
         <w:rPr>
@@ -15088,7 +15224,7 @@
           <w:color w:val="444444"/>
           <w:sz w:val="16"/>
         </w:rPr>
-        <w:t>Jumlah aktual pada sel tabel kontinjensi 2x2.</w:t>
+        <w:t>Frekuensi Observasi: jumlah kasus aktual pada sel baris i kolom j tabel kontinjensi 2x2.</w:t>
         <w:br/>
       </w:r>
       <w:r>
@@ -15098,7 +15234,7 @@
           <w:color w:val="1B5E20"/>
           <w:sz w:val="16"/>
         </w:rPr>
-        <w:t xml:space="preserve">• Frekuensi_Harapan: </w:t>
+        <w:t xml:space="preserve">• E_ij: </w:t>
       </w:r>
       <w:r>
         <w:rPr>
@@ -15107,7 +15243,7 @@
           <w:color w:val="444444"/>
           <w:sz w:val="16"/>
         </w:rPr>
-        <w:t>Jumlah teoretis jika kedua variabel saling independen.</w:t>
+        <w:t>Frekuensi Harapan: jumlah kasus teoretis jika kedua variabel saling independen, E_ij = ( Total_Baris_i × Total_Kolom_j ) / N.</w:t>
       </w:r>
     </w:p>
     <w:p>
@@ -15121,7 +15257,7 @@
           <w:color w:val="2E7D32"/>
           <w:sz w:val="17"/>
         </w:rPr>
-        <w:t>Persamaan: Rasio Keunggulan Risiko (Odds Ratio)</w:t>
+        <w:t>Persamaan: Persamaan Rasio Keunggulan Risiko (Odds Ratio)</w:t>
       </w:r>
     </w:p>
     <w:p>
@@ -15144,7 +15280,7 @@
           <w:color w:val="1B5E20"/>
           <w:sz w:val="17"/>
         </w:rPr>
-        <w:t>Odds_Ratio (OR) = ( a * d ) / ( b * c )</w:t>
+        <w:t>Odds_Ratio (OR) = ( a × d ) / ( b × c )</w:t>
       </w:r>
     </w:p>
     <w:p>
@@ -19580,7 +19716,7 @@
           <w:color w:val="1B5E20"/>
           <w:sz w:val="17"/>
         </w:rPr>
-        <w:t>Total_Deforestasi_Driver_k = Sum(Area_Loss_i) for i in Kategori_Driver_k</w:t>
+        <w:t>Total_Deforestasi_Driver_k = Σ ( Area_Loss_i )   ;   untuk seluruh piksel i dalam Kategori_Driver_k</w:t>
       </w:r>
     </w:p>
     <w:p>
@@ -19689,7 +19825,7 @@
           <w:color w:val="1B5E20"/>
           <w:sz w:val="17"/>
         </w:rPr>
-        <w:t>Total_Primary_Loss = Sum(Area_Loss_j) for j where Tipe_Hutan = "Primer"</w:t>
+        <w:t>Total_Primary_Loss = Σ ( Area_Loss_j )   ;   untuk seluruh piksel j dengan Tipe_Hutan = 'Primer'</w:t>
       </w:r>
     </w:p>
     <w:p>
@@ -19779,7 +19915,7 @@
           <w:color w:val="1B5E20"/>
           <w:sz w:val="17"/>
         </w:rPr>
-        <w:t>Emisi_CO2_Total = Sum(Area_Loss_c * Faktor_Emisi_Biomassa_c)</w:t>
+        <w:t>Emisi_CO2_Total = Σ ( Area_Loss_c × Faktor_Emisi_Biomassa_c )</w:t>
       </w:r>
     </w:p>
     <w:p>
@@ -19888,7 +20024,7 @@
           <w:color w:val="2E7D32"/>
           <w:sz w:val="17"/>
         </w:rPr>
-        <w:t>Persamaan: Persamaan Kategorisasi Nilai Ambang Batas Median</w:t>
+        <w:t>Persamaan: Persamaan Kategorisasi Nilai Ambang Batas Median (Fungsi Piecewise)</w:t>
       </w:r>
     </w:p>
     <w:p>
@@ -19911,7 +20047,7 @@
           <w:color w:val="1B5E20"/>
           <w:sz w:val="17"/>
         </w:rPr>
-        <w:t>Kategori = IF(Nilai_Prov_Tahun &gt;= Median(Seluruh Panel), "Tinggi", "Rendah")</w:t>
+        <w:t>Kategori(x) = 'Tinggi' , jika x ≥ Median(Panel)   |   'Rendah' , jika x &lt; Median(Panel)</w:t>
       </w:r>
     </w:p>
     <w:p>
@@ -19936,7 +20072,7 @@
           <w:color w:val="1B5E20"/>
           <w:sz w:val="16"/>
         </w:rPr>
-        <w:t xml:space="preserve">• Kategori: </w:t>
+        <w:t xml:space="preserve">• Kategori(x): </w:t>
       </w:r>
       <w:r>
         <w:rPr>
@@ -19955,7 +20091,7 @@
           <w:color w:val="1B5E20"/>
           <w:sz w:val="16"/>
         </w:rPr>
-        <w:t xml:space="preserve">• Median(Seluruh Panel): </w:t>
+        <w:t xml:space="preserve">• Median(Panel): </w:t>
       </w:r>
       <w:r>
         <w:rPr>
@@ -19964,7 +20100,7 @@
           <w:color w:val="444444"/>
           <w:sz w:val="16"/>
         </w:rPr>
-        <w:t>Ambang batas (threshold) dari nilai tengah Investasi PMDN keseluruhan observasi panel (N=48).</w:t>
+        <w:t>Ambang batas (threshold) dari nilai tengah Investasi PMDN keseluruhan observasi panel provinsi-tahun.</w:t>
       </w:r>
     </w:p>
     <w:p>
@@ -23930,7 +24066,7 @@
                 <w:color w:val="222222"/>
                 <w:sz w:val="17"/>
               </w:rPr>
-              <w:t>Threshold Kategori</w:t>
+              <w:t>Decision Rule (Alpha 5%)</w:t>
             </w:r>
           </w:p>
         </w:tc>
@@ -23963,7 +24099,143 @@
                 <w:color w:val="222222"/>
                 <w:sz w:val="17"/>
               </w:rPr>
-              <w:t>Nilai Median Data Panel (N=48)</w:t>
+              <w:t>Jika P-Value &lt; 0.05, maka Tolak H0 (terbukti signifikan bahwa realisasi investasi mendorong deforestasi).</w:t>
+            </w:r>
+          </w:p>
+        </w:tc>
+      </w:tr>
+      <w:tr>
+        <w:tc>
+          <w:tcPr>
+            <w:tcW w:type="dxa" w:w="2551"/>
+            <w:shd w:val="clear" w:color="auto" w:fill="FFFFFF"/>
+            <w:tcMar>
+              <w:top w:w="50" w:type="dxa"/>
+              <w:bottom w:w="50" w:type="dxa"/>
+              <w:left w:w="100" w:type="dxa"/>
+              <w:right w:w="100" w:type="dxa"/>
+            </w:tcMar>
+            <w:tcBorders>
+              <w:top w:val="single" w:sz="4" w:color="D0D0D0" w:space="0"/>
+              <w:left w:val="single" w:sz="4" w:color="D0D0D0" w:space="0"/>
+              <w:bottom w:val="single" w:sz="4" w:color="D0D0D0" w:space="0"/>
+              <w:right w:val="single" w:sz="4" w:color="D0D0D0" w:space="0"/>
+            </w:tcBorders>
+          </w:tcPr>
+          <w:p>
+            <w:pPr>
+              <w:spacing w:before="20" w:after="20"/>
+              <w:jc w:val="left"/>
+            </w:pPr>
+            <w:r>
+              <w:rPr>
+                <w:b w:val="0"/>
+                <w:i w:val="0"/>
+                <w:color w:val="222222"/>
+                <w:sz w:val="17"/>
+              </w:rPr>
+              <w:t>Threshold Kategori</w:t>
+            </w:r>
+          </w:p>
+        </w:tc>
+        <w:tc>
+          <w:tcPr>
+            <w:tcW w:type="dxa" w:w="6236"/>
+            <w:shd w:val="clear" w:color="auto" w:fill="FFFFFF"/>
+            <w:tcMar>
+              <w:top w:w="50" w:type="dxa"/>
+              <w:bottom w:w="50" w:type="dxa"/>
+              <w:left w:w="100" w:type="dxa"/>
+              <w:right w:w="100" w:type="dxa"/>
+            </w:tcMar>
+            <w:tcBorders>
+              <w:top w:val="single" w:sz="4" w:color="D0D0D0" w:space="0"/>
+              <w:left w:val="single" w:sz="4" w:color="D0D0D0" w:space="0"/>
+              <w:bottom w:val="single" w:sz="4" w:color="D0D0D0" w:space="0"/>
+              <w:right w:val="single" w:sz="4" w:color="D0D0D0" w:space="0"/>
+            </w:tcBorders>
+          </w:tcPr>
+          <w:p>
+            <w:pPr>
+              <w:spacing w:before="20" w:after="20"/>
+              <w:jc w:val="left"/>
+            </w:pPr>
+            <w:r>
+              <w:rPr>
+                <w:b w:val="0"/>
+                <w:i w:val="0"/>
+                <w:color w:val="222222"/>
+                <w:sz w:val="17"/>
+              </w:rPr>
+              <w:t>Nilai Median Data Panel (N=96): X &gt; 1,097.3 Juta Rp; Y &gt;= 10,451.7 Ha.</w:t>
+            </w:r>
+          </w:p>
+        </w:tc>
+      </w:tr>
+      <w:tr>
+        <w:tc>
+          <w:tcPr>
+            <w:tcW w:type="dxa" w:w="2551"/>
+            <w:shd w:val="clear" w:color="auto" w:fill="F5FBF5"/>
+            <w:tcMar>
+              <w:top w:w="50" w:type="dxa"/>
+              <w:bottom w:w="50" w:type="dxa"/>
+              <w:left w:w="100" w:type="dxa"/>
+              <w:right w:w="100" w:type="dxa"/>
+            </w:tcMar>
+            <w:tcBorders>
+              <w:top w:val="single" w:sz="4" w:color="D0D0D0" w:space="0"/>
+              <w:left w:val="single" w:sz="4" w:color="D0D0D0" w:space="0"/>
+              <w:bottom w:val="single" w:sz="4" w:color="D0D0D0" w:space="0"/>
+              <w:right w:val="single" w:sz="4" w:color="D0D0D0" w:space="0"/>
+            </w:tcBorders>
+          </w:tcPr>
+          <w:p>
+            <w:pPr>
+              <w:spacing w:before="20" w:after="20"/>
+              <w:jc w:val="left"/>
+            </w:pPr>
+            <w:r>
+              <w:rPr>
+                <w:b w:val="0"/>
+                <w:i w:val="0"/>
+                <w:color w:val="222222"/>
+                <w:sz w:val="17"/>
+              </w:rPr>
+              <w:t>Orientasi Odds Ratio</w:t>
+            </w:r>
+          </w:p>
+        </w:tc>
+        <w:tc>
+          <w:tcPr>
+            <w:tcW w:type="dxa" w:w="6236"/>
+            <w:shd w:val="clear" w:color="auto" w:fill="F5FBF5"/>
+            <w:tcMar>
+              <w:top w:w="50" w:type="dxa"/>
+              <w:bottom w:w="50" w:type="dxa"/>
+              <w:left w:w="100" w:type="dxa"/>
+              <w:right w:w="100" w:type="dxa"/>
+            </w:tcMar>
+            <w:tcBorders>
+              <w:top w:val="single" w:sz="4" w:color="D0D0D0" w:space="0"/>
+              <w:left w:val="single" w:sz="4" w:color="D0D0D0" w:space="0"/>
+              <w:bottom w:val="single" w:sz="4" w:color="D0D0D0" w:space="0"/>
+              <w:right w:val="single" w:sz="4" w:color="D0D0D0" w:space="0"/>
+            </w:tcBorders>
+          </w:tcPr>
+          <w:p>
+            <w:pPr>
+              <w:spacing w:before="20" w:after="20"/>
+              <w:jc w:val="left"/>
+            </w:pPr>
+            <w:r>
+              <w:rPr>
+                <w:b w:val="0"/>
+                <w:i w:val="0"/>
+                <w:color w:val="222222"/>
+                <w:sz w:val="17"/>
+              </w:rPr>
+              <w:t>OR = ( a × d ) / ( b × c ) dengan a = Investasi Tinggi &amp; Deforestasi Tinggi; mengukur risiko deforestasi tinggi pada kelompok realisasi investasi tinggi.</w:t>
             </w:r>
           </w:p>
         </w:tc>

--- a/tools/report_metodologi/bab_1/Metodologi_Bab1_Ekspansi_Industri.docx
+++ b/tools/report_metodologi/bab_1/Metodologi_Bab1_Ekspansi_Industri.docx
@@ -24167,7 +24167,7 @@
                 <w:color w:val="222222"/>
                 <w:sz w:val="17"/>
               </w:rPr>
-              <w:t>Nilai Median Data Panel (N=96): X &gt; 1,097.3 Juta Rp; Y &gt;= 10,451.7 Ha.</w:t>
+              <w:t>Nilai Median Data Panel (N=48): X &gt; 3,146.4 Juta Rp; Y &gt;= 10,451.7 Ha.</w:t>
             </w:r>
           </w:p>
         </w:tc>
@@ -24610,7 +24610,7 @@
                 <w:color w:val="222222"/>
                 <w:sz w:val="17"/>
               </w:rPr>
-              <w:t>2.042</w:t>
+              <w:t>2.083</w:t>
             </w:r>
           </w:p>
         </w:tc>
@@ -24643,7 +24643,7 @@
                 <w:color w:val="222222"/>
                 <w:sz w:val="17"/>
               </w:rPr>
-              <w:t>p = 0.1530</w:t>
+              <w:t>p = 0.1489</w:t>
             </w:r>
           </w:p>
         </w:tc>
@@ -24676,7 +24676,7 @@
                 <w:color w:val="222222"/>
                 <w:sz w:val="17"/>
               </w:rPr>
-              <w:t>2.0</w:t>
+              <w:t>2.8</w:t>
             </w:r>
           </w:p>
         </w:tc>
@@ -24810,7 +24810,7 @@
                 <w:color w:val="222222"/>
                 <w:sz w:val="17"/>
               </w:rPr>
-              <w:t>3.375</w:t>
+              <w:t>2.083</w:t>
             </w:r>
           </w:p>
         </w:tc>
@@ -24843,7 +24843,7 @@
                 <w:color w:val="222222"/>
                 <w:sz w:val="17"/>
               </w:rPr>
-              <w:t>p = 0.0662</w:t>
+              <w:t>p = 0.1489</w:t>
             </w:r>
           </w:p>
         </w:tc>
@@ -24876,7 +24876,7 @@
                 <w:color w:val="222222"/>
                 <w:sz w:val="17"/>
               </w:rPr>
-              <w:t>2.3</w:t>
+              <w:t>2.8</w:t>
             </w:r>
           </w:p>
         </w:tc>
